--- a/SRS_RTMS.docx
+++ b/SRS_RTMS.docx
@@ -5,30 +5,49 @@
     <w:p>
       <w:pPr>
         <w:spacing w:line="288" w:lineRule="auto"/>
-      </w:pPr>
-    </w:p>
-    <w:p>
-      <w:pPr>
-        <w:spacing w:line="288" w:lineRule="auto"/>
-      </w:pPr>
-    </w:p>
-    <w:p>
-      <w:pPr>
-        <w:spacing w:line="288" w:lineRule="auto"/>
-      </w:pPr>
-    </w:p>
-    <w:p>
-      <w:pPr>
-        <w:spacing w:line="288" w:lineRule="auto"/>
-        <w:jc w:val="center"/>
+        <w:jc w:val="both"/>
+        <w:rPr>
+          <w:sz w:val="28"/>
+          <w:szCs w:val="28"/>
+        </w:rPr>
+      </w:pPr>
+    </w:p>
+    <w:p>
+      <w:pPr>
+        <w:spacing w:line="288" w:lineRule="auto"/>
+        <w:jc w:val="both"/>
+        <w:rPr>
+          <w:sz w:val="28"/>
+          <w:szCs w:val="28"/>
+        </w:rPr>
+      </w:pPr>
+    </w:p>
+    <w:p>
+      <w:pPr>
+        <w:spacing w:line="288" w:lineRule="auto"/>
+        <w:jc w:val="both"/>
+        <w:rPr>
+          <w:sz w:val="28"/>
+          <w:szCs w:val="28"/>
+        </w:rPr>
+      </w:pPr>
+    </w:p>
+    <w:p>
+      <w:pPr>
+        <w:spacing w:line="288" w:lineRule="auto"/>
+        <w:jc w:val="both"/>
+        <w:rPr>
+          <w:sz w:val="28"/>
+          <w:szCs w:val="28"/>
+        </w:rPr>
       </w:pPr>
       <w:r>
         <w:rPr>
           <w:b/>
           <w:bCs/>
           <w:color w:val="1F4E79"/>
-          <w:sz w:val="36"/>
-          <w:szCs w:val="36"/>
+          <w:sz w:val="28"/>
+          <w:szCs w:val="28"/>
         </w:rPr>
         <w:t>TÀI LIỆU ĐẶC TẢ YÊU CẦU PHẦN MỀM</w:t>
       </w:r>
@@ -36,15 +55,19 @@
     <w:p>
       <w:pPr>
         <w:spacing w:line="288" w:lineRule="auto"/>
-        <w:jc w:val="center"/>
+        <w:jc w:val="both"/>
+        <w:rPr>
+          <w:sz w:val="28"/>
+          <w:szCs w:val="28"/>
+        </w:rPr>
       </w:pPr>
       <w:r>
         <w:rPr>
           <w:i/>
           <w:iCs/>
           <w:color w:val="444444"/>
-          <w:sz w:val="26"/>
-          <w:szCs w:val="26"/>
+          <w:sz w:val="28"/>
+          <w:szCs w:val="28"/>
         </w:rPr>
         <w:t>Software Requirements Specification (SRS)</w:t>
       </w:r>
@@ -52,20 +75,29 @@
     <w:p>
       <w:pPr>
         <w:spacing w:line="288" w:lineRule="auto"/>
-      </w:pPr>
-    </w:p>
-    <w:p>
-      <w:pPr>
-        <w:spacing w:line="288" w:lineRule="auto"/>
-        <w:jc w:val="center"/>
+        <w:jc w:val="both"/>
+        <w:rPr>
+          <w:sz w:val="28"/>
+          <w:szCs w:val="28"/>
+        </w:rPr>
+      </w:pPr>
+    </w:p>
+    <w:p>
+      <w:pPr>
+        <w:spacing w:line="288" w:lineRule="auto"/>
+        <w:jc w:val="both"/>
+        <w:rPr>
+          <w:sz w:val="28"/>
+          <w:szCs w:val="28"/>
+        </w:rPr>
       </w:pPr>
       <w:r>
         <w:rPr>
           <w:b/>
           <w:bCs/>
           <w:color w:val="C00000"/>
-          <w:sz w:val="32"/>
-          <w:szCs w:val="32"/>
+          <w:sz w:val="28"/>
+          <w:szCs w:val="28"/>
         </w:rPr>
         <w:t>HỆ THỐNG QUẢN LÝ BÁN VÉ TÀU HỎA TRỰC TUYẾN</w:t>
       </w:r>
@@ -73,15 +105,19 @@
     <w:p>
       <w:pPr>
         <w:spacing w:line="288" w:lineRule="auto"/>
-        <w:jc w:val="center"/>
+        <w:jc w:val="both"/>
+        <w:rPr>
+          <w:sz w:val="28"/>
+          <w:szCs w:val="28"/>
+        </w:rPr>
       </w:pPr>
       <w:r>
         <w:rPr>
           <w:i/>
           <w:iCs/>
           <w:color w:val="444444"/>
-          <w:sz w:val="26"/>
-          <w:szCs w:val="26"/>
+          <w:sz w:val="28"/>
+          <w:szCs w:val="28"/>
         </w:rPr>
         <w:t>Railway</w:t>
       </w:r>
@@ -90,8 +126,8 @@
           <w:i/>
           <w:iCs/>
           <w:color w:val="444444"/>
-          <w:sz w:val="26"/>
-          <w:szCs w:val="26"/>
+          <w:sz w:val="28"/>
+          <w:szCs w:val="28"/>
         </w:rPr>
         <w:t xml:space="preserve"> </w:t>
       </w:r>
@@ -100,8 +136,8 @@
           <w:i/>
           <w:iCs/>
           <w:color w:val="444444"/>
-          <w:sz w:val="26"/>
-          <w:szCs w:val="26"/>
+          <w:sz w:val="28"/>
+          <w:szCs w:val="28"/>
         </w:rPr>
         <w:t>Ticketing Management System</w:t>
       </w:r>
@@ -109,16 +145,31 @@
     <w:p>
       <w:pPr>
         <w:spacing w:line="288" w:lineRule="auto"/>
-      </w:pPr>
-    </w:p>
-    <w:p>
-      <w:pPr>
-        <w:spacing w:line="288" w:lineRule="auto"/>
-      </w:pPr>
-    </w:p>
-    <w:p>
-      <w:pPr>
-        <w:spacing w:line="288" w:lineRule="auto"/>
+        <w:jc w:val="both"/>
+        <w:rPr>
+          <w:sz w:val="28"/>
+          <w:szCs w:val="28"/>
+        </w:rPr>
+      </w:pPr>
+    </w:p>
+    <w:p>
+      <w:pPr>
+        <w:spacing w:line="288" w:lineRule="auto"/>
+        <w:jc w:val="both"/>
+        <w:rPr>
+          <w:sz w:val="28"/>
+          <w:szCs w:val="28"/>
+        </w:rPr>
+      </w:pPr>
+    </w:p>
+    <w:p>
+      <w:pPr>
+        <w:spacing w:line="288" w:lineRule="auto"/>
+        <w:jc w:val="both"/>
+        <w:rPr>
+          <w:sz w:val="28"/>
+          <w:szCs w:val="28"/>
+        </w:rPr>
       </w:pPr>
     </w:p>
     <w:tbl>
@@ -163,13 +214,18 @@
           <w:p>
             <w:pPr>
               <w:spacing w:line="288" w:lineRule="auto"/>
+              <w:jc w:val="both"/>
+              <w:rPr>
+                <w:sz w:val="28"/>
+                <w:szCs w:val="28"/>
+              </w:rPr>
             </w:pPr>
             <w:r>
               <w:rPr>
                 <w:b/>
                 <w:bCs/>
-                <w:sz w:val="22"/>
-                <w:szCs w:val="22"/>
+                <w:sz w:val="28"/>
+                <w:szCs w:val="28"/>
               </w:rPr>
               <w:t>Mã tài liệu</w:t>
             </w:r>
@@ -194,11 +250,16 @@
           <w:p>
             <w:pPr>
               <w:spacing w:line="288" w:lineRule="auto"/>
-            </w:pPr>
-            <w:r>
-              <w:rPr>
-                <w:sz w:val="22"/>
-                <w:szCs w:val="22"/>
+              <w:jc w:val="both"/>
+              <w:rPr>
+                <w:sz w:val="28"/>
+                <w:szCs w:val="28"/>
+              </w:rPr>
+            </w:pPr>
+            <w:r>
+              <w:rPr>
+                <w:sz w:val="28"/>
+                <w:szCs w:val="28"/>
               </w:rPr>
               <w:t>SRS_RTMS_v1.0</w:t>
             </w:r>
@@ -226,13 +287,18 @@
           <w:p>
             <w:pPr>
               <w:spacing w:line="288" w:lineRule="auto"/>
+              <w:jc w:val="both"/>
+              <w:rPr>
+                <w:sz w:val="28"/>
+                <w:szCs w:val="28"/>
+              </w:rPr>
             </w:pPr>
             <w:r>
               <w:rPr>
                 <w:b/>
                 <w:bCs/>
-                <w:sz w:val="22"/>
-                <w:szCs w:val="22"/>
+                <w:sz w:val="28"/>
+                <w:szCs w:val="28"/>
               </w:rPr>
               <w:t>Phiên bản</w:t>
             </w:r>
@@ -257,11 +323,16 @@
           <w:p>
             <w:pPr>
               <w:spacing w:line="288" w:lineRule="auto"/>
-            </w:pPr>
-            <w:r>
-              <w:rPr>
-                <w:sz w:val="22"/>
-                <w:szCs w:val="22"/>
+              <w:jc w:val="both"/>
+              <w:rPr>
+                <w:sz w:val="28"/>
+                <w:szCs w:val="28"/>
+              </w:rPr>
+            </w:pPr>
+            <w:r>
+              <w:rPr>
+                <w:sz w:val="28"/>
+                <w:szCs w:val="28"/>
               </w:rPr>
               <w:t>1.0.0</w:t>
             </w:r>
@@ -289,13 +360,18 @@
           <w:p>
             <w:pPr>
               <w:spacing w:line="288" w:lineRule="auto"/>
+              <w:jc w:val="both"/>
+              <w:rPr>
+                <w:sz w:val="28"/>
+                <w:szCs w:val="28"/>
+              </w:rPr>
             </w:pPr>
             <w:r>
               <w:rPr>
                 <w:b/>
                 <w:bCs/>
-                <w:sz w:val="22"/>
-                <w:szCs w:val="22"/>
+                <w:sz w:val="28"/>
+                <w:szCs w:val="28"/>
               </w:rPr>
               <w:t>Ngày lập</w:t>
             </w:r>
@@ -320,11 +396,16 @@
           <w:p>
             <w:pPr>
               <w:spacing w:line="288" w:lineRule="auto"/>
-            </w:pPr>
-            <w:r>
-              <w:rPr>
-                <w:sz w:val="22"/>
-                <w:szCs w:val="22"/>
+              <w:jc w:val="both"/>
+              <w:rPr>
+                <w:sz w:val="28"/>
+                <w:szCs w:val="28"/>
+              </w:rPr>
+            </w:pPr>
+            <w:r>
+              <w:rPr>
+                <w:sz w:val="28"/>
+                <w:szCs w:val="28"/>
               </w:rPr>
               <w:t>07/04/2026</w:t>
             </w:r>
@@ -352,13 +433,18 @@
           <w:p>
             <w:pPr>
               <w:spacing w:line="288" w:lineRule="auto"/>
+              <w:jc w:val="both"/>
+              <w:rPr>
+                <w:sz w:val="28"/>
+                <w:szCs w:val="28"/>
+              </w:rPr>
             </w:pPr>
             <w:r>
               <w:rPr>
                 <w:b/>
                 <w:bCs/>
-                <w:sz w:val="22"/>
-                <w:szCs w:val="22"/>
+                <w:sz w:val="28"/>
+                <w:szCs w:val="28"/>
               </w:rPr>
               <w:t>Trạng thái</w:t>
             </w:r>
@@ -383,11 +469,16 @@
           <w:p>
             <w:pPr>
               <w:spacing w:line="288" w:lineRule="auto"/>
-            </w:pPr>
-            <w:r>
-              <w:rPr>
-                <w:sz w:val="22"/>
-                <w:szCs w:val="22"/>
+              <w:jc w:val="both"/>
+              <w:rPr>
+                <w:sz w:val="28"/>
+                <w:szCs w:val="28"/>
+              </w:rPr>
+            </w:pPr>
+            <w:r>
+              <w:rPr>
+                <w:sz w:val="28"/>
+                <w:szCs w:val="28"/>
               </w:rPr>
               <w:t>Draft - Bản nháp</w:t>
             </w:r>
@@ -398,27 +489,48 @@
     <w:p>
       <w:pPr>
         <w:spacing w:line="288" w:lineRule="auto"/>
-      </w:pPr>
-    </w:p>
-    <w:p>
-      <w:pPr>
-        <w:spacing w:line="288" w:lineRule="auto"/>
-      </w:pPr>
-    </w:p>
-    <w:p>
-      <w:pPr>
-        <w:spacing w:line="288" w:lineRule="auto"/>
-      </w:pPr>
-    </w:p>
-    <w:p>
-      <w:pPr>
-        <w:spacing w:line="288" w:lineRule="auto"/>
-        <w:jc w:val="center"/>
+        <w:jc w:val="both"/>
+        <w:rPr>
+          <w:sz w:val="28"/>
+          <w:szCs w:val="28"/>
+        </w:rPr>
+      </w:pPr>
+    </w:p>
+    <w:p>
+      <w:pPr>
+        <w:spacing w:line="288" w:lineRule="auto"/>
+        <w:jc w:val="both"/>
+        <w:rPr>
+          <w:sz w:val="28"/>
+          <w:szCs w:val="28"/>
+        </w:rPr>
+      </w:pPr>
+    </w:p>
+    <w:p>
+      <w:pPr>
+        <w:spacing w:line="288" w:lineRule="auto"/>
+        <w:jc w:val="both"/>
+        <w:rPr>
+          <w:sz w:val="28"/>
+          <w:szCs w:val="28"/>
+        </w:rPr>
+      </w:pPr>
+    </w:p>
+    <w:p>
+      <w:pPr>
+        <w:spacing w:line="288" w:lineRule="auto"/>
+        <w:jc w:val="both"/>
+        <w:rPr>
+          <w:sz w:val="28"/>
+          <w:szCs w:val="28"/>
+        </w:rPr>
       </w:pPr>
       <w:r>
         <w:rPr>
           <w:i/>
           <w:iCs/>
+          <w:sz w:val="28"/>
+          <w:szCs w:val="28"/>
         </w:rPr>
         <w:t>Hà Nội - 2026</w:t>
       </w:r>
@@ -426,22 +538,36 @@
     <w:p>
       <w:pPr>
         <w:spacing w:line="288" w:lineRule="auto"/>
-      </w:pPr>
-      <w:r>
+        <w:jc w:val="both"/>
+        <w:rPr>
+          <w:sz w:val="28"/>
+          <w:szCs w:val="28"/>
+        </w:rPr>
+      </w:pPr>
+      <w:r>
+        <w:rPr>
+          <w:sz w:val="28"/>
+          <w:szCs w:val="28"/>
+        </w:rPr>
         <w:br w:type="page"/>
       </w:r>
     </w:p>
     <w:p>
       <w:pPr>
         <w:spacing w:line="288" w:lineRule="auto"/>
+        <w:jc w:val="both"/>
+        <w:rPr>
+          <w:sz w:val="28"/>
+          <w:szCs w:val="28"/>
+        </w:rPr>
       </w:pPr>
       <w:r>
         <w:rPr>
           <w:b/>
           <w:bCs/>
           <w:color w:val="1F4E79"/>
-          <w:sz w:val="26"/>
-          <w:szCs w:val="26"/>
+          <w:sz w:val="28"/>
+          <w:szCs w:val="28"/>
           <w:u w:val="single"/>
         </w:rPr>
         <w:lastRenderedPageBreak/>
@@ -451,19 +577,29 @@
     <w:p>
       <w:pPr>
         <w:spacing w:line="288" w:lineRule="auto"/>
-      </w:pPr>
-    </w:p>
-    <w:p>
-      <w:pPr>
-        <w:spacing w:line="288" w:lineRule="auto"/>
+        <w:jc w:val="both"/>
+        <w:rPr>
+          <w:sz w:val="28"/>
+          <w:szCs w:val="28"/>
+        </w:rPr>
+      </w:pPr>
+    </w:p>
+    <w:p>
+      <w:pPr>
+        <w:spacing w:line="288" w:lineRule="auto"/>
+        <w:jc w:val="both"/>
+        <w:rPr>
+          <w:sz w:val="28"/>
+          <w:szCs w:val="28"/>
+        </w:rPr>
       </w:pPr>
       <w:r>
         <w:rPr>
           <w:b/>
           <w:bCs/>
           <w:color w:val="2E75B6"/>
-          <w:sz w:val="25"/>
-          <w:szCs w:val="25"/>
+          <w:sz w:val="28"/>
+          <w:szCs w:val="28"/>
         </w:rPr>
         <w:t>1.1 Mục đích tài liệu</w:t>
       </w:r>
@@ -473,34 +609,63 @@
         <w:spacing w:line="288" w:lineRule="auto"/>
         <w:ind w:firstLine="720"/>
         <w:jc w:val="both"/>
-      </w:pPr>
-      <w:r>
+        <w:rPr>
+          <w:sz w:val="28"/>
+          <w:szCs w:val="28"/>
+        </w:rPr>
+      </w:pPr>
+      <w:r>
+        <w:rPr>
+          <w:sz w:val="28"/>
+          <w:szCs w:val="28"/>
+        </w:rPr>
         <w:t xml:space="preserve">Tài liệu được xây dựng dựa trên quá trình khảo sát, phân tích yêu cầu của ngành đường sắt làm căn cứ cho quá trình phát triển, kiểm thử, bảo hành hệ thống Quản lý bán vé tàu hỏa trực tuyến. Nội dung tài liệu bao gồm đặc tả các yêu cầu chức năng và phi chức năng của hệ thống. </w:t>
       </w:r>
       <w:r>
+        <w:rPr>
+          <w:sz w:val="28"/>
+          <w:szCs w:val="28"/>
+        </w:rPr>
         <w:t xml:space="preserve">Chức năng chính của hệ thống là đặt vé, tra cứu hành trình, thanh toán vé trực tuyến, hủy và đổi vé. </w:t>
       </w:r>
       <w:r>
+        <w:rPr>
+          <w:sz w:val="28"/>
+          <w:szCs w:val="28"/>
+        </w:rPr>
         <w:t>Hệ thống sẽ giúp hành khách tra cứu</w:t>
       </w:r>
       <w:r>
+        <w:rPr>
+          <w:sz w:val="28"/>
+          <w:szCs w:val="28"/>
+        </w:rPr>
         <w:t xml:space="preserve"> và đặt vé nhanh chóng, đồng thời</w:t>
       </w:r>
       <w:r>
+        <w:rPr>
+          <w:sz w:val="28"/>
+          <w:szCs w:val="28"/>
+        </w:rPr>
         <w:t xml:space="preserve"> giúp nhà quản lý tối ưu hóa công suất khai thác đoàn tàu.</w:t>
       </w:r>
     </w:p>
     <w:p>
       <w:pPr>
         <w:spacing w:line="288" w:lineRule="auto"/>
+        <w:jc w:val="both"/>
+        <w:rPr>
+          <w:sz w:val="28"/>
+          <w:szCs w:val="28"/>
+        </w:rPr>
       </w:pPr>
       <w:r>
         <w:rPr>
           <w:b/>
           <w:bCs/>
           <w:color w:val="2E75B6"/>
-          <w:sz w:val="25"/>
-          <w:szCs w:val="25"/>
+          <w:sz w:val="28"/>
+          <w:szCs w:val="28"/>
         </w:rPr>
         <w:t>1.2 Phạm vi tài liệu</w:t>
       </w:r>
@@ -510,22 +675,35 @@
         <w:spacing w:line="288" w:lineRule="auto"/>
         <w:ind w:firstLine="720"/>
         <w:jc w:val="both"/>
-      </w:pPr>
-      <w:r>
+        <w:rPr>
+          <w:sz w:val="28"/>
+          <w:szCs w:val="28"/>
+        </w:rPr>
+      </w:pPr>
+      <w:r>
+        <w:rPr>
+          <w:sz w:val="28"/>
+          <w:szCs w:val="28"/>
+        </w:rPr>
         <w:t>Tài liệu được sử dụng làm cơ sở cho thiết kế, phát triển, kiểm thử và bảo hành cho hệ thống bán vé tàu hỏa trực tuyến.</w:t>
       </w:r>
     </w:p>
     <w:p>
       <w:pPr>
         <w:spacing w:line="288" w:lineRule="auto"/>
+        <w:jc w:val="both"/>
+        <w:rPr>
+          <w:sz w:val="28"/>
+          <w:szCs w:val="28"/>
+        </w:rPr>
       </w:pPr>
       <w:r>
         <w:rPr>
           <w:b/>
           <w:bCs/>
           <w:color w:val="2E75B6"/>
-          <w:sz w:val="25"/>
-          <w:szCs w:val="25"/>
+          <w:sz w:val="28"/>
+          <w:szCs w:val="28"/>
         </w:rPr>
         <w:t>1.3 Định nghĩa và thuật ngữ viết tắt</w:t>
       </w:r>
@@ -571,13 +749,13 @@
           <w:p>
             <w:pPr>
               <w:spacing w:line="288" w:lineRule="auto"/>
-              <w:jc w:val="center"/>
+              <w:jc w:val="both"/>
               <w:rPr>
                 <w:b/>
                 <w:bCs/>
                 <w:color w:val="FFFFFF"/>
-                <w:sz w:val="22"/>
-                <w:szCs w:val="22"/>
+                <w:sz w:val="28"/>
+                <w:szCs w:val="28"/>
               </w:rPr>
             </w:pPr>
             <w:r>
@@ -585,8 +763,8 @@
                 <w:b/>
                 <w:bCs/>
                 <w:color w:val="FFFFFF"/>
-                <w:sz w:val="22"/>
-                <w:szCs w:val="22"/>
+                <w:sz w:val="28"/>
+                <w:szCs w:val="28"/>
               </w:rPr>
               <w:t>STT</w:t>
             </w:r>
@@ -612,14 +790,19 @@
           <w:p>
             <w:pPr>
               <w:spacing w:line="288" w:lineRule="auto"/>
+              <w:jc w:val="both"/>
+              <w:rPr>
+                <w:sz w:val="28"/>
+                <w:szCs w:val="28"/>
+              </w:rPr>
             </w:pPr>
             <w:r>
               <w:rPr>
                 <w:b/>
                 <w:bCs/>
                 <w:color w:val="FFFFFF"/>
-                <w:sz w:val="22"/>
-                <w:szCs w:val="22"/>
+                <w:sz w:val="28"/>
+                <w:szCs w:val="28"/>
               </w:rPr>
               <w:t>Thuật ngữ/Viết tắt</w:t>
             </w:r>
@@ -645,14 +828,19 @@
           <w:p>
             <w:pPr>
               <w:spacing w:line="288" w:lineRule="auto"/>
+              <w:jc w:val="both"/>
+              <w:rPr>
+                <w:sz w:val="28"/>
+                <w:szCs w:val="28"/>
+              </w:rPr>
             </w:pPr>
             <w:r>
               <w:rPr>
                 <w:b/>
                 <w:bCs/>
                 <w:color w:val="FFFFFF"/>
-                <w:sz w:val="22"/>
-                <w:szCs w:val="22"/>
+                <w:sz w:val="28"/>
+                <w:szCs w:val="28"/>
               </w:rPr>
               <w:t>Ý nghĩa</w:t>
             </w:r>
@@ -676,20 +864,20 @@
           <w:p>
             <w:pPr>
               <w:spacing w:line="288" w:lineRule="auto"/>
-              <w:jc w:val="center"/>
+              <w:jc w:val="both"/>
               <w:rPr>
                 <w:b/>
                 <w:bCs/>
-                <w:sz w:val="22"/>
-                <w:szCs w:val="22"/>
+                <w:sz w:val="28"/>
+                <w:szCs w:val="28"/>
               </w:rPr>
             </w:pPr>
             <w:r>
               <w:rPr>
                 <w:b/>
                 <w:bCs/>
-                <w:sz w:val="22"/>
-                <w:szCs w:val="22"/>
+                <w:sz w:val="28"/>
+                <w:szCs w:val="28"/>
               </w:rPr>
               <w:t>1</w:t>
             </w:r>
@@ -714,13 +902,18 @@
           <w:p>
             <w:pPr>
               <w:spacing w:line="288" w:lineRule="auto"/>
+              <w:jc w:val="both"/>
+              <w:rPr>
+                <w:sz w:val="28"/>
+                <w:szCs w:val="28"/>
+              </w:rPr>
             </w:pPr>
             <w:r>
               <w:rPr>
                 <w:b/>
                 <w:bCs/>
-                <w:sz w:val="22"/>
-                <w:szCs w:val="22"/>
+                <w:sz w:val="28"/>
+                <w:szCs w:val="28"/>
               </w:rPr>
               <w:t>KH</w:t>
             </w:r>
@@ -745,13 +938,18 @@
           <w:p>
             <w:pPr>
               <w:spacing w:line="288" w:lineRule="auto"/>
+              <w:jc w:val="both"/>
+              <w:rPr>
+                <w:sz w:val="28"/>
+                <w:szCs w:val="28"/>
+              </w:rPr>
             </w:pPr>
             <w:r>
               <w:rPr>
                 <w:i/>
                 <w:iCs/>
-                <w:sz w:val="22"/>
-                <w:szCs w:val="22"/>
+                <w:sz w:val="28"/>
+                <w:szCs w:val="28"/>
               </w:rPr>
               <w:t>Khách hàng</w:t>
             </w:r>
@@ -775,20 +973,20 @@
           <w:p>
             <w:pPr>
               <w:spacing w:line="288" w:lineRule="auto"/>
-              <w:jc w:val="center"/>
+              <w:jc w:val="both"/>
               <w:rPr>
                 <w:b/>
                 <w:bCs/>
-                <w:sz w:val="22"/>
-                <w:szCs w:val="22"/>
+                <w:sz w:val="28"/>
+                <w:szCs w:val="28"/>
               </w:rPr>
             </w:pPr>
             <w:r>
               <w:rPr>
                 <w:b/>
                 <w:bCs/>
-                <w:sz w:val="22"/>
-                <w:szCs w:val="22"/>
+                <w:sz w:val="28"/>
+                <w:szCs w:val="28"/>
               </w:rPr>
               <w:t>2</w:t>
             </w:r>
@@ -813,15 +1011,20 @@
           <w:p>
             <w:pPr>
               <w:spacing w:line="288" w:lineRule="auto"/>
+              <w:jc w:val="both"/>
               <w:rPr>
                 <w:b/>
                 <w:bCs/>
+                <w:sz w:val="28"/>
+                <w:szCs w:val="28"/>
               </w:rPr>
             </w:pPr>
             <w:r>
               <w:rPr>
                 <w:b/>
                 <w:bCs/>
+                <w:sz w:val="28"/>
+                <w:szCs w:val="28"/>
               </w:rPr>
               <w:t>Overbooking</w:t>
             </w:r>
@@ -846,15 +1049,20 @@
           <w:p>
             <w:pPr>
               <w:spacing w:line="288" w:lineRule="auto"/>
+              <w:jc w:val="both"/>
               <w:rPr>
                 <w:i/>
                 <w:iCs/>
+                <w:sz w:val="28"/>
+                <w:szCs w:val="28"/>
               </w:rPr>
             </w:pPr>
             <w:r>
               <w:rPr>
                 <w:i/>
                 <w:iCs/>
+                <w:sz w:val="28"/>
+                <w:szCs w:val="28"/>
               </w:rPr>
               <w:t>Tình trạng bán trùng ghê</w:t>
             </w:r>
@@ -878,20 +1086,20 @@
           <w:p>
             <w:pPr>
               <w:spacing w:line="288" w:lineRule="auto"/>
-              <w:jc w:val="center"/>
+              <w:jc w:val="both"/>
               <w:rPr>
                 <w:b/>
                 <w:bCs/>
-                <w:sz w:val="22"/>
-                <w:szCs w:val="22"/>
+                <w:sz w:val="28"/>
+                <w:szCs w:val="28"/>
               </w:rPr>
             </w:pPr>
             <w:r>
               <w:rPr>
                 <w:b/>
                 <w:bCs/>
-                <w:sz w:val="22"/>
-                <w:szCs w:val="22"/>
+                <w:sz w:val="28"/>
+                <w:szCs w:val="28"/>
               </w:rPr>
               <w:t>3</w:t>
             </w:r>
@@ -916,13 +1124,18 @@
           <w:p>
             <w:pPr>
               <w:spacing w:line="288" w:lineRule="auto"/>
+              <w:jc w:val="both"/>
+              <w:rPr>
+                <w:sz w:val="28"/>
+                <w:szCs w:val="28"/>
+              </w:rPr>
             </w:pPr>
             <w:r>
               <w:rPr>
                 <w:b/>
                 <w:bCs/>
-                <w:sz w:val="22"/>
-                <w:szCs w:val="22"/>
+                <w:sz w:val="28"/>
+                <w:szCs w:val="28"/>
               </w:rPr>
               <w:t>QR Code</w:t>
             </w:r>
@@ -947,13 +1160,18 @@
           <w:p>
             <w:pPr>
               <w:spacing w:line="288" w:lineRule="auto"/>
+              <w:jc w:val="both"/>
+              <w:rPr>
+                <w:sz w:val="28"/>
+                <w:szCs w:val="28"/>
+              </w:rPr>
             </w:pPr>
             <w:r>
               <w:rPr>
                 <w:i/>
                 <w:iCs/>
-                <w:sz w:val="22"/>
-                <w:szCs w:val="22"/>
+                <w:sz w:val="28"/>
+                <w:szCs w:val="28"/>
               </w:rPr>
               <w:t>Quick Response Code</w:t>
             </w:r>
@@ -977,20 +1195,20 @@
           <w:p>
             <w:pPr>
               <w:spacing w:line="288" w:lineRule="auto"/>
-              <w:jc w:val="center"/>
+              <w:jc w:val="both"/>
               <w:rPr>
                 <w:b/>
                 <w:bCs/>
-                <w:sz w:val="22"/>
-                <w:szCs w:val="22"/>
+                <w:sz w:val="28"/>
+                <w:szCs w:val="28"/>
               </w:rPr>
             </w:pPr>
             <w:r>
               <w:rPr>
                 <w:b/>
                 <w:bCs/>
-                <w:sz w:val="22"/>
-                <w:szCs w:val="22"/>
+                <w:sz w:val="28"/>
+                <w:szCs w:val="28"/>
               </w:rPr>
               <w:t>4</w:t>
             </w:r>
@@ -1015,13 +1233,18 @@
           <w:p>
             <w:pPr>
               <w:spacing w:line="288" w:lineRule="auto"/>
+              <w:jc w:val="both"/>
+              <w:rPr>
+                <w:sz w:val="28"/>
+                <w:szCs w:val="28"/>
+              </w:rPr>
             </w:pPr>
             <w:r>
               <w:rPr>
                 <w:b/>
                 <w:bCs/>
-                <w:sz w:val="22"/>
-                <w:szCs w:val="22"/>
+                <w:sz w:val="28"/>
+                <w:szCs w:val="28"/>
               </w:rPr>
               <w:t>CCCD</w:t>
             </w:r>
@@ -1046,13 +1269,18 @@
           <w:p>
             <w:pPr>
               <w:spacing w:line="288" w:lineRule="auto"/>
+              <w:jc w:val="both"/>
+              <w:rPr>
+                <w:sz w:val="28"/>
+                <w:szCs w:val="28"/>
+              </w:rPr>
             </w:pPr>
             <w:r>
               <w:rPr>
                 <w:i/>
                 <w:iCs/>
-                <w:sz w:val="22"/>
-                <w:szCs w:val="22"/>
+                <w:sz w:val="28"/>
+                <w:szCs w:val="28"/>
               </w:rPr>
               <w:t>Căn cước công dân</w:t>
             </w:r>
@@ -1076,20 +1304,20 @@
           <w:p>
             <w:pPr>
               <w:spacing w:line="288" w:lineRule="auto"/>
-              <w:jc w:val="center"/>
+              <w:jc w:val="both"/>
               <w:rPr>
                 <w:b/>
                 <w:bCs/>
-                <w:sz w:val="22"/>
-                <w:szCs w:val="22"/>
+                <w:sz w:val="28"/>
+                <w:szCs w:val="28"/>
               </w:rPr>
             </w:pPr>
             <w:r>
               <w:rPr>
                 <w:b/>
                 <w:bCs/>
-                <w:sz w:val="22"/>
-                <w:szCs w:val="22"/>
+                <w:sz w:val="28"/>
+                <w:szCs w:val="28"/>
               </w:rPr>
               <w:t>5</w:t>
             </w:r>
@@ -1114,13 +1342,18 @@
           <w:p>
             <w:pPr>
               <w:spacing w:line="288" w:lineRule="auto"/>
+              <w:jc w:val="both"/>
+              <w:rPr>
+                <w:sz w:val="28"/>
+                <w:szCs w:val="28"/>
+              </w:rPr>
             </w:pPr>
             <w:r>
               <w:rPr>
                 <w:b/>
                 <w:bCs/>
-                <w:sz w:val="22"/>
-                <w:szCs w:val="22"/>
+                <w:sz w:val="28"/>
+                <w:szCs w:val="28"/>
               </w:rPr>
               <w:t>OTP</w:t>
             </w:r>
@@ -1145,13 +1378,18 @@
           <w:p>
             <w:pPr>
               <w:spacing w:line="288" w:lineRule="auto"/>
+              <w:jc w:val="both"/>
+              <w:rPr>
+                <w:sz w:val="28"/>
+                <w:szCs w:val="28"/>
+              </w:rPr>
             </w:pPr>
             <w:r>
               <w:rPr>
                 <w:i/>
                 <w:iCs/>
-                <w:sz w:val="22"/>
-                <w:szCs w:val="22"/>
+                <w:sz w:val="28"/>
+                <w:szCs w:val="28"/>
               </w:rPr>
               <w:t>One-Time Password</w:t>
             </w:r>
@@ -1175,20 +1413,20 @@
           <w:p>
             <w:pPr>
               <w:spacing w:line="288" w:lineRule="auto"/>
-              <w:jc w:val="center"/>
+              <w:jc w:val="both"/>
               <w:rPr>
                 <w:b/>
                 <w:bCs/>
-                <w:sz w:val="22"/>
-                <w:szCs w:val="22"/>
+                <w:sz w:val="28"/>
+                <w:szCs w:val="28"/>
               </w:rPr>
             </w:pPr>
             <w:r>
               <w:rPr>
                 <w:b/>
                 <w:bCs/>
-                <w:sz w:val="22"/>
-                <w:szCs w:val="22"/>
+                <w:sz w:val="28"/>
+                <w:szCs w:val="28"/>
               </w:rPr>
               <w:t>6</w:t>
             </w:r>
@@ -1213,13 +1451,18 @@
           <w:p>
             <w:pPr>
               <w:spacing w:line="288" w:lineRule="auto"/>
+              <w:jc w:val="both"/>
+              <w:rPr>
+                <w:sz w:val="28"/>
+                <w:szCs w:val="28"/>
+              </w:rPr>
             </w:pPr>
             <w:r>
               <w:rPr>
                 <w:b/>
                 <w:bCs/>
-                <w:sz w:val="22"/>
-                <w:szCs w:val="22"/>
+                <w:sz w:val="28"/>
+                <w:szCs w:val="28"/>
               </w:rPr>
               <w:t>E-ticket</w:t>
             </w:r>
@@ -1244,13 +1487,18 @@
           <w:p>
             <w:pPr>
               <w:spacing w:line="288" w:lineRule="auto"/>
+              <w:jc w:val="both"/>
+              <w:rPr>
+                <w:sz w:val="28"/>
+                <w:szCs w:val="28"/>
+              </w:rPr>
             </w:pPr>
             <w:r>
               <w:rPr>
                 <w:i/>
                 <w:iCs/>
-                <w:sz w:val="22"/>
-                <w:szCs w:val="22"/>
+                <w:sz w:val="28"/>
+                <w:szCs w:val="28"/>
               </w:rPr>
               <w:t>Electronic Ticket</w:t>
             </w:r>
@@ -1274,20 +1522,20 @@
           <w:p>
             <w:pPr>
               <w:spacing w:line="288" w:lineRule="auto"/>
-              <w:jc w:val="center"/>
+              <w:jc w:val="both"/>
               <w:rPr>
                 <w:b/>
                 <w:bCs/>
-                <w:sz w:val="22"/>
-                <w:szCs w:val="22"/>
+                <w:sz w:val="28"/>
+                <w:szCs w:val="28"/>
               </w:rPr>
             </w:pPr>
             <w:r>
               <w:rPr>
                 <w:b/>
                 <w:bCs/>
-                <w:sz w:val="22"/>
-                <w:szCs w:val="22"/>
+                <w:sz w:val="28"/>
+                <w:szCs w:val="28"/>
               </w:rPr>
               <w:t>7</w:t>
             </w:r>
@@ -1312,13 +1560,18 @@
           <w:p>
             <w:pPr>
               <w:spacing w:line="288" w:lineRule="auto"/>
+              <w:jc w:val="both"/>
+              <w:rPr>
+                <w:sz w:val="28"/>
+                <w:szCs w:val="28"/>
+              </w:rPr>
             </w:pPr>
             <w:r>
               <w:rPr>
                 <w:b/>
                 <w:bCs/>
-                <w:sz w:val="22"/>
-                <w:szCs w:val="22"/>
+                <w:sz w:val="28"/>
+                <w:szCs w:val="28"/>
               </w:rPr>
               <w:t>GA ĐI/GA ĐẾN</w:t>
             </w:r>
@@ -1343,13 +1596,18 @@
           <w:p>
             <w:pPr>
               <w:spacing w:line="288" w:lineRule="auto"/>
+              <w:jc w:val="both"/>
+              <w:rPr>
+                <w:sz w:val="28"/>
+                <w:szCs w:val="28"/>
+              </w:rPr>
             </w:pPr>
             <w:r>
               <w:rPr>
                 <w:i/>
                 <w:iCs/>
-                <w:sz w:val="22"/>
-                <w:szCs w:val="22"/>
+                <w:sz w:val="28"/>
+                <w:szCs w:val="28"/>
               </w:rPr>
               <w:t>Điểm xuất phát/Điểm đến</w:t>
             </w:r>
@@ -1360,17 +1618,23 @@
     <w:p>
       <w:pPr>
         <w:spacing w:line="288" w:lineRule="auto"/>
-      </w:pPr>
-    </w:p>
-    <w:p>
-      <w:pPr>
-        <w:spacing w:line="288" w:lineRule="auto"/>
+        <w:jc w:val="both"/>
+        <w:rPr>
+          <w:sz w:val="28"/>
+          <w:szCs w:val="28"/>
+        </w:rPr>
+      </w:pPr>
+    </w:p>
+    <w:p>
+      <w:pPr>
+        <w:spacing w:line="288" w:lineRule="auto"/>
+        <w:jc w:val="both"/>
         <w:rPr>
           <w:b/>
           <w:bCs/>
           <w:color w:val="2E75B6"/>
-          <w:sz w:val="25"/>
-          <w:szCs w:val="25"/>
+          <w:sz w:val="28"/>
+          <w:szCs w:val="28"/>
         </w:rPr>
       </w:pPr>
       <w:r>
@@ -1378,8 +1642,8 @@
           <w:b/>
           <w:bCs/>
           <w:color w:val="2E75B6"/>
-          <w:sz w:val="25"/>
-          <w:szCs w:val="25"/>
+          <w:sz w:val="28"/>
+          <w:szCs w:val="28"/>
         </w:rPr>
         <w:t>1.4 Vai trò và trách nhiệm</w:t>
       </w:r>
@@ -1389,20 +1653,29 @@
         <w:spacing w:line="288" w:lineRule="auto"/>
         <w:ind w:firstLine="720"/>
         <w:jc w:val="both"/>
-      </w:pPr>
-      <w:r>
+        <w:rPr>
+          <w:sz w:val="28"/>
+          <w:szCs w:val="28"/>
+        </w:rPr>
+      </w:pPr>
+      <w:r>
+        <w:rPr>
+          <w:sz w:val="28"/>
+          <w:szCs w:val="28"/>
+        </w:rPr>
         <w:t>Tài liệu được xây dựng dựa trên việc trao đổi và thống nhất giữa yêu cầu của Tổng công ty Đường sắt Việt Nam và Đơn vị phát triển phần mềm. Hai đơn vị có nghĩa vụ thực hiện đúng theo nội dung của tài liệu. Tài liệu có thể được sửa đổi trong quá trình hoạt động của dự án dựa trên thỏa thuận của hai bên.</w:t>
       </w:r>
     </w:p>
     <w:p>
       <w:pPr>
         <w:spacing w:line="288" w:lineRule="auto"/>
+        <w:jc w:val="both"/>
         <w:rPr>
           <w:b/>
           <w:bCs/>
           <w:color w:val="2E75B6"/>
-          <w:sz w:val="25"/>
-          <w:szCs w:val="25"/>
+          <w:sz w:val="28"/>
+          <w:szCs w:val="28"/>
         </w:rPr>
       </w:pPr>
       <w:r>
@@ -1410,8 +1683,8 @@
           <w:b/>
           <w:bCs/>
           <w:color w:val="2E75B6"/>
-          <w:sz w:val="25"/>
-          <w:szCs w:val="25"/>
+          <w:sz w:val="28"/>
+          <w:szCs w:val="28"/>
         </w:rPr>
         <w:t>1.5. Mô tả tài liệu</w:t>
       </w:r>
@@ -1425,11 +1698,15 @@
         <w:textAlignment w:val="baseline"/>
         <w:rPr>
           <w:color w:val="000000"/>
+          <w:sz w:val="28"/>
+          <w:szCs w:val="28"/>
         </w:rPr>
       </w:pPr>
       <w:r>
         <w:rPr>
           <w:color w:val="000000"/>
+          <w:sz w:val="28"/>
+          <w:szCs w:val="28"/>
         </w:rPr>
         <w:t>Nội dung tài liệu này bao gồm các phần:</w:t>
       </w:r>
@@ -1443,11 +1720,15 @@
         <w:textAlignment w:val="baseline"/>
         <w:rPr>
           <w:color w:val="000000"/>
+          <w:sz w:val="28"/>
+          <w:szCs w:val="28"/>
         </w:rPr>
       </w:pPr>
       <w:r>
         <w:rPr>
           <w:color w:val="000000"/>
+          <w:sz w:val="28"/>
+          <w:szCs w:val="28"/>
         </w:rPr>
         <w:t>- Giới thiệu</w:t>
       </w:r>
@@ -1461,11 +1742,15 @@
         <w:textAlignment w:val="baseline"/>
         <w:rPr>
           <w:color w:val="000000"/>
+          <w:sz w:val="28"/>
+          <w:szCs w:val="28"/>
         </w:rPr>
       </w:pPr>
       <w:r>
         <w:rPr>
           <w:color w:val="000000"/>
+          <w:sz w:val="28"/>
+          <w:szCs w:val="28"/>
         </w:rPr>
         <w:t>- Tổng quan hệ thống</w:t>
       </w:r>
@@ -1479,11 +1764,15 @@
         <w:textAlignment w:val="baseline"/>
         <w:rPr>
           <w:color w:val="000000"/>
+          <w:sz w:val="28"/>
+          <w:szCs w:val="28"/>
         </w:rPr>
       </w:pPr>
       <w:r>
         <w:rPr>
           <w:color w:val="000000"/>
+          <w:sz w:val="28"/>
+          <w:szCs w:val="28"/>
         </w:rPr>
         <w:t>- Đặc tả yêu cầu chức năng</w:t>
       </w:r>
@@ -1497,12 +1786,17 @@
         <w:textAlignment w:val="baseline"/>
         <w:rPr>
           <w:color w:val="000000"/>
+          <w:sz w:val="28"/>
+          <w:szCs w:val="28"/>
         </w:rPr>
       </w:pPr>
       <w:r>
         <w:rPr>
           <w:color w:val="000000"/>
-        </w:rPr>
+          <w:sz w:val="28"/>
+          <w:szCs w:val="28"/>
+        </w:rPr>
+        <w:lastRenderedPageBreak/>
         <w:t>- Thiết kế giao diện người dùng</w:t>
       </w:r>
     </w:p>
@@ -1515,11 +1809,15 @@
         <w:textAlignment w:val="baseline"/>
         <w:rPr>
           <w:color w:val="000000"/>
+          <w:sz w:val="28"/>
+          <w:szCs w:val="28"/>
         </w:rPr>
       </w:pPr>
       <w:r>
         <w:rPr>
           <w:color w:val="000000"/>
+          <w:sz w:val="28"/>
+          <w:szCs w:val="28"/>
         </w:rPr>
         <w:t>- Các yêu cầu phi chức năng</w:t>
       </w:r>
@@ -1527,34 +1825,49 @@
     <w:p>
       <w:pPr>
         <w:spacing w:line="288" w:lineRule="auto"/>
+        <w:jc w:val="both"/>
         <w:rPr>
           <w:b/>
           <w:bCs/>
           <w:color w:val="2E75B6"/>
-          <w:sz w:val="25"/>
-          <w:szCs w:val="25"/>
-        </w:rPr>
-      </w:pPr>
-    </w:p>
-    <w:p>
-      <w:pPr>
-        <w:spacing w:line="288" w:lineRule="auto"/>
-      </w:pPr>
-      <w:r>
+          <w:sz w:val="28"/>
+          <w:szCs w:val="28"/>
+        </w:rPr>
+      </w:pPr>
+    </w:p>
+    <w:p>
+      <w:pPr>
+        <w:spacing w:line="288" w:lineRule="auto"/>
+        <w:jc w:val="both"/>
+        <w:rPr>
+          <w:sz w:val="28"/>
+          <w:szCs w:val="28"/>
+        </w:rPr>
+      </w:pPr>
+      <w:r>
+        <w:rPr>
+          <w:sz w:val="28"/>
+          <w:szCs w:val="28"/>
+        </w:rPr>
         <w:br w:type="page"/>
       </w:r>
     </w:p>
     <w:p>
       <w:pPr>
         <w:spacing w:line="288" w:lineRule="auto"/>
+        <w:jc w:val="both"/>
+        <w:rPr>
+          <w:sz w:val="28"/>
+          <w:szCs w:val="28"/>
+        </w:rPr>
       </w:pPr>
       <w:r>
         <w:rPr>
           <w:b/>
           <w:bCs/>
           <w:color w:val="1F4E79"/>
-          <w:sz w:val="26"/>
-          <w:szCs w:val="26"/>
+          <w:sz w:val="28"/>
+          <w:szCs w:val="28"/>
           <w:u w:val="single"/>
         </w:rPr>
         <w:lastRenderedPageBreak/>
@@ -1564,14 +1877,19 @@
     <w:p>
       <w:pPr>
         <w:spacing w:line="288" w:lineRule="auto"/>
+        <w:jc w:val="both"/>
+        <w:rPr>
+          <w:sz w:val="28"/>
+          <w:szCs w:val="28"/>
+        </w:rPr>
       </w:pPr>
       <w:r>
         <w:rPr>
           <w:b/>
           <w:bCs/>
           <w:color w:val="2E75B6"/>
-          <w:sz w:val="25"/>
-          <w:szCs w:val="25"/>
+          <w:sz w:val="28"/>
+          <w:szCs w:val="28"/>
         </w:rPr>
         <w:t>2.1 Phát biểu bài toán</w:t>
       </w:r>
@@ -1581,25 +1899,42 @@
         <w:spacing w:line="288" w:lineRule="auto"/>
         <w:ind w:firstLine="720"/>
         <w:jc w:val="both"/>
-      </w:pPr>
-      <w:r>
+        <w:rPr>
+          <w:sz w:val="28"/>
+          <w:szCs w:val="28"/>
+        </w:rPr>
+      </w:pPr>
+      <w:r>
+        <w:rPr>
+          <w:sz w:val="28"/>
+          <w:szCs w:val="28"/>
+        </w:rPr>
         <w:t xml:space="preserve">Ngành đường sắt Việt Nam hiện đang phục vụ hàng triệu lượt hành khách mỗi năm, đặc biệt trong các dịp lễ, Tết, khi nhu cầu đi lại tăng đột biến. </w:t>
       </w:r>
       <w:r>
+        <w:rPr>
+          <w:sz w:val="28"/>
+          <w:szCs w:val="28"/>
+        </w:rPr>
         <w:t>Ngành đường sắt mong muốn xây dựng hệ thống bán vé tàu hỏa trực tuyến giúp hành khách có thể tra cứu lịch trình, đặt vé, thanh toán và quản lý vé điện tử mà không cần đến ga. Hệ thống phải giải quyết được bài toán phức tạp về bán vé theo chặng (một ghế có thể bán cho nhiều hành khách trên các chặng khác nhau của cùng hành trình), quản lý loại toa đa dạng (giường nằm, ghế mềm, điều hòa) và chính sách giá ưu đãi (sinh viên, người già, trẻ em). Đồng thời, hệ thống phải đảm bảo không xảy ra overbooking và hoạt động ổn định trong các dịp cao điểm.</w:t>
       </w:r>
     </w:p>
     <w:p>
       <w:pPr>
         <w:spacing w:line="288" w:lineRule="auto"/>
+        <w:jc w:val="both"/>
+        <w:rPr>
+          <w:sz w:val="28"/>
+          <w:szCs w:val="28"/>
+        </w:rPr>
       </w:pPr>
       <w:r>
         <w:rPr>
           <w:b/>
           <w:bCs/>
           <w:color w:val="2E75B6"/>
-          <w:sz w:val="25"/>
-          <w:szCs w:val="25"/>
+          <w:sz w:val="28"/>
+          <w:szCs w:val="28"/>
         </w:rPr>
         <w:t>2.2 Mục tiêu hệ thống</w:t>
       </w:r>
@@ -1608,8 +1943,17 @@
       <w:pPr>
         <w:spacing w:line="288" w:lineRule="auto"/>
         <w:ind w:firstLine="720"/>
-      </w:pPr>
-      <w:r>
+        <w:jc w:val="both"/>
+        <w:rPr>
+          <w:sz w:val="28"/>
+          <w:szCs w:val="28"/>
+        </w:rPr>
+      </w:pPr>
+      <w:r>
+        <w:rPr>
+          <w:sz w:val="28"/>
+          <w:szCs w:val="28"/>
+        </w:rPr>
         <w:t>Hệ thống Quản lý bán vé tàu hỏa trực tuyến được xây dựng nhằm:</w:t>
       </w:r>
     </w:p>
@@ -1617,13 +1961,24 @@
       <w:pPr>
         <w:spacing w:line="288" w:lineRule="auto"/>
         <w:ind w:firstLine="720"/>
-      </w:pPr>
-      <w:r>
+        <w:jc w:val="both"/>
+        <w:rPr>
+          <w:sz w:val="28"/>
+          <w:szCs w:val="28"/>
+        </w:rPr>
+      </w:pPr>
+      <w:r>
+        <w:rPr>
+          <w:sz w:val="28"/>
+          <w:szCs w:val="28"/>
+        </w:rPr>
         <w:t>-</w:t>
       </w:r>
       <w:r>
         <w:rPr>
           <w:spacing w:val="-4"/>
+          <w:sz w:val="28"/>
+          <w:szCs w:val="28"/>
         </w:rPr>
         <w:t xml:space="preserve"> Quản lý hành trình linh hoạt, hỗ trợ tìm kiếm vé theo ga đi/ga đến và các ga trung gian.</w:t>
       </w:r>
@@ -1632,14 +1987,31 @@
       <w:pPr>
         <w:spacing w:line="288" w:lineRule="auto"/>
         <w:ind w:firstLine="720"/>
-      </w:pPr>
-      <w:r>
+        <w:jc w:val="both"/>
+        <w:rPr>
+          <w:sz w:val="28"/>
+          <w:szCs w:val="28"/>
+        </w:rPr>
+      </w:pPr>
+      <w:r>
+        <w:rPr>
+          <w:sz w:val="28"/>
+          <w:szCs w:val="28"/>
+        </w:rPr>
         <w:t>-</w:t>
       </w:r>
       <w:r>
+        <w:rPr>
+          <w:sz w:val="28"/>
+          <w:szCs w:val="28"/>
+        </w:rPr>
         <w:t xml:space="preserve"> </w:t>
       </w:r>
       <w:r>
+        <w:rPr>
+          <w:sz w:val="28"/>
+          <w:szCs w:val="28"/>
+        </w:rPr>
         <w:t>Tối ưu hóa doanh thu bằng thuật toán quản lý chỗ ngồi thông minh.</w:t>
       </w:r>
     </w:p>
@@ -1647,8 +2019,17 @@
       <w:pPr>
         <w:spacing w:line="288" w:lineRule="auto"/>
         <w:ind w:firstLine="720"/>
-      </w:pPr>
-      <w:r>
+        <w:jc w:val="both"/>
+        <w:rPr>
+          <w:sz w:val="28"/>
+          <w:szCs w:val="28"/>
+        </w:rPr>
+      </w:pPr>
+      <w:r>
+        <w:rPr>
+          <w:sz w:val="28"/>
+          <w:szCs w:val="28"/>
+        </w:rPr>
         <w:t>- Cung cấp trải nghiệm liền mạch với tích hợp thanh toán và đổi/trả vé tự động.</w:t>
       </w:r>
     </w:p>
@@ -1656,8 +2037,17 @@
       <w:pPr>
         <w:spacing w:line="288" w:lineRule="auto"/>
         <w:ind w:firstLine="720"/>
-      </w:pPr>
-      <w:r>
+        <w:jc w:val="both"/>
+        <w:rPr>
+          <w:sz w:val="28"/>
+          <w:szCs w:val="28"/>
+        </w:rPr>
+      </w:pPr>
+      <w:r>
+        <w:rPr>
+          <w:sz w:val="28"/>
+          <w:szCs w:val="28"/>
+        </w:rPr>
         <w:t>- Đảm bảo độ chính xác tuyệt đối, không xảy ra trùng ghế.</w:t>
       </w:r>
     </w:p>
@@ -1665,22 +2055,36 @@
       <w:pPr>
         <w:spacing w:line="288" w:lineRule="auto"/>
         <w:ind w:firstLine="720"/>
-      </w:pPr>
-      <w:r>
+        <w:jc w:val="both"/>
+        <w:rPr>
+          <w:sz w:val="28"/>
+          <w:szCs w:val="28"/>
+        </w:rPr>
+      </w:pPr>
+      <w:r>
+        <w:rPr>
+          <w:sz w:val="28"/>
+          <w:szCs w:val="28"/>
+        </w:rPr>
         <w:t>- Xử lý được lượng truy cập lớn trong các dịp cao điểm (Lễ, Tết).</w:t>
       </w:r>
     </w:p>
     <w:p>
       <w:pPr>
         <w:spacing w:line="288" w:lineRule="auto"/>
+        <w:jc w:val="both"/>
+        <w:rPr>
+          <w:sz w:val="28"/>
+          <w:szCs w:val="28"/>
+        </w:rPr>
       </w:pPr>
       <w:r>
         <w:rPr>
           <w:b/>
           <w:bCs/>
           <w:color w:val="2E75B6"/>
-          <w:sz w:val="25"/>
-          <w:szCs w:val="25"/>
+          <w:sz w:val="28"/>
+          <w:szCs w:val="28"/>
         </w:rPr>
         <w:t>2.3 Phạm vi hệ thống</w:t>
       </w:r>
@@ -1690,8 +2094,17 @@
         <w:pStyle w:val="ListParagraph"/>
         <w:spacing w:line="288" w:lineRule="auto"/>
         <w:ind w:left="720"/>
-      </w:pPr>
-      <w:r>
+        <w:jc w:val="both"/>
+        <w:rPr>
+          <w:sz w:val="28"/>
+          <w:szCs w:val="28"/>
+        </w:rPr>
+      </w:pPr>
+      <w:r>
+        <w:rPr>
+          <w:sz w:val="28"/>
+          <w:szCs w:val="28"/>
+        </w:rPr>
         <w:t xml:space="preserve">Hệ thống được xây dựng để thực hiện các hoạt động: </w:t>
       </w:r>
     </w:p>
@@ -1700,11 +2113,24 @@
         <w:pStyle w:val="ListParagraph"/>
         <w:spacing w:line="288" w:lineRule="auto"/>
         <w:ind w:left="720"/>
-      </w:pPr>
-      <w:r>
+        <w:jc w:val="both"/>
+        <w:rPr>
+          <w:sz w:val="28"/>
+          <w:szCs w:val="28"/>
+        </w:rPr>
+      </w:pPr>
+      <w:r>
+        <w:rPr>
+          <w:sz w:val="28"/>
+          <w:szCs w:val="28"/>
+        </w:rPr>
         <w:t xml:space="preserve">- </w:t>
       </w:r>
       <w:r>
+        <w:rPr>
+          <w:sz w:val="28"/>
+          <w:szCs w:val="28"/>
+        </w:rPr>
         <w:t>Quản lý danh mục: tuyến đường sắt, nhà ga, đoàn tàu, toa xe, ghế ngồi.</w:t>
       </w:r>
     </w:p>
@@ -1712,11 +2138,24 @@
       <w:pPr>
         <w:spacing w:line="288" w:lineRule="auto"/>
         <w:ind w:left="360" w:firstLine="360"/>
-      </w:pPr>
-      <w:r>
+        <w:jc w:val="both"/>
+        <w:rPr>
+          <w:sz w:val="28"/>
+          <w:szCs w:val="28"/>
+        </w:rPr>
+      </w:pPr>
+      <w:r>
+        <w:rPr>
+          <w:sz w:val="28"/>
+          <w:szCs w:val="28"/>
+        </w:rPr>
         <w:t xml:space="preserve">- </w:t>
       </w:r>
       <w:r>
+        <w:rPr>
+          <w:sz w:val="28"/>
+          <w:szCs w:val="28"/>
+        </w:rPr>
         <w:t>Tra cứu lịch trình và tìm kiếm vé theo ga đi, ga đến, ngày khởi hành và loại vé.</w:t>
       </w:r>
     </w:p>
@@ -1725,11 +2164,24 @@
         <w:pStyle w:val="ListParagraph"/>
         <w:spacing w:line="288" w:lineRule="auto"/>
         <w:ind w:left="720"/>
-      </w:pPr>
-      <w:r>
+        <w:jc w:val="both"/>
+        <w:rPr>
+          <w:sz w:val="28"/>
+          <w:szCs w:val="28"/>
+        </w:rPr>
+      </w:pPr>
+      <w:r>
+        <w:rPr>
+          <w:sz w:val="28"/>
+          <w:szCs w:val="28"/>
+        </w:rPr>
         <w:t xml:space="preserve">- </w:t>
       </w:r>
       <w:r>
+        <w:rPr>
+          <w:sz w:val="28"/>
+          <w:szCs w:val="28"/>
+        </w:rPr>
         <w:t>Đặt vé, chọn toa/ghế, áp dụng chính sách giảm giá theo đối tượng hành khách.</w:t>
       </w:r>
     </w:p>
@@ -1738,11 +2190,24 @@
         <w:pStyle w:val="ListParagraph"/>
         <w:spacing w:line="288" w:lineRule="auto"/>
         <w:ind w:left="720"/>
-      </w:pPr>
-      <w:r>
+        <w:jc w:val="both"/>
+        <w:rPr>
+          <w:sz w:val="28"/>
+          <w:szCs w:val="28"/>
+        </w:rPr>
+      </w:pPr>
+      <w:r>
+        <w:rPr>
+          <w:sz w:val="28"/>
+          <w:szCs w:val="28"/>
+        </w:rPr>
         <w:t xml:space="preserve">- </w:t>
       </w:r>
       <w:r>
+        <w:rPr>
+          <w:sz w:val="28"/>
+          <w:szCs w:val="28"/>
+        </w:rPr>
         <w:t>Thanh toán trực tuyến đa phương thức (thẻ ngân hàng, ví điện tử, QR pay).</w:t>
       </w:r>
     </w:p>
@@ -1751,11 +2216,24 @@
         <w:pStyle w:val="ListParagraph"/>
         <w:spacing w:line="288" w:lineRule="auto"/>
         <w:ind w:left="720"/>
-      </w:pPr>
-      <w:r>
+        <w:jc w:val="both"/>
+        <w:rPr>
+          <w:sz w:val="28"/>
+          <w:szCs w:val="28"/>
+        </w:rPr>
+      </w:pPr>
+      <w:r>
+        <w:rPr>
+          <w:sz w:val="28"/>
+          <w:szCs w:val="28"/>
+        </w:rPr>
         <w:t xml:space="preserve">- </w:t>
       </w:r>
       <w:r>
+        <w:rPr>
+          <w:sz w:val="28"/>
+          <w:szCs w:val="28"/>
+        </w:rPr>
         <w:t>Phát hành và quản lý vé điện tử (E-ticket QR Code).</w:t>
       </w:r>
     </w:p>
@@ -1764,11 +2242,24 @@
         <w:pStyle w:val="ListParagraph"/>
         <w:spacing w:line="288" w:lineRule="auto"/>
         <w:ind w:left="720"/>
-      </w:pPr>
-      <w:r>
+        <w:jc w:val="both"/>
+        <w:rPr>
+          <w:sz w:val="28"/>
+          <w:szCs w:val="28"/>
+        </w:rPr>
+      </w:pPr>
+      <w:r>
+        <w:rPr>
+          <w:sz w:val="28"/>
+          <w:szCs w:val="28"/>
+        </w:rPr>
         <w:t xml:space="preserve">- </w:t>
       </w:r>
       <w:r>
+        <w:rPr>
+          <w:sz w:val="28"/>
+          <w:szCs w:val="28"/>
+        </w:rPr>
         <w:t>Hủy vé, đổi vé và hoàn tiền theo quy định.</w:t>
       </w:r>
     </w:p>
@@ -1777,11 +2268,24 @@
         <w:pStyle w:val="ListParagraph"/>
         <w:spacing w:line="288" w:lineRule="auto"/>
         <w:ind w:left="720"/>
-      </w:pPr>
-      <w:r>
+        <w:jc w:val="both"/>
+        <w:rPr>
+          <w:sz w:val="28"/>
+          <w:szCs w:val="28"/>
+        </w:rPr>
+      </w:pPr>
+      <w:r>
+        <w:rPr>
+          <w:sz w:val="28"/>
+          <w:szCs w:val="28"/>
+        </w:rPr>
         <w:t xml:space="preserve">- </w:t>
       </w:r>
       <w:r>
+        <w:rPr>
+          <w:sz w:val="28"/>
+          <w:szCs w:val="28"/>
+        </w:rPr>
         <w:t>Kiểm soát vé tại cổng soát vé và trên tàu bằng thiết bị cầm tay.</w:t>
       </w:r>
     </w:p>
@@ -1790,11 +2294,24 @@
         <w:pStyle w:val="ListParagraph"/>
         <w:spacing w:line="288" w:lineRule="auto"/>
         <w:ind w:left="720"/>
-      </w:pPr>
-      <w:r>
+        <w:jc w:val="both"/>
+        <w:rPr>
+          <w:sz w:val="28"/>
+          <w:szCs w:val="28"/>
+        </w:rPr>
+      </w:pPr>
+      <w:r>
+        <w:rPr>
+          <w:sz w:val="28"/>
+          <w:szCs w:val="28"/>
+        </w:rPr>
         <w:t xml:space="preserve">- </w:t>
       </w:r>
       <w:r>
+        <w:rPr>
+          <w:sz w:val="28"/>
+          <w:szCs w:val="28"/>
+        </w:rPr>
         <w:t>Quản lý lịch trình tàu, xử lý tình huống chậm chuyến và thay đổi lộ trình.</w:t>
       </w:r>
     </w:p>
@@ -1803,11 +2320,24 @@
         <w:pStyle w:val="ListParagraph"/>
         <w:spacing w:line="288" w:lineRule="auto"/>
         <w:ind w:left="720"/>
-      </w:pPr>
-      <w:r>
+        <w:jc w:val="both"/>
+        <w:rPr>
+          <w:sz w:val="28"/>
+          <w:szCs w:val="28"/>
+        </w:rPr>
+      </w:pPr>
+      <w:r>
+        <w:rPr>
+          <w:sz w:val="28"/>
+          <w:szCs w:val="28"/>
+        </w:rPr>
         <w:t xml:space="preserve">- </w:t>
       </w:r>
       <w:r>
+        <w:rPr>
+          <w:sz w:val="28"/>
+          <w:szCs w:val="28"/>
+        </w:rPr>
         <w:t>Báo cáo doanh thu, thống kê lưu lượng hành khách và công suất khai thác.</w:t>
       </w:r>
     </w:p>
@@ -1816,25 +2346,43 @@
         <w:pStyle w:val="ListParagraph"/>
         <w:spacing w:line="288" w:lineRule="auto"/>
         <w:ind w:left="720"/>
-      </w:pPr>
-      <w:r>
+        <w:jc w:val="both"/>
+        <w:rPr>
+          <w:sz w:val="28"/>
+          <w:szCs w:val="28"/>
+        </w:rPr>
+      </w:pPr>
+      <w:r>
+        <w:rPr>
+          <w:sz w:val="28"/>
+          <w:szCs w:val="28"/>
+        </w:rPr>
         <w:t xml:space="preserve">- </w:t>
       </w:r>
       <w:r>
+        <w:rPr>
+          <w:sz w:val="28"/>
+          <w:szCs w:val="28"/>
+        </w:rPr>
         <w:t>Quản lý tài khoản người dùng và phân quyền hệ thống.</w:t>
       </w:r>
     </w:p>
     <w:p>
       <w:pPr>
         <w:spacing w:line="288" w:lineRule="auto"/>
+        <w:jc w:val="both"/>
+        <w:rPr>
+          <w:sz w:val="28"/>
+          <w:szCs w:val="28"/>
+        </w:rPr>
       </w:pPr>
       <w:r>
         <w:rPr>
           <w:b/>
           <w:bCs/>
           <w:color w:val="2E75B6"/>
-          <w:sz w:val="25"/>
-          <w:szCs w:val="25"/>
+          <w:sz w:val="28"/>
+          <w:szCs w:val="28"/>
         </w:rPr>
         <w:t>2.4 Người sử dụng hệ thống</w:t>
       </w:r>
@@ -1843,8 +2391,17 @@
       <w:pPr>
         <w:spacing w:line="288" w:lineRule="auto"/>
         <w:jc w:val="both"/>
-      </w:pPr>
-      <w:r>
+        <w:rPr>
+          <w:sz w:val="28"/>
+          <w:szCs w:val="28"/>
+        </w:rPr>
+      </w:pPr>
+      <w:r>
+        <w:rPr>
+          <w:sz w:val="28"/>
+          <w:szCs w:val="28"/>
+        </w:rPr>
+        <w:lastRenderedPageBreak/>
         <w:t>Hệ thống RTMS phục vụ 4 nhóm người dùng chính với các vai trò và quyền hạn khác nhau:</w:t>
       </w:r>
     </w:p>
@@ -1885,13 +2442,13 @@
           <w:p>
             <w:pPr>
               <w:spacing w:line="288" w:lineRule="auto"/>
-              <w:jc w:val="center"/>
+              <w:jc w:val="both"/>
               <w:rPr>
                 <w:b/>
                 <w:bCs/>
                 <w:color w:val="FFFFFF"/>
-                <w:sz w:val="22"/>
-                <w:szCs w:val="22"/>
+                <w:sz w:val="28"/>
+                <w:szCs w:val="28"/>
               </w:rPr>
             </w:pPr>
             <w:r>
@@ -1899,8 +2456,8 @@
                 <w:b/>
                 <w:bCs/>
                 <w:color w:val="FFFFFF"/>
-                <w:sz w:val="22"/>
-                <w:szCs w:val="22"/>
+                <w:sz w:val="28"/>
+                <w:szCs w:val="28"/>
               </w:rPr>
               <w:t>STT</w:t>
             </w:r>
@@ -1926,15 +2483,19 @@
           <w:p>
             <w:pPr>
               <w:spacing w:line="288" w:lineRule="auto"/>
-              <w:jc w:val="center"/>
+              <w:jc w:val="both"/>
+              <w:rPr>
+                <w:sz w:val="28"/>
+                <w:szCs w:val="28"/>
+              </w:rPr>
             </w:pPr>
             <w:r>
               <w:rPr>
                 <w:b/>
                 <w:bCs/>
                 <w:color w:val="FFFFFF"/>
-                <w:sz w:val="22"/>
-                <w:szCs w:val="22"/>
+                <w:sz w:val="28"/>
+                <w:szCs w:val="28"/>
               </w:rPr>
               <w:t>Nhóm người dùng</w:t>
             </w:r>
@@ -1960,15 +2521,19 @@
           <w:p>
             <w:pPr>
               <w:spacing w:line="288" w:lineRule="auto"/>
-              <w:jc w:val="center"/>
+              <w:jc w:val="both"/>
+              <w:rPr>
+                <w:sz w:val="28"/>
+                <w:szCs w:val="28"/>
+              </w:rPr>
             </w:pPr>
             <w:r>
               <w:rPr>
                 <w:b/>
                 <w:bCs/>
                 <w:color w:val="FFFFFF"/>
-                <w:sz w:val="22"/>
-                <w:szCs w:val="22"/>
+                <w:sz w:val="28"/>
+                <w:szCs w:val="28"/>
               </w:rPr>
               <w:t>Vai trò</w:t>
             </w:r>
@@ -1991,19 +2556,20 @@
           <w:p>
             <w:pPr>
               <w:spacing w:line="288" w:lineRule="auto"/>
+              <w:jc w:val="both"/>
               <w:rPr>
                 <w:i/>
                 <w:iCs/>
-                <w:sz w:val="22"/>
-                <w:szCs w:val="22"/>
+                <w:sz w:val="28"/>
+                <w:szCs w:val="28"/>
               </w:rPr>
             </w:pPr>
             <w:r>
               <w:rPr>
                 <w:i/>
                 <w:iCs/>
-                <w:sz w:val="22"/>
-                <w:szCs w:val="22"/>
+                <w:sz w:val="28"/>
+                <w:szCs w:val="28"/>
               </w:rPr>
               <w:t>Nhóm  người sử dụng bình thường</w:t>
             </w:r>
@@ -2024,17 +2590,18 @@
           <w:p>
             <w:pPr>
               <w:spacing w:line="288" w:lineRule="auto"/>
+              <w:jc w:val="both"/>
               <w:rPr>
                 <w:b/>
                 <w:bCs/>
-                <w:sz w:val="21"/>
-                <w:szCs w:val="21"/>
-              </w:rPr>
-            </w:pPr>
-            <w:r>
-              <w:rPr>
-                <w:sz w:val="21"/>
-                <w:szCs w:val="21"/>
+                <w:sz w:val="28"/>
+                <w:szCs w:val="28"/>
+              </w:rPr>
+            </w:pPr>
+            <w:r>
+              <w:rPr>
+                <w:sz w:val="28"/>
+                <w:szCs w:val="28"/>
               </w:rPr>
               <w:t>1</w:t>
             </w:r>
@@ -2059,13 +2626,18 @@
           <w:p>
             <w:pPr>
               <w:spacing w:line="288" w:lineRule="auto"/>
+              <w:jc w:val="both"/>
+              <w:rPr>
+                <w:sz w:val="28"/>
+                <w:szCs w:val="28"/>
+              </w:rPr>
             </w:pPr>
             <w:r>
               <w:rPr>
                 <w:b/>
                 <w:bCs/>
-                <w:sz w:val="21"/>
-                <w:szCs w:val="21"/>
+                <w:sz w:val="28"/>
+                <w:szCs w:val="28"/>
               </w:rPr>
               <w:t>Hành khách (Passenger)</w:t>
             </w:r>
@@ -2090,32 +2662,37 @@
           <w:p>
             <w:pPr>
               <w:spacing w:line="288" w:lineRule="auto"/>
-            </w:pPr>
-            <w:r>
-              <w:rPr>
-                <w:sz w:val="21"/>
-                <w:szCs w:val="21"/>
+              <w:jc w:val="both"/>
+              <w:rPr>
+                <w:sz w:val="28"/>
+                <w:szCs w:val="28"/>
+              </w:rPr>
+            </w:pPr>
+            <w:r>
+              <w:rPr>
+                <w:sz w:val="28"/>
+                <w:szCs w:val="28"/>
               </w:rPr>
               <w:t>Đăng ký/đăng nhập, tìm kiếm chuyến tàu,</w:t>
             </w:r>
             <w:r>
               <w:rPr>
-                <w:sz w:val="21"/>
-                <w:szCs w:val="21"/>
+                <w:sz w:val="28"/>
+                <w:szCs w:val="28"/>
               </w:rPr>
               <w:t xml:space="preserve"> chọn ghế/toa,</w:t>
             </w:r>
             <w:r>
               <w:rPr>
-                <w:sz w:val="21"/>
-                <w:szCs w:val="21"/>
+                <w:sz w:val="28"/>
+                <w:szCs w:val="28"/>
               </w:rPr>
               <w:t xml:space="preserve"> đặt vé, thanh toán, quản lý vé</w:t>
             </w:r>
             <w:r>
               <w:rPr>
-                <w:sz w:val="21"/>
-                <w:szCs w:val="21"/>
+                <w:sz w:val="28"/>
+                <w:szCs w:val="28"/>
               </w:rPr>
               <w:t>, hủy/đổi vé</w:t>
             </w:r>
@@ -2138,19 +2715,20 @@
           <w:p>
             <w:pPr>
               <w:spacing w:line="288" w:lineRule="auto"/>
+              <w:jc w:val="both"/>
               <w:rPr>
                 <w:i/>
                 <w:iCs/>
-                <w:sz w:val="22"/>
-                <w:szCs w:val="22"/>
+                <w:sz w:val="28"/>
+                <w:szCs w:val="28"/>
               </w:rPr>
             </w:pPr>
             <w:r>
               <w:rPr>
                 <w:i/>
                 <w:iCs/>
-                <w:sz w:val="22"/>
-                <w:szCs w:val="22"/>
+                <w:sz w:val="28"/>
+                <w:szCs w:val="28"/>
               </w:rPr>
               <w:t>Nhóm người dùng vận hành</w:t>
             </w:r>
@@ -2171,17 +2749,18 @@
           <w:p>
             <w:pPr>
               <w:spacing w:line="288" w:lineRule="auto"/>
+              <w:jc w:val="both"/>
               <w:rPr>
                 <w:b/>
                 <w:bCs/>
-                <w:sz w:val="21"/>
-                <w:szCs w:val="21"/>
-              </w:rPr>
-            </w:pPr>
-            <w:r>
-              <w:rPr>
-                <w:sz w:val="21"/>
-                <w:szCs w:val="21"/>
+                <w:sz w:val="28"/>
+                <w:szCs w:val="28"/>
+              </w:rPr>
+            </w:pPr>
+            <w:r>
+              <w:rPr>
+                <w:sz w:val="28"/>
+                <w:szCs w:val="28"/>
               </w:rPr>
               <w:t>2</w:t>
             </w:r>
@@ -2206,13 +2785,18 @@
           <w:p>
             <w:pPr>
               <w:spacing w:line="288" w:lineRule="auto"/>
+              <w:jc w:val="both"/>
+              <w:rPr>
+                <w:sz w:val="28"/>
+                <w:szCs w:val="28"/>
+              </w:rPr>
             </w:pPr>
             <w:r>
               <w:rPr>
                 <w:b/>
                 <w:bCs/>
-                <w:sz w:val="21"/>
-                <w:szCs w:val="21"/>
+                <w:sz w:val="28"/>
+                <w:szCs w:val="28"/>
               </w:rPr>
               <w:t>Nhân viên kiểm soát (Conductor)</w:t>
             </w:r>
@@ -2237,11 +2821,16 @@
           <w:p>
             <w:pPr>
               <w:spacing w:line="288" w:lineRule="auto"/>
-            </w:pPr>
-            <w:r>
-              <w:rPr>
-                <w:sz w:val="21"/>
-                <w:szCs w:val="21"/>
+              <w:jc w:val="both"/>
+              <w:rPr>
+                <w:sz w:val="28"/>
+                <w:szCs w:val="28"/>
+              </w:rPr>
+            </w:pPr>
+            <w:r>
+              <w:rPr>
+                <w:sz w:val="28"/>
+                <w:szCs w:val="28"/>
               </w:rPr>
               <w:t>Quét mã QR kiểm tra vé, xác nhận hành khách, báo cáo sự cố</w:t>
             </w:r>
@@ -2262,17 +2851,18 @@
           <w:p>
             <w:pPr>
               <w:spacing w:line="288" w:lineRule="auto"/>
+              <w:jc w:val="both"/>
               <w:rPr>
                 <w:b/>
                 <w:bCs/>
-                <w:sz w:val="21"/>
-                <w:szCs w:val="21"/>
-              </w:rPr>
-            </w:pPr>
-            <w:r>
-              <w:rPr>
-                <w:sz w:val="21"/>
-                <w:szCs w:val="21"/>
+                <w:sz w:val="28"/>
+                <w:szCs w:val="28"/>
+              </w:rPr>
+            </w:pPr>
+            <w:r>
+              <w:rPr>
+                <w:sz w:val="28"/>
+                <w:szCs w:val="28"/>
               </w:rPr>
               <w:t>3</w:t>
             </w:r>
@@ -2297,13 +2887,18 @@
           <w:p>
             <w:pPr>
               <w:spacing w:line="288" w:lineRule="auto"/>
+              <w:jc w:val="both"/>
+              <w:rPr>
+                <w:sz w:val="28"/>
+                <w:szCs w:val="28"/>
+              </w:rPr>
             </w:pPr>
             <w:r>
               <w:rPr>
                 <w:b/>
                 <w:bCs/>
-                <w:sz w:val="21"/>
-                <w:szCs w:val="21"/>
+                <w:sz w:val="28"/>
+                <w:szCs w:val="28"/>
               </w:rPr>
               <w:t>Điều phối viên (Dispatcher)</w:t>
             </w:r>
@@ -2328,18 +2923,23 @@
           <w:p>
             <w:pPr>
               <w:spacing w:line="288" w:lineRule="auto"/>
-            </w:pPr>
-            <w:r>
-              <w:rPr>
-                <w:sz w:val="21"/>
-                <w:szCs w:val="21"/>
+              <w:jc w:val="both"/>
+              <w:rPr>
+                <w:sz w:val="28"/>
+                <w:szCs w:val="28"/>
+              </w:rPr>
+            </w:pPr>
+            <w:r>
+              <w:rPr>
+                <w:sz w:val="28"/>
+                <w:szCs w:val="28"/>
               </w:rPr>
               <w:t>Quản lý lịch trình, phân bổ toa xe, cập nhật trạng thái chậm chuyến</w:t>
             </w:r>
             <w:r>
               <w:rPr>
-                <w:sz w:val="21"/>
-                <w:szCs w:val="21"/>
+                <w:sz w:val="28"/>
+                <w:szCs w:val="28"/>
               </w:rPr>
               <w:t xml:space="preserve"> hoặc thay đổi lịch trình</w:t>
             </w:r>
@@ -2362,19 +2962,20 @@
           <w:p>
             <w:pPr>
               <w:spacing w:line="288" w:lineRule="auto"/>
+              <w:jc w:val="both"/>
               <w:rPr>
                 <w:i/>
                 <w:iCs/>
-                <w:sz w:val="22"/>
-                <w:szCs w:val="22"/>
+                <w:sz w:val="28"/>
+                <w:szCs w:val="28"/>
               </w:rPr>
             </w:pPr>
             <w:r>
               <w:rPr>
                 <w:i/>
                 <w:iCs/>
-                <w:sz w:val="22"/>
-                <w:szCs w:val="22"/>
+                <w:sz w:val="28"/>
+                <w:szCs w:val="28"/>
               </w:rPr>
               <w:t>Nhóm người dùng quản trị hệ thống</w:t>
             </w:r>
@@ -2395,19 +2996,19 @@
           <w:p>
             <w:pPr>
               <w:spacing w:line="288" w:lineRule="auto"/>
+              <w:jc w:val="both"/>
               <w:rPr>
                 <w:b/>
                 <w:bCs/>
-                <w:sz w:val="21"/>
-                <w:szCs w:val="21"/>
-              </w:rPr>
-            </w:pPr>
-            <w:r>
-              <w:rPr>
-                <w:sz w:val="21"/>
-                <w:szCs w:val="21"/>
-              </w:rPr>
-              <w:lastRenderedPageBreak/>
+                <w:sz w:val="28"/>
+                <w:szCs w:val="28"/>
+              </w:rPr>
+            </w:pPr>
+            <w:r>
+              <w:rPr>
+                <w:sz w:val="28"/>
+                <w:szCs w:val="28"/>
+              </w:rPr>
               <w:t>4</w:t>
             </w:r>
           </w:p>
@@ -2431,13 +3032,18 @@
           <w:p>
             <w:pPr>
               <w:spacing w:line="288" w:lineRule="auto"/>
+              <w:jc w:val="both"/>
+              <w:rPr>
+                <w:sz w:val="28"/>
+                <w:szCs w:val="28"/>
+              </w:rPr>
             </w:pPr>
             <w:r>
               <w:rPr>
                 <w:b/>
                 <w:bCs/>
-                <w:sz w:val="21"/>
-                <w:szCs w:val="21"/>
+                <w:sz w:val="28"/>
+                <w:szCs w:val="28"/>
               </w:rPr>
               <w:t>Quản trị viên (Admin)</w:t>
             </w:r>
@@ -2462,25 +3068,30 @@
           <w:p>
             <w:pPr>
               <w:spacing w:line="288" w:lineRule="auto"/>
-            </w:pPr>
-            <w:r>
-              <w:rPr>
-                <w:sz w:val="21"/>
-                <w:szCs w:val="21"/>
+              <w:jc w:val="both"/>
+              <w:rPr>
+                <w:sz w:val="28"/>
+                <w:szCs w:val="28"/>
+              </w:rPr>
+            </w:pPr>
+            <w:r>
+              <w:rPr>
+                <w:sz w:val="28"/>
+                <w:szCs w:val="28"/>
               </w:rPr>
               <w:t>Quản lý danh mục</w:t>
             </w:r>
             <w:r>
               <w:rPr>
-                <w:sz w:val="21"/>
-                <w:szCs w:val="21"/>
+                <w:sz w:val="28"/>
+                <w:szCs w:val="28"/>
               </w:rPr>
               <w:t xml:space="preserve"> (tuyến đường, nhà ga, giá vé)</w:t>
             </w:r>
             <w:r>
               <w:rPr>
-                <w:sz w:val="21"/>
-                <w:szCs w:val="21"/>
+                <w:sz w:val="28"/>
+                <w:szCs w:val="28"/>
               </w:rPr>
               <w:t>, người dùng, phân quyền, xem báo cáo doanh thu</w:t>
             </w:r>
@@ -2491,376 +3102,217 @@
     <w:p>
       <w:pPr>
         <w:spacing w:line="288" w:lineRule="auto"/>
-      </w:pPr>
-    </w:p>
-    <w:p>
-      <w:pPr>
-        <w:spacing w:line="288" w:lineRule="auto"/>
+        <w:jc w:val="both"/>
+        <w:rPr>
+          <w:sz w:val="28"/>
+          <w:szCs w:val="28"/>
+        </w:rPr>
+      </w:pPr>
+    </w:p>
+    <w:p>
+      <w:pPr>
+        <w:spacing w:line="288" w:lineRule="auto"/>
+        <w:jc w:val="both"/>
+        <w:rPr>
+          <w:sz w:val="28"/>
+          <w:szCs w:val="28"/>
+        </w:rPr>
       </w:pPr>
       <w:r>
         <w:rPr>
           <w:b/>
           <w:bCs/>
           <w:color w:val="2E75B6"/>
-          <w:sz w:val="25"/>
-          <w:szCs w:val="25"/>
+          <w:sz w:val="28"/>
+          <w:szCs w:val="28"/>
         </w:rPr>
         <w:t>2.5 Mô hình phân rã chức năng hệ thống</w:t>
       </w:r>
     </w:p>
     <w:p>
       <w:pPr>
-        <w:spacing w:line="288" w:lineRule="auto"/>
-        <w:jc w:val="both"/>
-      </w:pPr>
-      <w:r>
-        <w:t>Hệ thống RTMS được phân rã thành 5 phân hệ chức năng chính, mỗi phân hệ bao gồm các nhóm chức năng con như sau:</w:t>
-      </w:r>
-    </w:p>
-    <w:p>
-      <w:pPr>
-        <w:spacing w:line="288" w:lineRule="auto"/>
-        <w:jc w:val="both"/>
+        <w:pStyle w:val="NormalWeb"/>
+        <w:jc w:val="both"/>
+        <w:rPr>
+          <w:sz w:val="28"/>
+          <w:szCs w:val="28"/>
+        </w:rPr>
+      </w:pPr>
+      <w:r>
+        <w:rPr>
+          <w:noProof/>
+          <w:sz w:val="28"/>
+          <w:szCs w:val="28"/>
+        </w:rPr>
+        <w:drawing>
+          <wp:inline distT="0" distB="0" distL="0" distR="0" wp14:anchorId="3A217711" wp14:editId="08160268">
+            <wp:extent cx="5760085" cy="2444115"/>
+            <wp:effectExtent l="0" t="0" r="0" b="0"/>
+            <wp:docPr id="2" name="Picture 2"/>
+            <wp:cNvGraphicFramePr>
+              <a:graphicFrameLocks xmlns:a="http://schemas.openxmlformats.org/drawingml/2006/main" noChangeAspect="1"/>
+            </wp:cNvGraphicFramePr>
+            <a:graphic xmlns:a="http://schemas.openxmlformats.org/drawingml/2006/main">
+              <a:graphicData uri="http://schemas.openxmlformats.org/drawingml/2006/picture">
+                <pic:pic xmlns:pic="http://schemas.openxmlformats.org/drawingml/2006/picture">
+                  <pic:nvPicPr>
+                    <pic:cNvPr id="0" name="Picture 1"/>
+                    <pic:cNvPicPr>
+                      <a:picLocks noChangeAspect="1" noChangeArrowheads="1"/>
+                    </pic:cNvPicPr>
+                  </pic:nvPicPr>
+                  <pic:blipFill>
+                    <a:blip r:embed="rId7" cstate="print">
+                      <a:extLst>
+                        <a:ext uri="{28A0092B-C50C-407E-A947-70E740481C1C}">
+                          <a14:useLocalDpi xmlns:a14="http://schemas.microsoft.com/office/drawing/2010/main" val="0"/>
+                        </a:ext>
+                      </a:extLst>
+                    </a:blip>
+                    <a:srcRect/>
+                    <a:stretch>
+                      <a:fillRect/>
+                    </a:stretch>
+                  </pic:blipFill>
+                  <pic:spPr bwMode="auto">
+                    <a:xfrm>
+                      <a:off x="0" y="0"/>
+                      <a:ext cx="5760085" cy="2444115"/>
+                    </a:xfrm>
+                    <a:prstGeom prst="rect">
+                      <a:avLst/>
+                    </a:prstGeom>
+                    <a:noFill/>
+                    <a:ln>
+                      <a:noFill/>
+                    </a:ln>
+                  </pic:spPr>
+                </pic:pic>
+              </a:graphicData>
+            </a:graphic>
+          </wp:inline>
+        </w:drawing>
+      </w:r>
+    </w:p>
+    <w:p>
+      <w:pPr>
+        <w:spacing w:line="288" w:lineRule="auto"/>
+        <w:jc w:val="both"/>
+        <w:rPr>
+          <w:sz w:val="28"/>
+          <w:szCs w:val="28"/>
+        </w:rPr>
+      </w:pPr>
+    </w:p>
+    <w:p>
+      <w:pPr>
+        <w:spacing w:line="288" w:lineRule="auto"/>
+        <w:jc w:val="both"/>
+        <w:rPr>
+          <w:sz w:val="28"/>
+          <w:szCs w:val="28"/>
+        </w:rPr>
+      </w:pPr>
+    </w:p>
+    <w:p>
+      <w:pPr>
+        <w:spacing w:line="288" w:lineRule="auto"/>
+        <w:jc w:val="both"/>
+        <w:rPr>
+          <w:sz w:val="28"/>
+          <w:szCs w:val="28"/>
+        </w:rPr>
       </w:pPr>
       <w:r>
         <w:rPr>
           <w:b/>
           <w:bCs/>
-        </w:rPr>
-        <w:t xml:space="preserve">- </w:t>
-      </w:r>
+          <w:color w:val="2E75B6"/>
+          <w:sz w:val="28"/>
+          <w:szCs w:val="28"/>
+        </w:rPr>
+        <w:t>2.6 Biểu đồ hoạt động của hệ thống</w:t>
+      </w:r>
+    </w:p>
+    <w:p>
+      <w:pPr>
+        <w:spacing w:line="288" w:lineRule="auto"/>
+        <w:jc w:val="both"/>
+        <w:rPr>
+          <w:sz w:val="28"/>
+          <w:szCs w:val="28"/>
+          <w:highlight w:val="yellow"/>
+        </w:rPr>
+      </w:pPr>
+      <w:r>
+        <w:rPr>
+          <w:sz w:val="28"/>
+          <w:szCs w:val="28"/>
+          <w:highlight w:val="yellow"/>
+        </w:rPr>
+        <w:t>Biểu đồ hoạt động sau đây mô tả luồng xử lý chính của quy trình đặt vé tàu hỏa trực tuyến – từ khi hành khách tra cứu lịch trình đến khi nhận được vé điện tử và lên tàu.</w:t>
+      </w:r>
+    </w:p>
+    <w:p>
+      <w:pPr>
+        <w:spacing w:line="288" w:lineRule="auto"/>
+        <w:jc w:val="both"/>
+        <w:rPr>
+          <w:sz w:val="28"/>
+          <w:szCs w:val="28"/>
+          <w:highlight w:val="yellow"/>
+        </w:rPr>
+      </w:pPr>
+    </w:p>
+    <w:p>
+      <w:pPr>
+        <w:spacing w:line="288" w:lineRule="auto"/>
+        <w:jc w:val="both"/>
+        <w:rPr>
+          <w:sz w:val="28"/>
+          <w:szCs w:val="28"/>
+          <w:highlight w:val="yellow"/>
+        </w:rPr>
+      </w:pPr>
+      <w:r>
+        <w:rPr>
+          <w:sz w:val="28"/>
+          <w:szCs w:val="28"/>
+          <w:highlight w:val="yellow"/>
+        </w:rPr>
+        <w:t>Các luồng hoạt động chính trong hệ thống RTMS bao gồm:</w:t>
+      </w:r>
+    </w:p>
+    <w:p>
+      <w:pPr>
+        <w:spacing w:line="288" w:lineRule="auto"/>
+        <w:jc w:val="both"/>
+        <w:rPr>
+          <w:sz w:val="28"/>
+          <w:szCs w:val="28"/>
+          <w:highlight w:val="yellow"/>
+        </w:rPr>
+      </w:pPr>
+    </w:p>
+    <w:p>
+      <w:pPr>
+        <w:spacing w:line="288" w:lineRule="auto"/>
+        <w:jc w:val="both"/>
+        <w:rPr>
+          <w:sz w:val="28"/>
+          <w:szCs w:val="28"/>
+          <w:highlight w:val="yellow"/>
+        </w:rPr>
+      </w:pPr>
       <w:r>
         <w:rPr>
           <w:b/>
           <w:bCs/>
-        </w:rPr>
-        <w:t>F1 – Phân hệ Quản lý Người dùng và Xác thực:</w:t>
-      </w:r>
-    </w:p>
-    <w:p>
-      <w:pPr>
-        <w:spacing w:line="288" w:lineRule="auto"/>
-        <w:ind w:firstLine="360"/>
-      </w:pPr>
-      <w:r>
-        <w:t xml:space="preserve">+ </w:t>
-      </w:r>
-      <w:r>
-        <w:t>F1.1 – Đăng ký tài khoản hành khách</w:t>
-      </w:r>
-    </w:p>
-    <w:p>
-      <w:pPr>
-        <w:spacing w:line="288" w:lineRule="auto"/>
-        <w:ind w:firstLine="360"/>
-      </w:pPr>
-      <w:r>
-        <w:t xml:space="preserve">+ </w:t>
-      </w:r>
-      <w:r>
-        <w:t>F1.2 – Đăng nhập / Xác thực OTP</w:t>
-      </w:r>
-    </w:p>
-    <w:p>
-      <w:pPr>
-        <w:spacing w:line="288" w:lineRule="auto"/>
-        <w:ind w:firstLine="360"/>
-      </w:pPr>
-      <w:r>
-        <w:t xml:space="preserve">+ </w:t>
-      </w:r>
-      <w:r>
-        <w:t>F1.3 – Quản lý hồ sơ cá nhân</w:t>
-      </w:r>
-    </w:p>
-    <w:p>
-      <w:pPr>
-        <w:spacing w:line="288" w:lineRule="auto"/>
-        <w:ind w:firstLine="360"/>
-      </w:pPr>
-      <w:r>
-        <w:t xml:space="preserve">+ </w:t>
-      </w:r>
-      <w:r>
-        <w:t>F1.4 – Phân quyền và quản lý vai trò người dùng</w:t>
-      </w:r>
-    </w:p>
-    <w:p>
-      <w:pPr>
-        <w:spacing w:line="288" w:lineRule="auto"/>
-      </w:pPr>
-    </w:p>
-    <w:p>
-      <w:pPr>
-        <w:spacing w:line="288" w:lineRule="auto"/>
-        <w:jc w:val="both"/>
-      </w:pPr>
-      <w:r>
-        <w:rPr>
-          <w:b/>
-          <w:bCs/>
-        </w:rPr>
-        <w:t xml:space="preserve">- </w:t>
-      </w:r>
-      <w:r>
-        <w:rPr>
-          <w:b/>
-          <w:bCs/>
-        </w:rPr>
-        <w:t>F2 – Phân hệ Tra cứu Hành trình và Lịch tàu:</w:t>
-      </w:r>
-    </w:p>
-    <w:p>
-      <w:pPr>
-        <w:spacing w:line="288" w:lineRule="auto"/>
-        <w:ind w:firstLine="360"/>
-      </w:pPr>
-      <w:r>
-        <w:t xml:space="preserve">+ </w:t>
-      </w:r>
-      <w:r>
-        <w:t>F2.1 – Tìm kiếm chuyến tàu theo ga đi, ga đến, ngày khởi hành</w:t>
-      </w:r>
-      <w:r>
-        <w:t>, loại vé (1 chiều/khứ hồi)</w:t>
-      </w:r>
-    </w:p>
-    <w:p>
-      <w:pPr>
-        <w:spacing w:line="288" w:lineRule="auto"/>
-        <w:ind w:firstLine="360"/>
-      </w:pPr>
-      <w:r>
-        <w:t xml:space="preserve">+ </w:t>
-      </w:r>
-      <w:r>
-        <w:t>F2.2 – Hiển thị lịch trình và thời gian dự kiến</w:t>
-      </w:r>
-    </w:p>
-    <w:p>
-      <w:pPr>
-        <w:spacing w:line="288" w:lineRule="auto"/>
-        <w:ind w:firstLine="360"/>
-      </w:pPr>
-      <w:r>
-        <w:t xml:space="preserve">+ </w:t>
-      </w:r>
-      <w:r>
-        <w:t>F2.3 – Hiển thị trạng thái thực (chậm chuyến, thay đổi lịch)</w:t>
-      </w:r>
-    </w:p>
-    <w:p>
-      <w:pPr>
-        <w:spacing w:line="288" w:lineRule="auto"/>
-        <w:jc w:val="both"/>
-      </w:pPr>
-      <w:r>
-        <w:rPr>
-          <w:b/>
-          <w:bCs/>
-        </w:rPr>
-        <w:t xml:space="preserve">- </w:t>
-      </w:r>
-      <w:r>
-        <w:rPr>
-          <w:b/>
-          <w:bCs/>
-        </w:rPr>
-        <w:t>F3 – Phân hệ Đặt vé và Quản lý Chỗ ngồi:</w:t>
-      </w:r>
-    </w:p>
-    <w:p>
-      <w:pPr>
-        <w:spacing w:line="288" w:lineRule="auto"/>
-        <w:ind w:firstLine="360"/>
-      </w:pPr>
-      <w:r>
-        <w:t xml:space="preserve">+ </w:t>
-      </w:r>
-      <w:r>
-        <w:t>F3.1 – Hiển thị sơ đồ toa tàu và trạng thái ghế theo chặng</w:t>
-      </w:r>
-    </w:p>
-    <w:p>
-      <w:pPr>
-        <w:spacing w:line="288" w:lineRule="auto"/>
-        <w:ind w:firstLine="360"/>
-      </w:pPr>
-      <w:r>
-        <w:t xml:space="preserve">+ </w:t>
-      </w:r>
-      <w:r>
-        <w:t>F3.2 – Chọn toa và ghế ngồi</w:t>
-      </w:r>
-    </w:p>
-    <w:p>
-      <w:pPr>
-        <w:spacing w:line="288" w:lineRule="auto"/>
-        <w:ind w:firstLine="360"/>
-      </w:pPr>
-      <w:r>
-        <w:t xml:space="preserve">+ </w:t>
-      </w:r>
-      <w:r>
-        <w:t>F3.3 – Áp dụng chính sách giảm giá theo đối tượng hành khách</w:t>
-      </w:r>
-    </w:p>
-    <w:p>
-      <w:pPr>
-        <w:spacing w:line="288" w:lineRule="auto"/>
-        <w:ind w:firstLine="360"/>
-      </w:pPr>
-      <w:r>
-        <w:t xml:space="preserve">+ </w:t>
-      </w:r>
-      <w:r>
-        <w:t>F3.4 – Thuật toán quản lý chỗ ngồi theo chặng (segment-based seat allocation)</w:t>
-      </w:r>
-    </w:p>
-    <w:p>
-      <w:pPr>
-        <w:spacing w:line="288" w:lineRule="auto"/>
-        <w:ind w:firstLine="360"/>
-      </w:pPr>
-      <w:r>
-        <w:t xml:space="preserve">+ </w:t>
-      </w:r>
-      <w:r>
-        <w:t xml:space="preserve">F3.5 – </w:t>
-      </w:r>
-      <w:r>
-        <w:t>Giữ vé tạm thời (10-15 phút)</w:t>
-      </w:r>
-    </w:p>
-    <w:p>
-      <w:pPr>
-        <w:spacing w:line="288" w:lineRule="auto"/>
-      </w:pPr>
-    </w:p>
-    <w:p>
-      <w:pPr>
-        <w:spacing w:line="288" w:lineRule="auto"/>
-        <w:jc w:val="both"/>
-      </w:pPr>
-      <w:r>
-        <w:rPr>
-          <w:b/>
-          <w:bCs/>
-        </w:rPr>
-        <w:t xml:space="preserve">- </w:t>
-      </w:r>
-      <w:r>
-        <w:rPr>
-          <w:b/>
-          <w:bCs/>
-        </w:rPr>
-        <w:t>F4 – Phân hệ Thanh toán và Vé điện tử:</w:t>
-      </w:r>
-    </w:p>
-    <w:p>
-      <w:pPr>
-        <w:spacing w:line="288" w:lineRule="auto"/>
-        <w:ind w:firstLine="360"/>
-      </w:pPr>
-      <w:r>
-        <w:t xml:space="preserve">+ </w:t>
-      </w:r>
-      <w:r>
-        <w:t>F4.1 – Tích hợp cổng thanh toán trực tuyến (thẻ ngân hàng, ví điện tử, QR pay)</w:t>
-      </w:r>
-    </w:p>
-    <w:p>
-      <w:pPr>
-        <w:spacing w:line="288" w:lineRule="auto"/>
-        <w:ind w:firstLine="360"/>
-      </w:pPr>
-      <w:r>
-        <w:t xml:space="preserve">+ </w:t>
-      </w:r>
-      <w:r>
-        <w:t>F4.</w:t>
-      </w:r>
-      <w:r>
-        <w:t>2</w:t>
-      </w:r>
-      <w:r>
-        <w:t xml:space="preserve"> – Phát hành vé điện tử QR Code</w:t>
-      </w:r>
-    </w:p>
-    <w:p>
-      <w:pPr>
-        <w:spacing w:line="288" w:lineRule="auto"/>
-        <w:ind w:firstLine="360"/>
-      </w:pPr>
-      <w:r>
-        <w:rPr>
+          <w:sz w:val="28"/>
+          <w:szCs w:val="28"/>
           <w:highlight w:val="yellow"/>
         </w:rPr>
-        <w:t xml:space="preserve">+ </w:t>
-      </w:r>
-      <w:r>
-        <w:rPr>
-          <w:highlight w:val="yellow"/>
-        </w:rPr>
-        <w:t>F4.</w:t>
-      </w:r>
-      <w:r>
-        <w:rPr>
-          <w:highlight w:val="yellow"/>
-        </w:rPr>
-        <w:t xml:space="preserve">3 </w:t>
-      </w:r>
-      <w:r>
-        <w:rPr>
-          <w:highlight w:val="yellow"/>
-        </w:rPr>
-        <w:t>– Gửi vé qua email / SMS</w:t>
-      </w:r>
-    </w:p>
-    <w:p>
-      <w:pPr>
-        <w:spacing w:line="288" w:lineRule="auto"/>
-        <w:ind w:firstLine="360"/>
-      </w:pPr>
-      <w:r>
-        <w:t>+ F4.4 – Hủy vé &amp; hoàn tiền/đổi vé</w:t>
-      </w:r>
-    </w:p>
-    <w:p>
-      <w:pPr>
-        <w:spacing w:line="288" w:lineRule="auto"/>
-        <w:ind w:firstLine="360"/>
-      </w:pPr>
-      <w:r>
-        <w:t xml:space="preserve">+ </w:t>
-      </w:r>
-      <w:r>
-        <w:t>F4.5 – Lưu trữ và quản lý lịch sử giao dịch</w:t>
-      </w:r>
-    </w:p>
-    <w:p>
-      <w:pPr>
-        <w:spacing w:line="288" w:lineRule="auto"/>
-      </w:pPr>
-    </w:p>
-    <w:p>
-      <w:pPr>
-        <w:spacing w:line="288" w:lineRule="auto"/>
-        <w:jc w:val="both"/>
-      </w:pPr>
-      <w:r>
-        <w:rPr>
-          <w:b/>
-          <w:bCs/>
-        </w:rPr>
-        <w:t xml:space="preserve">- </w:t>
-      </w:r>
-      <w:r>
-        <w:rPr>
-          <w:b/>
-          <w:bCs/>
-        </w:rPr>
-        <w:t>F5 – Phân hệ Kiểm soát vé và Quản trị:</w:t>
+        <w:t>Luồng 1 – Đặt vé và thanh toán:</w:t>
       </w:r>
     </w:p>
     <w:p>
@@ -2871,9 +3323,20 @@
           <w:numId w:val="2"/>
         </w:numPr>
         <w:spacing w:line="288" w:lineRule="auto"/>
-      </w:pPr>
-      <w:r>
-        <w:t>F5.1 – Kiểm tra vé điện tử bằng thiết bị cầm tay (quét QR)</w:t>
+        <w:jc w:val="both"/>
+        <w:rPr>
+          <w:sz w:val="28"/>
+          <w:szCs w:val="28"/>
+          <w:highlight w:val="yellow"/>
+        </w:rPr>
+      </w:pPr>
+      <w:r>
+        <w:rPr>
+          <w:sz w:val="28"/>
+          <w:szCs w:val="28"/>
+          <w:highlight w:val="yellow"/>
+        </w:rPr>
+        <w:t>Bước 1: Hành khách truy cập hệ thống và tìm kiếm chuyến tàu (ga đi, ga đến, ngày đi, số lượng vé).</w:t>
       </w:r>
     </w:p>
     <w:p>
@@ -2884,9 +3347,20 @@
           <w:numId w:val="2"/>
         </w:numPr>
         <w:spacing w:line="288" w:lineRule="auto"/>
-      </w:pPr>
-      <w:r>
-        <w:t>F5.2 – Cập nhật trạng thái ghế theo hành khách thực tế lên tàu</w:t>
+        <w:jc w:val="both"/>
+        <w:rPr>
+          <w:sz w:val="28"/>
+          <w:szCs w:val="28"/>
+          <w:highlight w:val="yellow"/>
+        </w:rPr>
+      </w:pPr>
+      <w:r>
+        <w:rPr>
+          <w:sz w:val="28"/>
+          <w:szCs w:val="28"/>
+          <w:highlight w:val="yellow"/>
+        </w:rPr>
+        <w:t>Bước 2: Hệ thống truy vấn cơ sở dữ liệu và hiển thị danh sách chuyến tàu phù hợp.</w:t>
       </w:r>
     </w:p>
     <w:p>
@@ -2897,9 +3371,20 @@
           <w:numId w:val="2"/>
         </w:numPr>
         <w:spacing w:line="288" w:lineRule="auto"/>
-      </w:pPr>
-      <w:r>
-        <w:t>F5.3 – Quản lý lịch trình tàu và phân bổ toa xe</w:t>
+        <w:jc w:val="both"/>
+        <w:rPr>
+          <w:sz w:val="28"/>
+          <w:szCs w:val="28"/>
+          <w:highlight w:val="yellow"/>
+        </w:rPr>
+      </w:pPr>
+      <w:r>
+        <w:rPr>
+          <w:sz w:val="28"/>
+          <w:szCs w:val="28"/>
+          <w:highlight w:val="yellow"/>
+        </w:rPr>
+        <w:t>Bước 3: Hành khách chọn chuyến tàu, toa xe và ghế ngồi trên sơ đồ trực quan.</w:t>
       </w:r>
     </w:p>
     <w:p>
@@ -2910,9 +3395,20 @@
           <w:numId w:val="2"/>
         </w:numPr>
         <w:spacing w:line="288" w:lineRule="auto"/>
-      </w:pPr>
-      <w:r>
-        <w:t>F5.4 – Báo cáo doanh thu theo ngày/tháng/tuyến</w:t>
+        <w:jc w:val="both"/>
+        <w:rPr>
+          <w:sz w:val="28"/>
+          <w:szCs w:val="28"/>
+          <w:highlight w:val="yellow"/>
+        </w:rPr>
+      </w:pPr>
+      <w:r>
+        <w:rPr>
+          <w:sz w:val="28"/>
+          <w:szCs w:val="28"/>
+          <w:highlight w:val="yellow"/>
+        </w:rPr>
+        <w:t>Bước 4: Hệ thống kiểm tra tính hợp lệ của chỗ ngồi theo chặng và khóa chỗ tạm thời (seat lock).</w:t>
       </w:r>
     </w:p>
     <w:p>
@@ -2923,24 +3419,1257 @@
           <w:numId w:val="2"/>
         </w:numPr>
         <w:spacing w:line="288" w:lineRule="auto"/>
-      </w:pPr>
-      <w:r>
-        <w:t>F5.5 – Thống kê lưu lượng hành khách và công suất khai thác</w:t>
-      </w:r>
-    </w:p>
-    <w:p>
-      <w:pPr>
-        <w:spacing w:line="288" w:lineRule="auto"/>
+        <w:jc w:val="both"/>
+        <w:rPr>
+          <w:sz w:val="28"/>
+          <w:szCs w:val="28"/>
+          <w:highlight w:val="yellow"/>
+        </w:rPr>
+      </w:pPr>
+      <w:r>
+        <w:rPr>
+          <w:sz w:val="28"/>
+          <w:szCs w:val="28"/>
+          <w:highlight w:val="yellow"/>
+        </w:rPr>
+        <w:t>Bước 5: Hành khách nhập thông tin cá nhân (họ tên, CCCD), áp dụng mã giảm giá nếu có.</w:t>
+      </w:r>
+    </w:p>
+    <w:p>
+      <w:pPr>
+        <w:pStyle w:val="ListParagraph"/>
+        <w:numPr>
+          <w:ilvl w:val="0"/>
+          <w:numId w:val="2"/>
+        </w:numPr>
+        <w:spacing w:line="288" w:lineRule="auto"/>
+        <w:jc w:val="both"/>
+        <w:rPr>
+          <w:sz w:val="28"/>
+          <w:szCs w:val="28"/>
+          <w:highlight w:val="yellow"/>
+        </w:rPr>
+      </w:pPr>
+      <w:r>
+        <w:rPr>
+          <w:sz w:val="28"/>
+          <w:szCs w:val="28"/>
+          <w:highlight w:val="yellow"/>
+        </w:rPr>
+        <w:t>Bước 6: Hệ thống tính toán tổng giá vé và chuyển sang cổng thanh toán.</w:t>
+      </w:r>
+    </w:p>
+    <w:p>
+      <w:pPr>
+        <w:pStyle w:val="ListParagraph"/>
+        <w:numPr>
+          <w:ilvl w:val="0"/>
+          <w:numId w:val="2"/>
+        </w:numPr>
+        <w:spacing w:line="288" w:lineRule="auto"/>
+        <w:jc w:val="both"/>
+        <w:rPr>
+          <w:sz w:val="28"/>
+          <w:szCs w:val="28"/>
+          <w:highlight w:val="yellow"/>
+        </w:rPr>
+      </w:pPr>
+      <w:r>
+        <w:rPr>
+          <w:sz w:val="28"/>
+          <w:szCs w:val="28"/>
+          <w:highlight w:val="yellow"/>
+        </w:rPr>
+        <w:t>Bước 7: Hành khách thực hiện thanh toán qua phương thức đã chọn.</w:t>
+      </w:r>
+    </w:p>
+    <w:p>
+      <w:pPr>
+        <w:pStyle w:val="ListParagraph"/>
+        <w:numPr>
+          <w:ilvl w:val="0"/>
+          <w:numId w:val="2"/>
+        </w:numPr>
+        <w:spacing w:line="288" w:lineRule="auto"/>
+        <w:jc w:val="both"/>
+        <w:rPr>
+          <w:sz w:val="28"/>
+          <w:szCs w:val="28"/>
+          <w:highlight w:val="yellow"/>
+        </w:rPr>
+      </w:pPr>
+      <w:r>
+        <w:rPr>
+          <w:sz w:val="28"/>
+          <w:szCs w:val="28"/>
+          <w:highlight w:val="yellow"/>
+        </w:rPr>
+        <w:t>Bước 8: Cổng thanh toán phản hồi kết quả về hệ thống.</w:t>
+      </w:r>
+    </w:p>
+    <w:p>
+      <w:pPr>
+        <w:pStyle w:val="ListParagraph"/>
+        <w:numPr>
+          <w:ilvl w:val="0"/>
+          <w:numId w:val="2"/>
+        </w:numPr>
+        <w:spacing w:line="288" w:lineRule="auto"/>
+        <w:jc w:val="both"/>
+        <w:rPr>
+          <w:sz w:val="28"/>
+          <w:szCs w:val="28"/>
+          <w:highlight w:val="yellow"/>
+        </w:rPr>
+      </w:pPr>
+      <w:r>
+        <w:rPr>
+          <w:sz w:val="28"/>
+          <w:szCs w:val="28"/>
+          <w:highlight w:val="yellow"/>
+        </w:rPr>
+        <w:t>Bước 9 (Thành công): Hệ thống phát hành vé điện tử QR Code, gửi qua email/SMS, cập nhật trạng thái ghế.</w:t>
+      </w:r>
+    </w:p>
+    <w:p>
+      <w:pPr>
+        <w:pStyle w:val="ListParagraph"/>
+        <w:numPr>
+          <w:ilvl w:val="0"/>
+          <w:numId w:val="2"/>
+        </w:numPr>
+        <w:spacing w:line="288" w:lineRule="auto"/>
+        <w:jc w:val="both"/>
+        <w:rPr>
+          <w:sz w:val="28"/>
+          <w:szCs w:val="28"/>
+          <w:highlight w:val="yellow"/>
+        </w:rPr>
+      </w:pPr>
+      <w:r>
+        <w:rPr>
+          <w:sz w:val="28"/>
+          <w:szCs w:val="28"/>
+          <w:highlight w:val="yellow"/>
+        </w:rPr>
+        <w:t>Bước 9 (Thất bại): Hệ thống hủy khóa ghế, thông báo thanh toán thất bại, yêu cầu thực hiện lại.</w:t>
+      </w:r>
+    </w:p>
+    <w:p>
+      <w:pPr>
+        <w:spacing w:line="288" w:lineRule="auto"/>
+        <w:jc w:val="both"/>
+        <w:rPr>
+          <w:sz w:val="28"/>
+          <w:szCs w:val="28"/>
+          <w:highlight w:val="yellow"/>
+        </w:rPr>
+      </w:pPr>
+    </w:p>
+    <w:p>
+      <w:pPr>
+        <w:spacing w:line="288" w:lineRule="auto"/>
+        <w:jc w:val="both"/>
+        <w:rPr>
+          <w:sz w:val="28"/>
+          <w:szCs w:val="28"/>
+          <w:highlight w:val="yellow"/>
+        </w:rPr>
+      </w:pPr>
+      <w:r>
+        <w:rPr>
+          <w:b/>
+          <w:bCs/>
+          <w:sz w:val="28"/>
+          <w:szCs w:val="28"/>
+          <w:highlight w:val="yellow"/>
+        </w:rPr>
+        <w:t>Luồng 2 – Hủy/Đổi vé:</w:t>
+      </w:r>
+    </w:p>
+    <w:p>
+      <w:pPr>
+        <w:pStyle w:val="ListParagraph"/>
+        <w:numPr>
+          <w:ilvl w:val="0"/>
+          <w:numId w:val="2"/>
+        </w:numPr>
+        <w:spacing w:line="288" w:lineRule="auto"/>
+        <w:jc w:val="both"/>
+        <w:rPr>
+          <w:sz w:val="28"/>
+          <w:szCs w:val="28"/>
+          <w:highlight w:val="yellow"/>
+        </w:rPr>
+      </w:pPr>
+      <w:r>
+        <w:rPr>
+          <w:sz w:val="28"/>
+          <w:szCs w:val="28"/>
+          <w:highlight w:val="yellow"/>
+        </w:rPr>
+        <w:t>Bước 1: Hành khách đăng nhập, truy cập mục Vé của tôi và chọn vé cần hủy/đổi.</w:t>
+      </w:r>
+    </w:p>
+    <w:p>
+      <w:pPr>
+        <w:pStyle w:val="ListParagraph"/>
+        <w:numPr>
+          <w:ilvl w:val="0"/>
+          <w:numId w:val="2"/>
+        </w:numPr>
+        <w:spacing w:line="288" w:lineRule="auto"/>
+        <w:jc w:val="both"/>
+        <w:rPr>
+          <w:sz w:val="28"/>
+          <w:szCs w:val="28"/>
+          <w:highlight w:val="yellow"/>
+        </w:rPr>
+      </w:pPr>
+      <w:r>
+        <w:rPr>
+          <w:sz w:val="28"/>
+          <w:szCs w:val="28"/>
+          <w:highlight w:val="yellow"/>
+        </w:rPr>
+        <w:t>Bước 2: Hệ thống kiểm tra điều kiện hủy/đổi vé theo thời gian còn lại so với giờ khởi hành.</w:t>
+      </w:r>
+    </w:p>
+    <w:p>
+      <w:pPr>
+        <w:pStyle w:val="ListParagraph"/>
+        <w:numPr>
+          <w:ilvl w:val="0"/>
+          <w:numId w:val="2"/>
+        </w:numPr>
+        <w:spacing w:line="288" w:lineRule="auto"/>
+        <w:jc w:val="both"/>
+        <w:rPr>
+          <w:sz w:val="28"/>
+          <w:szCs w:val="28"/>
+          <w:highlight w:val="yellow"/>
+        </w:rPr>
+      </w:pPr>
+      <w:r>
+        <w:rPr>
+          <w:sz w:val="28"/>
+          <w:szCs w:val="28"/>
+          <w:highlight w:val="yellow"/>
+        </w:rPr>
+        <w:t>Bước 3: Hệ thống tính toán phí hủy vé theo quy định (VD: miễn phí nếu trước 72h, trừ 10% nếu trước 24h, trừ 50% nếu trong 24h).</w:t>
+      </w:r>
+    </w:p>
+    <w:p>
+      <w:pPr>
+        <w:pStyle w:val="ListParagraph"/>
+        <w:numPr>
+          <w:ilvl w:val="0"/>
+          <w:numId w:val="2"/>
+        </w:numPr>
+        <w:spacing w:line="288" w:lineRule="auto"/>
+        <w:jc w:val="both"/>
+        <w:rPr>
+          <w:sz w:val="28"/>
+          <w:szCs w:val="28"/>
+          <w:highlight w:val="yellow"/>
+        </w:rPr>
+      </w:pPr>
+      <w:r>
+        <w:rPr>
+          <w:sz w:val="28"/>
+          <w:szCs w:val="28"/>
+          <w:highlight w:val="yellow"/>
+        </w:rPr>
+        <w:t>Bước 4: Hành khách xác nhận hủy/đổi vé.</w:t>
+      </w:r>
+    </w:p>
+    <w:p>
+      <w:pPr>
+        <w:pStyle w:val="ListParagraph"/>
+        <w:numPr>
+          <w:ilvl w:val="0"/>
+          <w:numId w:val="2"/>
+        </w:numPr>
+        <w:spacing w:line="288" w:lineRule="auto"/>
+        <w:jc w:val="both"/>
+        <w:rPr>
+          <w:sz w:val="28"/>
+          <w:szCs w:val="28"/>
+          <w:highlight w:val="yellow"/>
+        </w:rPr>
+      </w:pPr>
+      <w:r>
+        <w:rPr>
+          <w:sz w:val="28"/>
+          <w:szCs w:val="28"/>
+          <w:highlight w:val="yellow"/>
+        </w:rPr>
+        <w:t>Bước 5: Hệ thống thực hiện hoàn tiền, cập nhật trạng thái ghế thành Available.</w:t>
+      </w:r>
+    </w:p>
+    <w:p>
+      <w:pPr>
+        <w:spacing w:line="288" w:lineRule="auto"/>
+        <w:jc w:val="both"/>
+        <w:rPr>
+          <w:sz w:val="28"/>
+          <w:szCs w:val="28"/>
+          <w:highlight w:val="yellow"/>
+        </w:rPr>
+      </w:pPr>
+    </w:p>
+    <w:p>
+      <w:pPr>
+        <w:spacing w:line="288" w:lineRule="auto"/>
+        <w:jc w:val="both"/>
+        <w:rPr>
+          <w:sz w:val="28"/>
+          <w:szCs w:val="28"/>
+          <w:highlight w:val="yellow"/>
+        </w:rPr>
+      </w:pPr>
+      <w:r>
+        <w:rPr>
+          <w:b/>
+          <w:bCs/>
+          <w:sz w:val="28"/>
+          <w:szCs w:val="28"/>
+          <w:highlight w:val="yellow"/>
+        </w:rPr>
+        <w:t>Luồng 3 – Kiểm soát vé trên tàu:</w:t>
+      </w:r>
+    </w:p>
+    <w:p>
+      <w:pPr>
+        <w:pStyle w:val="ListParagraph"/>
+        <w:numPr>
+          <w:ilvl w:val="0"/>
+          <w:numId w:val="2"/>
+        </w:numPr>
+        <w:spacing w:line="288" w:lineRule="auto"/>
+        <w:jc w:val="both"/>
+        <w:rPr>
+          <w:sz w:val="28"/>
+          <w:szCs w:val="28"/>
+          <w:highlight w:val="yellow"/>
+        </w:rPr>
+      </w:pPr>
+      <w:r>
+        <w:rPr>
+          <w:sz w:val="28"/>
+          <w:szCs w:val="28"/>
+          <w:highlight w:val="yellow"/>
+        </w:rPr>
+        <w:t>Bước 1: Nhân viên kiểm soát mở ứng dụng kiểm soát vé trên thiết bị cầm tay.</w:t>
+      </w:r>
+    </w:p>
+    <w:p>
+      <w:pPr>
+        <w:pStyle w:val="ListParagraph"/>
+        <w:numPr>
+          <w:ilvl w:val="0"/>
+          <w:numId w:val="2"/>
+        </w:numPr>
+        <w:spacing w:line="288" w:lineRule="auto"/>
+        <w:jc w:val="both"/>
+        <w:rPr>
+          <w:sz w:val="28"/>
+          <w:szCs w:val="28"/>
+          <w:highlight w:val="yellow"/>
+        </w:rPr>
+      </w:pPr>
+      <w:r>
+        <w:rPr>
+          <w:sz w:val="28"/>
+          <w:szCs w:val="28"/>
+          <w:highlight w:val="yellow"/>
+        </w:rPr>
+        <w:lastRenderedPageBreak/>
+        <w:t>Bước 2: Hành khách xuất trình mã QR trên ứng dụng hoặc bản in.</w:t>
+      </w:r>
+    </w:p>
+    <w:p>
+      <w:pPr>
+        <w:pStyle w:val="ListParagraph"/>
+        <w:numPr>
+          <w:ilvl w:val="0"/>
+          <w:numId w:val="2"/>
+        </w:numPr>
+        <w:spacing w:line="288" w:lineRule="auto"/>
+        <w:jc w:val="both"/>
+        <w:rPr>
+          <w:sz w:val="28"/>
+          <w:szCs w:val="28"/>
+          <w:highlight w:val="yellow"/>
+        </w:rPr>
+      </w:pPr>
+      <w:r>
+        <w:rPr>
+          <w:sz w:val="28"/>
+          <w:szCs w:val="28"/>
+          <w:highlight w:val="yellow"/>
+        </w:rPr>
+        <w:t>Bước 3: Nhân viên quét mã QR, hệ thống tra cứu thông tin vé.</w:t>
+      </w:r>
+    </w:p>
+    <w:p>
+      <w:pPr>
+        <w:pStyle w:val="ListParagraph"/>
+        <w:numPr>
+          <w:ilvl w:val="0"/>
+          <w:numId w:val="2"/>
+        </w:numPr>
+        <w:spacing w:line="288" w:lineRule="auto"/>
+        <w:jc w:val="both"/>
+        <w:rPr>
+          <w:sz w:val="28"/>
+          <w:szCs w:val="28"/>
+          <w:highlight w:val="yellow"/>
+        </w:rPr>
+      </w:pPr>
+      <w:r>
+        <w:rPr>
+          <w:sz w:val="28"/>
+          <w:szCs w:val="28"/>
+          <w:highlight w:val="yellow"/>
+        </w:rPr>
+        <w:t>Bước 4 (Hợp lệ): Hệ thống xác nhận vé hợp lệ, cập nhật trạng thái đã kiểm tra.</w:t>
+      </w:r>
+    </w:p>
+    <w:p>
+      <w:pPr>
+        <w:pStyle w:val="ListParagraph"/>
+        <w:numPr>
+          <w:ilvl w:val="0"/>
+          <w:numId w:val="2"/>
+        </w:numPr>
+        <w:spacing w:line="288" w:lineRule="auto"/>
+        <w:jc w:val="both"/>
+        <w:rPr>
+          <w:sz w:val="28"/>
+          <w:szCs w:val="28"/>
+          <w:highlight w:val="yellow"/>
+        </w:rPr>
+      </w:pPr>
+      <w:r>
+        <w:rPr>
+          <w:sz w:val="28"/>
+          <w:szCs w:val="28"/>
+          <w:highlight w:val="yellow"/>
+        </w:rPr>
+        <w:t>Bước 4 (Không hợp lệ): Hệ thống cảnh báo vé không hợp lệ (hết hạn, trùng ghế, đã kiểm tra), nhân viên xử lý theo quy định.</w:t>
+      </w:r>
+    </w:p>
+    <w:p>
+      <w:pPr>
+        <w:spacing w:line="288" w:lineRule="auto"/>
+        <w:jc w:val="both"/>
+        <w:rPr>
+          <w:sz w:val="28"/>
+          <w:szCs w:val="28"/>
+        </w:rPr>
+      </w:pPr>
+    </w:p>
+    <w:p>
+      <w:pPr>
+        <w:spacing w:line="288" w:lineRule="auto"/>
+        <w:jc w:val="both"/>
+        <w:rPr>
+          <w:b/>
+          <w:bCs/>
+          <w:sz w:val="28"/>
+          <w:szCs w:val="28"/>
+        </w:rPr>
+      </w:pPr>
+      <w:r>
+        <w:rPr>
+          <w:b/>
+          <w:bCs/>
+          <w:sz w:val="28"/>
+          <w:szCs w:val="28"/>
+        </w:rPr>
+        <w:t>2.6.1 Biểu đồ hoạt động chung của hệ thống</w:t>
+      </w:r>
+    </w:p>
+    <w:p>
+      <w:pPr>
+        <w:spacing w:line="288" w:lineRule="auto"/>
+        <w:jc w:val="both"/>
+        <w:rPr>
+          <w:color w:val="FF0000"/>
+          <w:sz w:val="28"/>
+          <w:szCs w:val="28"/>
+        </w:rPr>
+      </w:pPr>
+      <w:r>
+        <w:rPr>
+          <w:color w:val="FF0000"/>
+          <w:sz w:val="28"/>
+          <w:szCs w:val="28"/>
+        </w:rPr>
+        <w:t>[Hoạt động chung: Đăng nhập → Chọn chức năng theo vai trò]</w:t>
+      </w:r>
+    </w:p>
+    <w:p>
+      <w:pPr>
+        <w:spacing w:line="288" w:lineRule="auto"/>
+        <w:jc w:val="both"/>
+        <w:rPr>
+          <w:sz w:val="28"/>
+          <w:szCs w:val="28"/>
+        </w:rPr>
+      </w:pPr>
+      <w:r>
+        <w:rPr>
+          <w:sz w:val="28"/>
+          <w:szCs w:val="28"/>
+        </w:rPr>
+        <w:t>Người dùng đăng nhập vào hệ thống. Sau khi đăng nhập thành công, tùy theo vai trò (hành khách, nhân viên soát vé, điều phối viên, quản trị viên) hệ thống hiển thị các chức năng tương ứng.</w:t>
+      </w:r>
+    </w:p>
+    <w:p>
+      <w:pPr>
+        <w:spacing w:line="288" w:lineRule="auto"/>
+        <w:jc w:val="both"/>
+        <w:rPr>
+          <w:b/>
+          <w:bCs/>
+          <w:sz w:val="28"/>
+          <w:szCs w:val="28"/>
+        </w:rPr>
+      </w:pPr>
+      <w:r>
+        <w:rPr>
+          <w:b/>
+          <w:bCs/>
+          <w:sz w:val="28"/>
+          <w:szCs w:val="28"/>
+        </w:rPr>
+        <w:t xml:space="preserve">2.6.2 Biểu đồ hoạt động đặt vé </w:t>
+      </w:r>
+      <w:r>
+        <w:rPr>
+          <w:b/>
+          <w:bCs/>
+          <w:sz w:val="28"/>
+          <w:szCs w:val="28"/>
+        </w:rPr>
+        <w:t xml:space="preserve">và thanh toán vé </w:t>
+      </w:r>
+      <w:r>
+        <w:rPr>
+          <w:b/>
+          <w:bCs/>
+          <w:sz w:val="28"/>
+          <w:szCs w:val="28"/>
+        </w:rPr>
+        <w:t>của hành khách</w:t>
+      </w:r>
+    </w:p>
+    <w:p>
+      <w:pPr>
+        <w:pStyle w:val="NormalWeb"/>
+        <w:jc w:val="both"/>
+        <w:rPr>
+          <w:sz w:val="28"/>
+          <w:szCs w:val="28"/>
+        </w:rPr>
       </w:pPr>
       <w:r>
         <w:rPr>
           <w:noProof/>
+          <w:sz w:val="28"/>
+          <w:szCs w:val="28"/>
+        </w:rPr>
+        <w:drawing>
+          <wp:inline distT="0" distB="0" distL="0" distR="0" wp14:anchorId="7374D50D" wp14:editId="2CC3F460">
+            <wp:extent cx="5760085" cy="1511300"/>
+            <wp:effectExtent l="0" t="0" r="0" b="0"/>
+            <wp:docPr id="3" name="Picture 3"/>
+            <wp:cNvGraphicFramePr>
+              <a:graphicFrameLocks xmlns:a="http://schemas.openxmlformats.org/drawingml/2006/main" noChangeAspect="1"/>
+            </wp:cNvGraphicFramePr>
+            <a:graphic xmlns:a="http://schemas.openxmlformats.org/drawingml/2006/main">
+              <a:graphicData uri="http://schemas.openxmlformats.org/drawingml/2006/picture">
+                <pic:pic xmlns:pic="http://schemas.openxmlformats.org/drawingml/2006/picture">
+                  <pic:nvPicPr>
+                    <pic:cNvPr id="0" name="Picture 3"/>
+                    <pic:cNvPicPr>
+                      <a:picLocks noChangeAspect="1" noChangeArrowheads="1"/>
+                    </pic:cNvPicPr>
+                  </pic:nvPicPr>
+                  <pic:blipFill>
+                    <a:blip r:embed="rId8" cstate="print">
+                      <a:extLst>
+                        <a:ext uri="{28A0092B-C50C-407E-A947-70E740481C1C}">
+                          <a14:useLocalDpi xmlns:a14="http://schemas.microsoft.com/office/drawing/2010/main" val="0"/>
+                        </a:ext>
+                      </a:extLst>
+                    </a:blip>
+                    <a:srcRect/>
+                    <a:stretch>
+                      <a:fillRect/>
+                    </a:stretch>
+                  </pic:blipFill>
+                  <pic:spPr bwMode="auto">
+                    <a:xfrm>
+                      <a:off x="0" y="0"/>
+                      <a:ext cx="5760085" cy="1511300"/>
+                    </a:xfrm>
+                    <a:prstGeom prst="rect">
+                      <a:avLst/>
+                    </a:prstGeom>
+                    <a:noFill/>
+                    <a:ln>
+                      <a:noFill/>
+                    </a:ln>
+                  </pic:spPr>
+                </pic:pic>
+              </a:graphicData>
+            </a:graphic>
+          </wp:inline>
+        </w:drawing>
+      </w:r>
+    </w:p>
+    <w:p>
+      <w:pPr>
+        <w:spacing w:line="288" w:lineRule="auto"/>
+        <w:jc w:val="both"/>
+        <w:rPr>
+          <w:sz w:val="28"/>
+          <w:szCs w:val="28"/>
+        </w:rPr>
+      </w:pPr>
+      <w:r>
+        <w:rPr>
+          <w:b/>
+          <w:bCs/>
+          <w:color w:val="FF0000"/>
+          <w:sz w:val="28"/>
+          <w:szCs w:val="28"/>
+        </w:rPr>
+        <w:tab/>
+      </w:r>
+      <w:r>
+        <w:rPr>
+          <w:sz w:val="28"/>
+          <w:szCs w:val="28"/>
+        </w:rPr>
+        <w:t xml:space="preserve">Hình 2.3 mô tả biểu đồ hoạt động đặt vé và thanh toán của người dùng. Người dùng có thể đăng nhập vào tài khoản hoặc sử dụng hệ thống dưới chế độ khách. Sau đó tiến hành nhập thông tin chuyến tàu muốn đặt (gồm ga đi, ga đến, thời gian đi, thời gian về (đối với vé khứ hồi), số lượng vé). Sau khi chọn chuyến tàu và vị trí ghế trống, người dùng nhập thông tin hành khách và chọn phương thức thanh toán. Hệ thống xuất mã đặt chỗ và tiến hành giữ chỗ 15 phút để người dùng thanh toán, hết 15 phút nếu người dùng không thanh toán, hệ thống trả lại trạng thái ghế trống tại vị trí người dùng đã chọn. Nếu người dùng thanh toán trong vòng 15 phút giữ ghế, hệ thống sẽ xuất mã vé, gửi vé điện tử qua email mà người dùng đã đăng ký. </w:t>
+      </w:r>
+      <w:r>
+        <w:rPr>
+          <w:sz w:val="28"/>
+          <w:szCs w:val="28"/>
+        </w:rPr>
+        <w:t>Cùng lúc đó hệ thống sẽ cập nhật các ghế đã chọn là ghế đã đặt. Mã đặt chỗ sẽ được lưu để người dùng tra cứu (chế độ khách), nếu người dùng đăng nhập tài khoản, hệ thống sẽ lưu vào lịch sử đặt vé của người dùng.</w:t>
+      </w:r>
+    </w:p>
+    <w:p>
+      <w:pPr>
+        <w:spacing w:line="288" w:lineRule="auto"/>
+        <w:jc w:val="both"/>
+        <w:rPr>
+          <w:b/>
+          <w:bCs/>
+          <w:sz w:val="28"/>
+          <w:szCs w:val="28"/>
+        </w:rPr>
+      </w:pPr>
+      <w:r>
+        <w:rPr>
+          <w:b/>
+          <w:bCs/>
+          <w:sz w:val="28"/>
+          <w:szCs w:val="28"/>
+        </w:rPr>
+        <w:t>2.6.3. Biểu đồ hoạt động tra cứu thông tin đặt chỗ và lịch sử đặt vé</w:t>
+      </w:r>
+    </w:p>
+    <w:p>
+      <w:pPr>
+        <w:spacing w:line="288" w:lineRule="auto"/>
+        <w:jc w:val="both"/>
+        <w:rPr>
+          <w:sz w:val="28"/>
+          <w:szCs w:val="28"/>
+        </w:rPr>
+      </w:pPr>
+      <w:r>
+        <w:rPr>
+          <w:noProof/>
+          <w:sz w:val="28"/>
+          <w:szCs w:val="28"/>
         </w:rPr>
         <w:lastRenderedPageBreak/>
         <w:drawing>
-          <wp:inline distT="0" distB="0" distL="0" distR="0" wp14:anchorId="68E1B0F1" wp14:editId="4A165146">
-            <wp:extent cx="5760085" cy="2447925"/>
-            <wp:effectExtent l="0" t="0" r="0" b="9525"/>
+          <wp:inline distT="0" distB="0" distL="0" distR="0" wp14:anchorId="7062B848" wp14:editId="0CBC351B">
+            <wp:extent cx="2505919" cy="4027316"/>
+            <wp:effectExtent l="0" t="0" r="8890" b="0"/>
+            <wp:docPr id="4" name="Picture 4"/>
+            <wp:cNvGraphicFramePr>
+              <a:graphicFrameLocks xmlns:a="http://schemas.openxmlformats.org/drawingml/2006/main" noChangeAspect="1"/>
+            </wp:cNvGraphicFramePr>
+            <a:graphic xmlns:a="http://schemas.openxmlformats.org/drawingml/2006/main">
+              <a:graphicData uri="http://schemas.openxmlformats.org/drawingml/2006/picture">
+                <pic:pic xmlns:pic="http://schemas.openxmlformats.org/drawingml/2006/picture">
+                  <pic:nvPicPr>
+                    <pic:cNvPr id="0" name="Picture 5"/>
+                    <pic:cNvPicPr>
+                      <a:picLocks noChangeAspect="1" noChangeArrowheads="1"/>
+                    </pic:cNvPicPr>
+                  </pic:nvPicPr>
+                  <pic:blipFill>
+                    <a:blip r:embed="rId9">
+                      <a:extLst>
+                        <a:ext uri="{28A0092B-C50C-407E-A947-70E740481C1C}">
+                          <a14:useLocalDpi xmlns:a14="http://schemas.microsoft.com/office/drawing/2010/main" val="0"/>
+                        </a:ext>
+                      </a:extLst>
+                    </a:blip>
+                    <a:srcRect/>
+                    <a:stretch>
+                      <a:fillRect/>
+                    </a:stretch>
+                  </pic:blipFill>
+                  <pic:spPr bwMode="auto">
+                    <a:xfrm>
+                      <a:off x="0" y="0"/>
+                      <a:ext cx="2511210" cy="4035820"/>
+                    </a:xfrm>
+                    <a:prstGeom prst="rect">
+                      <a:avLst/>
+                    </a:prstGeom>
+                    <a:noFill/>
+                    <a:ln>
+                      <a:noFill/>
+                    </a:ln>
+                  </pic:spPr>
+                </pic:pic>
+              </a:graphicData>
+            </a:graphic>
+          </wp:inline>
+        </w:drawing>
+      </w:r>
+    </w:p>
+    <w:p>
+      <w:pPr>
+        <w:spacing w:line="288" w:lineRule="auto"/>
+        <w:jc w:val="both"/>
+        <w:rPr>
+          <w:sz w:val="28"/>
+          <w:szCs w:val="28"/>
+        </w:rPr>
+      </w:pPr>
+      <w:r>
+        <w:rPr>
+          <w:sz w:val="28"/>
+          <w:szCs w:val="28"/>
+        </w:rPr>
+        <w:tab/>
+        <w:t>Hình 2.4 mô tả biểu đồ hoạt động tra cứu thông tin đặt chỗ/lịch sử đặt vé của người dùng. Nếu người dùng đăng nhập, hệ thống hiển thị toàn bộ lịch sử đặt vé của người dùng, người dùng chọn vé cụ thể để xem thông tin chi tiết. Nếu sử dụng ở chế độ khách, người dùng tra cứu vé đã đặt bằng mã đặt chỗ, số điện thoại và email đăng ký đặt chỗ, hệ thống sẽ hiển thị chi tiết thông tin đặt chỗ của người dùng.</w:t>
+      </w:r>
+    </w:p>
+    <w:p>
+      <w:pPr>
+        <w:spacing w:line="288" w:lineRule="auto"/>
+        <w:jc w:val="both"/>
+        <w:rPr>
+          <w:b/>
+          <w:bCs/>
+          <w:sz w:val="28"/>
+          <w:szCs w:val="28"/>
+        </w:rPr>
+      </w:pPr>
+      <w:r>
+        <w:rPr>
+          <w:b/>
+          <w:bCs/>
+          <w:sz w:val="28"/>
+          <w:szCs w:val="28"/>
+        </w:rPr>
+        <w:t>2.6.4. Biểu đồ hoạt động hủy vé/đổi vé</w:t>
+      </w:r>
+    </w:p>
+    <w:p>
+      <w:pPr>
+        <w:pStyle w:val="NormalWeb"/>
+        <w:jc w:val="both"/>
+        <w:rPr>
+          <w:sz w:val="28"/>
+          <w:szCs w:val="28"/>
+        </w:rPr>
+      </w:pPr>
+      <w:r>
+        <w:rPr>
+          <w:noProof/>
+          <w:sz w:val="28"/>
+          <w:szCs w:val="28"/>
+        </w:rPr>
+        <w:lastRenderedPageBreak/>
+        <w:drawing>
+          <wp:inline distT="0" distB="0" distL="0" distR="0" wp14:anchorId="45F2E757" wp14:editId="7C47F4BF">
+            <wp:extent cx="4259005" cy="5988685"/>
+            <wp:effectExtent l="0" t="0" r="8255" b="0"/>
+            <wp:docPr id="5" name="Picture 5"/>
+            <wp:cNvGraphicFramePr>
+              <a:graphicFrameLocks xmlns:a="http://schemas.openxmlformats.org/drawingml/2006/main" noChangeAspect="1"/>
+            </wp:cNvGraphicFramePr>
+            <a:graphic xmlns:a="http://schemas.openxmlformats.org/drawingml/2006/main">
+              <a:graphicData uri="http://schemas.openxmlformats.org/drawingml/2006/picture">
+                <pic:pic xmlns:pic="http://schemas.openxmlformats.org/drawingml/2006/picture">
+                  <pic:nvPicPr>
+                    <pic:cNvPr id="0" name="Picture 7"/>
+                    <pic:cNvPicPr>
+                      <a:picLocks noChangeAspect="1" noChangeArrowheads="1"/>
+                    </pic:cNvPicPr>
+                  </pic:nvPicPr>
+                  <pic:blipFill rotWithShape="1">
+                    <a:blip r:embed="rId10">
+                      <a:extLst>
+                        <a:ext uri="{28A0092B-C50C-407E-A947-70E740481C1C}">
+                          <a14:useLocalDpi xmlns:a14="http://schemas.microsoft.com/office/drawing/2010/main" val="0"/>
+                        </a:ext>
+                      </a:extLst>
+                    </a:blip>
+                    <a:srcRect l="11958" r="14088" b="26437"/>
+                    <a:stretch/>
+                  </pic:blipFill>
+                  <pic:spPr bwMode="auto">
+                    <a:xfrm>
+                      <a:off x="0" y="0"/>
+                      <a:ext cx="4259868" cy="5989899"/>
+                    </a:xfrm>
+                    <a:prstGeom prst="rect">
+                      <a:avLst/>
+                    </a:prstGeom>
+                    <a:noFill/>
+                    <a:ln>
+                      <a:noFill/>
+                    </a:ln>
+                    <a:extLst>
+                      <a:ext uri="{53640926-AAD7-44D8-BBD7-CCE9431645EC}">
+                        <a14:shadowObscured xmlns:a14="http://schemas.microsoft.com/office/drawing/2010/main"/>
+                      </a:ext>
+                    </a:extLst>
+                  </pic:spPr>
+                </pic:pic>
+              </a:graphicData>
+            </a:graphic>
+          </wp:inline>
+        </w:drawing>
+      </w:r>
+    </w:p>
+    <w:p>
+      <w:pPr>
+        <w:spacing w:line="288" w:lineRule="auto"/>
+        <w:jc w:val="both"/>
+        <w:rPr>
+          <w:sz w:val="28"/>
+          <w:szCs w:val="28"/>
+        </w:rPr>
+      </w:pPr>
+      <w:r>
+        <w:rPr>
+          <w:sz w:val="28"/>
+          <w:szCs w:val="28"/>
+        </w:rPr>
+        <w:tab/>
+        <w:t>Hình 2.5</w:t>
+      </w:r>
+    </w:p>
+    <w:p>
+      <w:pPr>
+        <w:spacing w:line="288" w:lineRule="auto"/>
+        <w:jc w:val="both"/>
+        <w:rPr>
+          <w:b/>
+          <w:bCs/>
+          <w:sz w:val="28"/>
+          <w:szCs w:val="28"/>
+        </w:rPr>
+      </w:pPr>
+      <w:r>
+        <w:rPr>
+          <w:b/>
+          <w:bCs/>
+          <w:sz w:val="28"/>
+          <w:szCs w:val="28"/>
+        </w:rPr>
+        <w:t>2.6.</w:t>
+      </w:r>
+      <w:r>
+        <w:rPr>
+          <w:b/>
+          <w:bCs/>
+          <w:sz w:val="28"/>
+          <w:szCs w:val="28"/>
+        </w:rPr>
+        <w:t>5.</w:t>
+      </w:r>
+      <w:r>
+        <w:rPr>
+          <w:b/>
+          <w:bCs/>
+          <w:sz w:val="28"/>
+          <w:szCs w:val="28"/>
+        </w:rPr>
+        <w:t xml:space="preserve"> Biểu đồ hoạt động kiểm soát vé</w:t>
+      </w:r>
+    </w:p>
+    <w:p>
+      <w:pPr>
+        <w:spacing w:line="288" w:lineRule="auto"/>
+        <w:jc w:val="both"/>
+        <w:rPr>
+          <w:color w:val="FF0000"/>
+          <w:sz w:val="28"/>
+          <w:szCs w:val="28"/>
+        </w:rPr>
+      </w:pPr>
+      <w:r>
+        <w:rPr>
+          <w:color w:val="FF0000"/>
+          <w:sz w:val="28"/>
+          <w:szCs w:val="28"/>
+        </w:rPr>
+        <w:t xml:space="preserve">[Start] → Nhân viên đăng nhập thiết bị cầm tay → Quét mã QR vé </w:t>
+      </w:r>
+    </w:p>
+    <w:p>
+      <w:pPr>
+        <w:spacing w:line="288" w:lineRule="auto"/>
+        <w:jc w:val="both"/>
+        <w:rPr>
+          <w:color w:val="FF0000"/>
+          <w:sz w:val="28"/>
+          <w:szCs w:val="28"/>
+        </w:rPr>
+      </w:pPr>
+      <w:r>
+        <w:rPr>
+          <w:color w:val="FF0000"/>
+          <w:sz w:val="28"/>
+          <w:szCs w:val="28"/>
+        </w:rPr>
+        <w:t xml:space="preserve">→ Hệ thống kiểm tra: </w:t>
+      </w:r>
+    </w:p>
+    <w:p>
+      <w:pPr>
+        <w:spacing w:line="288" w:lineRule="auto"/>
+        <w:jc w:val="both"/>
+        <w:rPr>
+          <w:color w:val="FF0000"/>
+          <w:sz w:val="28"/>
+          <w:szCs w:val="28"/>
+        </w:rPr>
+      </w:pPr>
+      <w:r>
+        <w:rPr>
+          <w:color w:val="FF0000"/>
+          <w:sz w:val="28"/>
+          <w:szCs w:val="28"/>
+        </w:rPr>
+        <w:t xml:space="preserve">   - Nếu vé hợp lệ → Hiển thị thông tin → Báo "Vé hợp lệ" → Cập nhật trạng thái đã lên tàu</w:t>
+      </w:r>
+    </w:p>
+    <w:p>
+      <w:pPr>
+        <w:spacing w:line="288" w:lineRule="auto"/>
+        <w:jc w:val="both"/>
+        <w:rPr>
+          <w:color w:val="FF0000"/>
+          <w:sz w:val="28"/>
+          <w:szCs w:val="28"/>
+        </w:rPr>
+      </w:pPr>
+      <w:r>
+        <w:rPr>
+          <w:color w:val="FF0000"/>
+          <w:sz w:val="28"/>
+          <w:szCs w:val="28"/>
+        </w:rPr>
+        <w:t xml:space="preserve">   - Nếu vé đã hủy/trùng → Báo "Vé không hợp lệ" → End</w:t>
+      </w:r>
+    </w:p>
+    <w:p>
+      <w:pPr>
+        <w:spacing w:line="288" w:lineRule="auto"/>
+        <w:jc w:val="both"/>
+        <w:rPr>
+          <w:color w:val="FF0000"/>
+          <w:sz w:val="28"/>
+          <w:szCs w:val="28"/>
+        </w:rPr>
+      </w:pPr>
+      <w:r>
+        <w:rPr>
+          <w:color w:val="FF0000"/>
+          <w:sz w:val="28"/>
+          <w:szCs w:val="28"/>
+        </w:rPr>
+        <w:t xml:space="preserve">   - Nếu mất kết nối → Dùng dữ liệu offline đã đồng bộ → End</w:t>
+      </w:r>
+    </w:p>
+    <w:p>
+      <w:pPr>
+        <w:spacing w:line="288" w:lineRule="auto"/>
+        <w:jc w:val="both"/>
+        <w:rPr>
+          <w:color w:val="FF0000"/>
+          <w:sz w:val="28"/>
+          <w:szCs w:val="28"/>
+        </w:rPr>
+      </w:pPr>
+      <w:r>
+        <w:rPr>
+          <w:color w:val="FF0000"/>
+          <w:sz w:val="28"/>
+          <w:szCs w:val="28"/>
+        </w:rPr>
+        <w:tab/>
+        <w:t>Hình 2.6</w:t>
+      </w:r>
+    </w:p>
+    <w:p>
+      <w:pPr>
+        <w:spacing w:line="288" w:lineRule="auto"/>
+        <w:jc w:val="both"/>
+        <w:rPr>
+          <w:b/>
+          <w:bCs/>
+          <w:sz w:val="28"/>
+          <w:szCs w:val="28"/>
+        </w:rPr>
+      </w:pPr>
+      <w:r>
+        <w:rPr>
+          <w:b/>
+          <w:bCs/>
+          <w:sz w:val="28"/>
+          <w:szCs w:val="28"/>
+        </w:rPr>
+        <w:t>2.6.6. Biểu đồ hoạt động quản lý lịch trình tàu</w:t>
+      </w:r>
+    </w:p>
+    <w:p>
+      <w:pPr>
+        <w:spacing w:line="288" w:lineRule="auto"/>
+        <w:jc w:val="both"/>
+        <w:rPr>
+          <w:b/>
+          <w:bCs/>
+          <w:sz w:val="28"/>
+          <w:szCs w:val="28"/>
+        </w:rPr>
+      </w:pPr>
+      <w:r>
+        <w:rPr>
+          <w:b/>
+          <w:bCs/>
+          <w:sz w:val="28"/>
+          <w:szCs w:val="28"/>
+        </w:rPr>
+        <w:tab/>
+        <w:t>Hình 2.7</w:t>
+      </w:r>
+    </w:p>
+    <w:p>
+      <w:pPr>
+        <w:spacing w:line="288" w:lineRule="auto"/>
+        <w:jc w:val="both"/>
+        <w:rPr>
+          <w:b/>
+          <w:bCs/>
+          <w:sz w:val="28"/>
+          <w:szCs w:val="28"/>
+        </w:rPr>
+      </w:pPr>
+      <w:r>
+        <w:rPr>
+          <w:b/>
+          <w:bCs/>
+          <w:sz w:val="28"/>
+          <w:szCs w:val="28"/>
+        </w:rPr>
+        <w:lastRenderedPageBreak/>
+        <w:t>2.7. Biểu đồ hoạt động quản trị hệ thống</w:t>
+      </w:r>
+    </w:p>
+    <w:p>
+      <w:pPr>
+        <w:pStyle w:val="NormalWeb"/>
+        <w:jc w:val="both"/>
+        <w:rPr>
+          <w:sz w:val="28"/>
+          <w:szCs w:val="28"/>
+        </w:rPr>
+      </w:pPr>
+      <w:r>
+        <w:rPr>
+          <w:noProof/>
+          <w:sz w:val="28"/>
+          <w:szCs w:val="28"/>
+        </w:rPr>
+        <w:drawing>
+          <wp:inline distT="0" distB="0" distL="0" distR="0" wp14:anchorId="1BBF4ADF" wp14:editId="01D6765A">
+            <wp:extent cx="5760085" cy="2451735"/>
+            <wp:effectExtent l="0" t="0" r="0" b="5715"/>
+            <wp:docPr id="6" name="Picture 6"/>
+            <wp:cNvGraphicFramePr>
+              <a:graphicFrameLocks xmlns:a="http://schemas.openxmlformats.org/drawingml/2006/main" noChangeAspect="1"/>
+            </wp:cNvGraphicFramePr>
+            <a:graphic xmlns:a="http://schemas.openxmlformats.org/drawingml/2006/main">
+              <a:graphicData uri="http://schemas.openxmlformats.org/drawingml/2006/picture">
+                <pic:pic xmlns:pic="http://schemas.openxmlformats.org/drawingml/2006/picture">
+                  <pic:nvPicPr>
+                    <pic:cNvPr id="0" name="Picture 9"/>
+                    <pic:cNvPicPr>
+                      <a:picLocks noChangeAspect="1" noChangeArrowheads="1"/>
+                    </pic:cNvPicPr>
+                  </pic:nvPicPr>
+                  <pic:blipFill>
+                    <a:blip r:embed="rId11" cstate="print">
+                      <a:extLst>
+                        <a:ext uri="{28A0092B-C50C-407E-A947-70E740481C1C}">
+                          <a14:useLocalDpi xmlns:a14="http://schemas.microsoft.com/office/drawing/2010/main" val="0"/>
+                        </a:ext>
+                      </a:extLst>
+                    </a:blip>
+                    <a:srcRect/>
+                    <a:stretch>
+                      <a:fillRect/>
+                    </a:stretch>
+                  </pic:blipFill>
+                  <pic:spPr bwMode="auto">
+                    <a:xfrm>
+                      <a:off x="0" y="0"/>
+                      <a:ext cx="5760085" cy="2451735"/>
+                    </a:xfrm>
+                    <a:prstGeom prst="rect">
+                      <a:avLst/>
+                    </a:prstGeom>
+                    <a:noFill/>
+                    <a:ln>
+                      <a:noFill/>
+                    </a:ln>
+                  </pic:spPr>
+                </pic:pic>
+              </a:graphicData>
+            </a:graphic>
+          </wp:inline>
+        </w:drawing>
+      </w:r>
+    </w:p>
+    <w:p>
+      <w:pPr>
+        <w:pStyle w:val="NormalWeb"/>
+        <w:jc w:val="both"/>
+        <w:rPr>
+          <w:sz w:val="28"/>
+          <w:szCs w:val="28"/>
+        </w:rPr>
+      </w:pPr>
+      <w:r>
+        <w:rPr>
+          <w:sz w:val="28"/>
+          <w:szCs w:val="28"/>
+        </w:rPr>
+        <w:tab/>
+        <w:t xml:space="preserve">Hình 2.8 mô tả biểu đồ hoạt động quản trị </w:t>
+      </w:r>
+      <w:r>
+        <w:rPr>
+          <w:sz w:val="28"/>
+          <w:szCs w:val="28"/>
+        </w:rPr>
+        <w:t>hệ thống. Người quản trị sẽ cung cấp các dữ liệu: nhà ga, chuyến tàu, toa tàu, loại ghế, khoảng cách giữa các ga, chính sách vé, mã giảm giá. Bên cạnh đó, người quản trị sẽ thống kê lưu lượng khách, doanh thu để báo cáo.</w:t>
+      </w:r>
+    </w:p>
+    <w:p>
+      <w:pPr>
+        <w:spacing w:line="288" w:lineRule="auto"/>
+        <w:jc w:val="both"/>
+        <w:rPr>
+          <w:b/>
+          <w:bCs/>
+          <w:sz w:val="28"/>
+          <w:szCs w:val="28"/>
+        </w:rPr>
+      </w:pPr>
+      <w:r>
+        <w:rPr>
+          <w:b/>
+          <w:bCs/>
+          <w:sz w:val="28"/>
+          <w:szCs w:val="28"/>
+        </w:rPr>
+        <w:t xml:space="preserve">III. </w:t>
+      </w:r>
+      <w:r>
+        <w:rPr>
+          <w:b/>
+          <w:bCs/>
+          <w:sz w:val="28"/>
+          <w:szCs w:val="28"/>
+        </w:rPr>
+        <w:t xml:space="preserve">ĐẶC TẢ </w:t>
+      </w:r>
+      <w:r>
+        <w:rPr>
+          <w:b/>
+          <w:bCs/>
+          <w:sz w:val="28"/>
+          <w:szCs w:val="28"/>
+        </w:rPr>
+        <w:t>YÊU CẦU CHỨC NĂNG</w:t>
+      </w:r>
+    </w:p>
+    <w:p>
+      <w:pPr>
+        <w:spacing w:line="288" w:lineRule="auto"/>
+        <w:jc w:val="both"/>
+        <w:rPr>
+          <w:b/>
+          <w:bCs/>
+          <w:sz w:val="28"/>
+          <w:szCs w:val="28"/>
+        </w:rPr>
+      </w:pPr>
+      <w:r>
+        <w:rPr>
+          <w:b/>
+          <w:bCs/>
+          <w:sz w:val="28"/>
+          <w:szCs w:val="28"/>
+        </w:rPr>
+        <w:t>3.1 Biểu đồ Use-case tổng quan</w:t>
+      </w:r>
+    </w:p>
+    <w:p>
+      <w:pPr>
+        <w:spacing w:line="288" w:lineRule="auto"/>
+        <w:jc w:val="both"/>
+        <w:rPr>
+          <w:b/>
+          <w:bCs/>
+          <w:sz w:val="28"/>
+          <w:szCs w:val="28"/>
+        </w:rPr>
+      </w:pPr>
+      <w:r>
+        <w:rPr>
+          <w:b/>
+          <w:bCs/>
+          <w:sz w:val="28"/>
+          <w:szCs w:val="28"/>
+        </w:rPr>
+        <w:lastRenderedPageBreak/>
+        <w:drawing>
+          <wp:inline distT="0" distB="0" distL="0" distR="0" wp14:anchorId="5911D06E" wp14:editId="6E38D728">
+            <wp:extent cx="5760085" cy="5924707"/>
+            <wp:effectExtent l="0" t="0" r="0" b="0"/>
             <wp:docPr id="1" name="Picture 1"/>
             <wp:cNvGraphicFramePr>
               <a:graphicFrameLocks xmlns:a="http://schemas.openxmlformats.org/drawingml/2006/main" noChangeAspect="1"/>
@@ -2952,20 +4681,27 @@
                     <pic:cNvPr id="1" name=""/>
                     <pic:cNvPicPr/>
                   </pic:nvPicPr>
-                  <pic:blipFill>
-                    <a:blip r:embed="rId7"/>
-                    <a:stretch>
-                      <a:fillRect/>
-                    </a:stretch>
+                  <pic:blipFill rotWithShape="1">
+                    <a:blip r:embed="rId12"/>
+                    <a:srcRect b="6370"/>
+                    <a:stretch/>
                   </pic:blipFill>
-                  <pic:spPr>
+                  <pic:spPr bwMode="auto">
                     <a:xfrm>
                       <a:off x="0" y="0"/>
-                      <a:ext cx="5760085" cy="2447925"/>
+                      <a:ext cx="5760085" cy="5924707"/>
                     </a:xfrm>
                     <a:prstGeom prst="rect">
                       <a:avLst/>
                     </a:prstGeom>
+                    <a:ln>
+                      <a:noFill/>
+                    </a:ln>
+                    <a:extLst>
+                      <a:ext uri="{53640926-AAD7-44D8-BBD7-CCE9431645EC}">
+                        <a14:shadowObscured xmlns:a14="http://schemas.microsoft.com/office/drawing/2010/main"/>
+                      </a:ext>
+                    </a:extLst>
                   </pic:spPr>
                 </pic:pic>
               </a:graphicData>
@@ -2977,1495 +4713,228 @@
     <w:p>
       <w:pPr>
         <w:spacing w:line="288" w:lineRule="auto"/>
-      </w:pPr>
-      <w:r>
+        <w:jc w:val="both"/>
         <w:rPr>
           <w:b/>
           <w:bCs/>
-          <w:color w:val="2E75B6"/>
-          <w:sz w:val="25"/>
-          <w:szCs w:val="25"/>
-        </w:rPr>
-        <w:t>2.6 Biểu đồ hoạt động của hệ thống</w:t>
-      </w:r>
-    </w:p>
-    <w:p>
-      <w:pPr>
-        <w:spacing w:line="288" w:lineRule="auto"/>
-        <w:jc w:val="both"/>
-        <w:rPr>
-          <w:highlight w:val="yellow"/>
-        </w:rPr>
-      </w:pPr>
-      <w:r>
-        <w:rPr>
-          <w:highlight w:val="yellow"/>
-        </w:rPr>
-        <w:t>Biểu đồ hoạt động sau đây mô tả luồng xử lý chính của quy trình đặt vé tàu hỏa trực tuyến – từ khi hành khách tra cứu lịch trình đến khi nhận được vé điện tử và lên tàu.</w:t>
-      </w:r>
-    </w:p>
-    <w:p>
-      <w:pPr>
-        <w:spacing w:line="288" w:lineRule="auto"/>
-        <w:rPr>
-          <w:highlight w:val="yellow"/>
-        </w:rPr>
-      </w:pPr>
-    </w:p>
-    <w:p>
-      <w:pPr>
-        <w:spacing w:line="288" w:lineRule="auto"/>
-        <w:jc w:val="both"/>
-        <w:rPr>
-          <w:highlight w:val="yellow"/>
-        </w:rPr>
-      </w:pPr>
-      <w:r>
-        <w:rPr>
-          <w:highlight w:val="yellow"/>
-        </w:rPr>
-        <w:t>Các luồng hoạt động chính trong hệ thống RTMS bao gồm:</w:t>
-      </w:r>
-    </w:p>
-    <w:p>
-      <w:pPr>
-        <w:spacing w:line="288" w:lineRule="auto"/>
-        <w:rPr>
-          <w:highlight w:val="yellow"/>
-        </w:rPr>
-      </w:pPr>
-    </w:p>
-    <w:p>
-      <w:pPr>
-        <w:spacing w:line="288" w:lineRule="auto"/>
-        <w:jc w:val="both"/>
-        <w:rPr>
-          <w:highlight w:val="yellow"/>
+          <w:sz w:val="28"/>
+          <w:szCs w:val="28"/>
         </w:rPr>
       </w:pPr>
       <w:r>
         <w:rPr>
           <w:b/>
           <w:bCs/>
-          <w:highlight w:val="yellow"/>
-        </w:rPr>
-        <w:t>Luồng 1 – Đặt vé và thanh toán:</w:t>
-      </w:r>
-    </w:p>
-    <w:p>
-      <w:pPr>
-        <w:pStyle w:val="ListParagraph"/>
-        <w:numPr>
-          <w:ilvl w:val="0"/>
-          <w:numId w:val="2"/>
-        </w:numPr>
-        <w:spacing w:line="288" w:lineRule="auto"/>
-        <w:rPr>
-          <w:highlight w:val="yellow"/>
-        </w:rPr>
-      </w:pPr>
-      <w:r>
-        <w:rPr>
-          <w:highlight w:val="yellow"/>
-        </w:rPr>
-        <w:t>Bước 1: Hành khách truy cập hệ thống và tìm kiếm chuyến tàu (ga đi, ga đến, ngày đi, số lượng vé).</w:t>
-      </w:r>
-    </w:p>
-    <w:p>
-      <w:pPr>
-        <w:pStyle w:val="ListParagraph"/>
-        <w:numPr>
-          <w:ilvl w:val="0"/>
-          <w:numId w:val="2"/>
-        </w:numPr>
-        <w:spacing w:line="288" w:lineRule="auto"/>
-        <w:rPr>
-          <w:highlight w:val="yellow"/>
-        </w:rPr>
-      </w:pPr>
-      <w:r>
-        <w:rPr>
-          <w:highlight w:val="yellow"/>
-        </w:rPr>
-        <w:t>Bước 2: Hệ thống truy vấn cơ sở dữ liệu và hiển thị danh sách chuyến tàu phù hợp.</w:t>
-      </w:r>
-    </w:p>
-    <w:p>
-      <w:pPr>
-        <w:pStyle w:val="ListParagraph"/>
-        <w:numPr>
-          <w:ilvl w:val="0"/>
-          <w:numId w:val="2"/>
-        </w:numPr>
-        <w:spacing w:line="288" w:lineRule="auto"/>
-        <w:rPr>
-          <w:highlight w:val="yellow"/>
-        </w:rPr>
-      </w:pPr>
-      <w:r>
-        <w:rPr>
-          <w:highlight w:val="yellow"/>
-        </w:rPr>
-        <w:t>Bước 3: Hành khách chọn chuyến tàu, toa xe và ghế ngồi trên sơ đồ trực quan.</w:t>
-      </w:r>
-    </w:p>
-    <w:p>
-      <w:pPr>
-        <w:pStyle w:val="ListParagraph"/>
-        <w:numPr>
-          <w:ilvl w:val="0"/>
-          <w:numId w:val="2"/>
-        </w:numPr>
-        <w:spacing w:line="288" w:lineRule="auto"/>
-        <w:rPr>
-          <w:highlight w:val="yellow"/>
-        </w:rPr>
-      </w:pPr>
-      <w:r>
-        <w:rPr>
-          <w:highlight w:val="yellow"/>
-        </w:rPr>
-        <w:t>Bước 4: Hệ thống kiểm tra tính hợp lệ của chỗ ngồi theo chặng và khóa chỗ tạm thời (seat lock).</w:t>
-      </w:r>
-    </w:p>
-    <w:p>
-      <w:pPr>
-        <w:pStyle w:val="ListParagraph"/>
-        <w:numPr>
-          <w:ilvl w:val="0"/>
-          <w:numId w:val="2"/>
-        </w:numPr>
-        <w:spacing w:line="288" w:lineRule="auto"/>
-        <w:rPr>
-          <w:highlight w:val="yellow"/>
-        </w:rPr>
-      </w:pPr>
-      <w:r>
-        <w:rPr>
-          <w:highlight w:val="yellow"/>
-        </w:rPr>
-        <w:t>Bước 5: Hành khách nhập thông tin cá nhân (họ tên, CCCD), áp dụng mã giảm giá nếu có.</w:t>
-      </w:r>
-    </w:p>
-    <w:p>
-      <w:pPr>
-        <w:pStyle w:val="ListParagraph"/>
-        <w:numPr>
-          <w:ilvl w:val="0"/>
-          <w:numId w:val="2"/>
-        </w:numPr>
-        <w:spacing w:line="288" w:lineRule="auto"/>
-        <w:rPr>
-          <w:highlight w:val="yellow"/>
-        </w:rPr>
-      </w:pPr>
-      <w:r>
-        <w:rPr>
-          <w:highlight w:val="yellow"/>
-        </w:rPr>
-        <w:t>Bước 6: Hệ thống tính toán tổng giá vé và chuyển sang cổng thanh toán.</w:t>
-      </w:r>
-    </w:p>
-    <w:p>
-      <w:pPr>
-        <w:pStyle w:val="ListParagraph"/>
-        <w:numPr>
-          <w:ilvl w:val="0"/>
-          <w:numId w:val="2"/>
-        </w:numPr>
-        <w:spacing w:line="288" w:lineRule="auto"/>
-        <w:rPr>
-          <w:highlight w:val="yellow"/>
-        </w:rPr>
-      </w:pPr>
-      <w:r>
-        <w:rPr>
-          <w:highlight w:val="yellow"/>
-        </w:rPr>
-        <w:t>Bước 7: Hành khách thực hiện thanh toán qua phương thức đã chọn.</w:t>
-      </w:r>
-    </w:p>
-    <w:p>
-      <w:pPr>
-        <w:pStyle w:val="ListParagraph"/>
-        <w:numPr>
-          <w:ilvl w:val="0"/>
-          <w:numId w:val="2"/>
-        </w:numPr>
-        <w:spacing w:line="288" w:lineRule="auto"/>
-        <w:rPr>
-          <w:highlight w:val="yellow"/>
-        </w:rPr>
-      </w:pPr>
-      <w:r>
-        <w:rPr>
-          <w:highlight w:val="yellow"/>
-        </w:rPr>
-        <w:t>Bước 8: Cổng thanh toán phản hồi kết quả về hệ thống.</w:t>
-      </w:r>
-    </w:p>
-    <w:p>
-      <w:pPr>
-        <w:pStyle w:val="ListParagraph"/>
-        <w:numPr>
-          <w:ilvl w:val="0"/>
-          <w:numId w:val="2"/>
-        </w:numPr>
-        <w:spacing w:line="288" w:lineRule="auto"/>
-        <w:rPr>
-          <w:highlight w:val="yellow"/>
-        </w:rPr>
-      </w:pPr>
-      <w:r>
-        <w:rPr>
-          <w:highlight w:val="yellow"/>
-        </w:rPr>
-        <w:t>Bước 9 (Thành công): Hệ thống phát hành vé điện tử QR Code, gửi qua email/SMS, cập nhật trạng thái ghế.</w:t>
-      </w:r>
-    </w:p>
-    <w:p>
-      <w:pPr>
-        <w:pStyle w:val="ListParagraph"/>
-        <w:numPr>
-          <w:ilvl w:val="0"/>
-          <w:numId w:val="2"/>
-        </w:numPr>
-        <w:spacing w:line="288" w:lineRule="auto"/>
-        <w:rPr>
-          <w:highlight w:val="yellow"/>
-        </w:rPr>
-      </w:pPr>
-      <w:r>
-        <w:rPr>
-          <w:highlight w:val="yellow"/>
-        </w:rPr>
-        <w:t>Bước 9 (Thất bại): Hệ thống hủy khóa ghế, thông báo thanh toán thất bại, yêu cầu thực hiện lại.</w:t>
-      </w:r>
-    </w:p>
-    <w:p>
-      <w:pPr>
-        <w:spacing w:line="288" w:lineRule="auto"/>
-        <w:rPr>
-          <w:highlight w:val="yellow"/>
-        </w:rPr>
-      </w:pPr>
-    </w:p>
-    <w:p>
-      <w:pPr>
-        <w:spacing w:line="288" w:lineRule="auto"/>
-        <w:jc w:val="both"/>
-        <w:rPr>
-          <w:highlight w:val="yellow"/>
-        </w:rPr>
-      </w:pPr>
-      <w:r>
+          <w:sz w:val="28"/>
+          <w:szCs w:val="28"/>
+        </w:rPr>
+        <w:t>3.2. Biểu đồ Use-case phân rã</w:t>
+      </w:r>
+    </w:p>
+    <w:p>
+      <w:pPr>
+        <w:spacing w:line="288" w:lineRule="auto"/>
+        <w:jc w:val="both"/>
         <w:rPr>
           <w:b/>
           <w:bCs/>
-          <w:highlight w:val="yellow"/>
-        </w:rPr>
-        <w:t>Luồng 2 – Hủy/Đổi vé:</w:t>
-      </w:r>
-    </w:p>
-    <w:p>
-      <w:pPr>
-        <w:pStyle w:val="ListParagraph"/>
-        <w:numPr>
-          <w:ilvl w:val="0"/>
-          <w:numId w:val="2"/>
-        </w:numPr>
-        <w:spacing w:line="288" w:lineRule="auto"/>
-        <w:rPr>
-          <w:highlight w:val="yellow"/>
-        </w:rPr>
-      </w:pPr>
-      <w:r>
-        <w:rPr>
-          <w:highlight w:val="yellow"/>
-        </w:rPr>
-        <w:t>Bước 1: Hành khách đăng nhập, truy cập mục Vé của tôi và chọn vé cần hủy/đổi.</w:t>
-      </w:r>
-    </w:p>
-    <w:p>
-      <w:pPr>
-        <w:pStyle w:val="ListParagraph"/>
-        <w:numPr>
-          <w:ilvl w:val="0"/>
-          <w:numId w:val="2"/>
-        </w:numPr>
-        <w:spacing w:line="288" w:lineRule="auto"/>
-        <w:rPr>
-          <w:highlight w:val="yellow"/>
-        </w:rPr>
-      </w:pPr>
-      <w:r>
-        <w:rPr>
-          <w:highlight w:val="yellow"/>
-        </w:rPr>
-        <w:t>Bước 2: Hệ thống kiểm tra điều kiện hủy/đổi vé theo thời gian còn lại so với giờ khởi hành.</w:t>
-      </w:r>
-    </w:p>
-    <w:p>
-      <w:pPr>
-        <w:pStyle w:val="ListParagraph"/>
-        <w:numPr>
-          <w:ilvl w:val="0"/>
-          <w:numId w:val="2"/>
-        </w:numPr>
-        <w:spacing w:line="288" w:lineRule="auto"/>
-        <w:rPr>
-          <w:highlight w:val="yellow"/>
-        </w:rPr>
-      </w:pPr>
-      <w:r>
-        <w:rPr>
-          <w:highlight w:val="yellow"/>
-        </w:rPr>
-        <w:t>Bước 3: Hệ thống tính toán phí hủy vé theo quy định (VD: miễn phí nếu trước 72h, trừ 10% nếu trước 24h, trừ 50% nếu trong 24h).</w:t>
-      </w:r>
-    </w:p>
-    <w:p>
-      <w:pPr>
-        <w:pStyle w:val="ListParagraph"/>
-        <w:numPr>
-          <w:ilvl w:val="0"/>
-          <w:numId w:val="2"/>
-        </w:numPr>
-        <w:spacing w:line="288" w:lineRule="auto"/>
-        <w:rPr>
-          <w:highlight w:val="yellow"/>
-        </w:rPr>
-      </w:pPr>
-      <w:r>
-        <w:rPr>
-          <w:highlight w:val="yellow"/>
-        </w:rPr>
-        <w:t>Bước 4: Hành khách xác nhận hủy/đổi vé.</w:t>
-      </w:r>
-    </w:p>
-    <w:p>
-      <w:pPr>
-        <w:pStyle w:val="ListParagraph"/>
-        <w:numPr>
-          <w:ilvl w:val="0"/>
-          <w:numId w:val="2"/>
-        </w:numPr>
-        <w:spacing w:line="288" w:lineRule="auto"/>
-        <w:rPr>
-          <w:highlight w:val="yellow"/>
-        </w:rPr>
-      </w:pPr>
-      <w:r>
-        <w:rPr>
-          <w:highlight w:val="yellow"/>
-        </w:rPr>
-        <w:lastRenderedPageBreak/>
-        <w:t>Bước 5: Hệ thống thực hiện hoàn tiền, cập nhật trạng thái ghế thành Available.</w:t>
-      </w:r>
-    </w:p>
-    <w:p>
-      <w:pPr>
-        <w:spacing w:line="288" w:lineRule="auto"/>
-        <w:rPr>
-          <w:highlight w:val="yellow"/>
-        </w:rPr>
-      </w:pPr>
-    </w:p>
-    <w:p>
-      <w:pPr>
-        <w:spacing w:line="288" w:lineRule="auto"/>
-        <w:jc w:val="both"/>
-        <w:rPr>
-          <w:highlight w:val="yellow"/>
+          <w:sz w:val="28"/>
+          <w:szCs w:val="28"/>
         </w:rPr>
       </w:pPr>
       <w:r>
         <w:rPr>
           <w:b/>
           <w:bCs/>
-          <w:highlight w:val="yellow"/>
-        </w:rPr>
-        <w:t>Luồng 3 – Kiểm soát vé trên tàu:</w:t>
-      </w:r>
-    </w:p>
-    <w:p>
-      <w:pPr>
-        <w:pStyle w:val="ListParagraph"/>
-        <w:numPr>
-          <w:ilvl w:val="0"/>
-          <w:numId w:val="2"/>
-        </w:numPr>
-        <w:spacing w:line="288" w:lineRule="auto"/>
-        <w:rPr>
-          <w:highlight w:val="yellow"/>
-        </w:rPr>
-      </w:pPr>
-      <w:r>
-        <w:rPr>
-          <w:highlight w:val="yellow"/>
-        </w:rPr>
-        <w:t>Bước 1: Nhân viên kiểm soát mở ứng dụng kiểm soát vé trên thiết bị cầm tay.</w:t>
-      </w:r>
-    </w:p>
-    <w:p>
-      <w:pPr>
-        <w:pStyle w:val="ListParagraph"/>
-        <w:numPr>
-          <w:ilvl w:val="0"/>
-          <w:numId w:val="2"/>
-        </w:numPr>
-        <w:spacing w:line="288" w:lineRule="auto"/>
-        <w:rPr>
-          <w:highlight w:val="yellow"/>
-        </w:rPr>
-      </w:pPr>
-      <w:r>
-        <w:rPr>
-          <w:highlight w:val="yellow"/>
-        </w:rPr>
-        <w:t>Bước 2: Hành khách xuất trình mã QR trên ứng dụng hoặc bản in.</w:t>
-      </w:r>
-    </w:p>
-    <w:p>
-      <w:pPr>
-        <w:pStyle w:val="ListParagraph"/>
-        <w:numPr>
-          <w:ilvl w:val="0"/>
-          <w:numId w:val="2"/>
-        </w:numPr>
-        <w:spacing w:line="288" w:lineRule="auto"/>
-        <w:rPr>
-          <w:highlight w:val="yellow"/>
-        </w:rPr>
-      </w:pPr>
-      <w:r>
-        <w:rPr>
-          <w:highlight w:val="yellow"/>
-        </w:rPr>
-        <w:t>Bước 3: Nhân viên quét mã QR, hệ thống tra cứu thông tin vé.</w:t>
-      </w:r>
-    </w:p>
-    <w:p>
-      <w:pPr>
-        <w:pStyle w:val="ListParagraph"/>
-        <w:numPr>
-          <w:ilvl w:val="0"/>
-          <w:numId w:val="2"/>
-        </w:numPr>
-        <w:spacing w:line="288" w:lineRule="auto"/>
-        <w:rPr>
-          <w:highlight w:val="yellow"/>
-        </w:rPr>
-      </w:pPr>
-      <w:r>
-        <w:rPr>
-          <w:highlight w:val="yellow"/>
-        </w:rPr>
-        <w:t>Bước 4 (Hợp lệ): Hệ thống xác nhận vé hợp lệ, cập nhật trạng thái đã kiểm tra.</w:t>
-      </w:r>
-    </w:p>
-    <w:p>
-      <w:pPr>
-        <w:pStyle w:val="ListParagraph"/>
-        <w:numPr>
-          <w:ilvl w:val="0"/>
-          <w:numId w:val="2"/>
-        </w:numPr>
-        <w:spacing w:line="288" w:lineRule="auto"/>
-        <w:rPr>
-          <w:highlight w:val="yellow"/>
-        </w:rPr>
-      </w:pPr>
-      <w:r>
-        <w:rPr>
-          <w:highlight w:val="yellow"/>
-        </w:rPr>
-        <w:t>Bước 4 (Không hợp lệ): Hệ thống cảnh báo vé không hợp lệ (hết hạn, trùng ghế, đã kiểm tra), nhân viên xử lý theo quy định.</w:t>
-      </w:r>
-    </w:p>
-    <w:p>
-      <w:pPr>
-        <w:spacing w:line="288" w:lineRule="auto"/>
-      </w:pPr>
-    </w:p>
-    <w:p>
-      <w:pPr>
-        <w:spacing w:line="288" w:lineRule="auto"/>
-      </w:pPr>
-      <w:r>
-        <w:t>2.6.1 Biểu đồ hoạt động chung của hệ thống</w:t>
-      </w:r>
-    </w:p>
-    <w:p>
-      <w:pPr>
-        <w:spacing w:line="288" w:lineRule="auto"/>
-        <w:rPr>
-          <w:color w:val="FF0000"/>
-        </w:rPr>
-      </w:pPr>
-      <w:r>
-        <w:rPr>
-          <w:color w:val="FF0000"/>
-        </w:rPr>
-        <w:t>[Hoạt động chung: Đăng nhập → Chọn chức năng theo vai trò]</w:t>
-      </w:r>
-    </w:p>
-    <w:p>
-      <w:pPr>
-        <w:spacing w:line="288" w:lineRule="auto"/>
-      </w:pPr>
-      <w:r>
-        <w:t>Người dùng đăng nhập vào hệ thống. Sau khi đăng nhập thành công, tùy theo vai trò (hành khách, nhân viên soát vé, điều phối viên, quản trị viên) hệ thống hiển thị các chức năng tương ứng.</w:t>
-      </w:r>
-    </w:p>
-    <w:p>
-      <w:pPr>
-        <w:spacing w:line="288" w:lineRule="auto"/>
-      </w:pPr>
-    </w:p>
-    <w:p>
-      <w:pPr>
-        <w:spacing w:line="288" w:lineRule="auto"/>
-      </w:pPr>
-      <w:r>
-        <w:t>2.6.2 Biểu đồ hoạt động đặt vé của hành khách</w:t>
-      </w:r>
-    </w:p>
-    <w:p>
-      <w:pPr>
-        <w:spacing w:line="288" w:lineRule="auto"/>
-        <w:rPr>
-          <w:color w:val="FF0000"/>
-        </w:rPr>
-      </w:pPr>
-      <w:r>
-        <w:rPr>
-          <w:color w:val="FF0000"/>
-        </w:rPr>
-        <w:t xml:space="preserve">[Start] → Nhập ga đi/ga đến/ngày/loại vé → Tra cứu chuyến tàu </w:t>
-      </w:r>
-    </w:p>
-    <w:p>
-      <w:pPr>
-        <w:spacing w:line="288" w:lineRule="auto"/>
-        <w:rPr>
-          <w:color w:val="FF0000"/>
-        </w:rPr>
-      </w:pPr>
-      <w:r>
-        <w:rPr>
-          <w:color w:val="FF0000"/>
-        </w:rPr>
-        <w:t xml:space="preserve">→ Chọn chuyến → Chọn toa/ghế theo chặng → Hệ thống giữ ghế 15 phút </w:t>
-      </w:r>
-    </w:p>
-    <w:p>
-      <w:pPr>
-        <w:spacing w:line="288" w:lineRule="auto"/>
-        <w:rPr>
-          <w:color w:val="FF0000"/>
-        </w:rPr>
-      </w:pPr>
-      <w:r>
-        <w:rPr>
-          <w:color w:val="FF0000"/>
-        </w:rPr>
-        <w:t xml:space="preserve">→ Nhập thông tin hành khách &amp; chọn đối tượng ưu đãi → Tính giá </w:t>
-      </w:r>
-    </w:p>
-    <w:p>
-      <w:pPr>
-        <w:spacing w:line="288" w:lineRule="auto"/>
-        <w:rPr>
-          <w:color w:val="FF0000"/>
-        </w:rPr>
-      </w:pPr>
-      <w:r>
-        <w:rPr>
-          <w:color w:val="FF0000"/>
-        </w:rPr>
-        <w:t xml:space="preserve">→ Chọn thanh toán → [Thanh toán thành công?] </w:t>
-      </w:r>
-    </w:p>
-    <w:p>
-      <w:pPr>
-        <w:spacing w:line="288" w:lineRule="auto"/>
-        <w:rPr>
-          <w:color w:val="FF0000"/>
-        </w:rPr>
-      </w:pPr>
-      <w:r>
-        <w:rPr>
-          <w:color w:val="FF0000"/>
-        </w:rPr>
-        <w:t xml:space="preserve">   - Yes: Sinh vé QR → Gửi email/SMS → Cập nhật trạng thái ghế → End</w:t>
-      </w:r>
-    </w:p>
-    <w:p>
-      <w:pPr>
-        <w:spacing w:line="288" w:lineRule="auto"/>
-        <w:rPr>
-          <w:color w:val="FF0000"/>
-        </w:rPr>
-      </w:pPr>
-      <w:r>
-        <w:rPr>
-          <w:color w:val="FF0000"/>
-        </w:rPr>
-        <w:t xml:space="preserve">   - No: Hủy giữ ghế → End</w:t>
-      </w:r>
-    </w:p>
-    <w:p>
-      <w:pPr>
-        <w:spacing w:line="288" w:lineRule="auto"/>
-      </w:pPr>
-      <w:r>
-        <w:t>2.6.3 Biểu đồ hoạt động kiểm soát vé</w:t>
-      </w:r>
-    </w:p>
-    <w:p>
-      <w:pPr>
-        <w:spacing w:line="288" w:lineRule="auto"/>
-        <w:rPr>
-          <w:color w:val="FF0000"/>
-        </w:rPr>
-      </w:pPr>
-      <w:r>
-        <w:rPr>
-          <w:color w:val="FF0000"/>
-        </w:rPr>
-        <w:t xml:space="preserve">[Start] → Nhân viên đăng nhập thiết bị cầm tay → Quét mã QR vé </w:t>
-      </w:r>
-    </w:p>
-    <w:p>
-      <w:pPr>
-        <w:spacing w:line="288" w:lineRule="auto"/>
-        <w:rPr>
-          <w:color w:val="FF0000"/>
-        </w:rPr>
-      </w:pPr>
-      <w:r>
-        <w:rPr>
-          <w:color w:val="FF0000"/>
-        </w:rPr>
-        <w:t xml:space="preserve">→ Hệ thống kiểm tra: </w:t>
-      </w:r>
-    </w:p>
-    <w:p>
-      <w:pPr>
-        <w:spacing w:line="288" w:lineRule="auto"/>
-        <w:rPr>
-          <w:color w:val="FF0000"/>
-        </w:rPr>
-      </w:pPr>
-      <w:r>
-        <w:rPr>
-          <w:color w:val="FF0000"/>
-        </w:rPr>
-        <w:t xml:space="preserve">   - Nếu vé hợp lệ → Hiển thị thông tin → Báo "Vé hợp lệ" → Cập nhật trạng thái đã lên tàu</w:t>
-      </w:r>
-    </w:p>
-    <w:p>
-      <w:pPr>
-        <w:spacing w:line="288" w:lineRule="auto"/>
-        <w:rPr>
-          <w:color w:val="FF0000"/>
-        </w:rPr>
-      </w:pPr>
-      <w:r>
-        <w:rPr>
-          <w:color w:val="FF0000"/>
-        </w:rPr>
-        <w:t xml:space="preserve">   - Nếu vé đã hủy/trùng → Báo "Vé không hợp lệ" → End</w:t>
-      </w:r>
-    </w:p>
-    <w:p>
-      <w:pPr>
-        <w:spacing w:line="288" w:lineRule="auto"/>
-        <w:rPr>
-          <w:color w:val="FF0000"/>
-        </w:rPr>
-      </w:pPr>
-      <w:r>
-        <w:rPr>
-          <w:color w:val="FF0000"/>
-        </w:rPr>
-        <w:t xml:space="preserve">   - Nếu mất kết nối → Dùng dữ liệu offline đã đồng bộ → End</w:t>
-      </w:r>
-    </w:p>
-    <w:p>
-      <w:pPr>
-        <w:spacing w:line="288" w:lineRule="auto"/>
-      </w:pPr>
-      <w:r>
-        <w:t>2.6.4 Biểu đồ hoạt động hủy vé</w:t>
-      </w:r>
-    </w:p>
-    <w:p>
-      <w:pPr>
-        <w:spacing w:line="288" w:lineRule="auto"/>
-        <w:rPr>
-          <w:color w:val="FF0000"/>
-        </w:rPr>
-      </w:pPr>
-      <w:r>
-        <w:rPr>
-          <w:color w:val="FF0000"/>
-        </w:rPr>
-        <w:t xml:space="preserve">[Start] → Hành khách đăng nhập → Chọn vé cần hủy → Hệ thống tính ngày hủy so với giờ khởi hành </w:t>
-      </w:r>
-    </w:p>
-    <w:p>
-      <w:pPr>
-        <w:spacing w:line="288" w:lineRule="auto"/>
-        <w:rPr>
-          <w:color w:val="FF0000"/>
-        </w:rPr>
-      </w:pPr>
-      <w:r>
-        <w:rPr>
-          <w:color w:val="FF0000"/>
-        </w:rPr>
-        <w:t xml:space="preserve">→ Tính phí hủy (trước 24h: 10%, sau 24h: 50%, sau giờ khởi hành: 0%) </w:t>
-      </w:r>
-    </w:p>
-    <w:p>
-      <w:pPr>
-        <w:spacing w:line="288" w:lineRule="auto"/>
-        <w:rPr>
-          <w:color w:val="FF0000"/>
-        </w:rPr>
-      </w:pPr>
-      <w:r>
-        <w:rPr>
-          <w:color w:val="FF0000"/>
-        </w:rPr>
-        <w:t xml:space="preserve">→ Xác nhận hủy → Cập nhật trạng thái ghế = trống theo chặng </w:t>
-      </w:r>
-    </w:p>
-    <w:p>
-      <w:pPr>
-        <w:spacing w:line="288" w:lineRule="auto"/>
-        <w:rPr>
-          <w:color w:val="FF0000"/>
-        </w:rPr>
-      </w:pPr>
-      <w:r>
-        <w:rPr>
-          <w:color w:val="FF0000"/>
-        </w:rPr>
-        <w:t>→ Hoàn tiền (nếu có) → End</w:t>
-      </w:r>
-    </w:p>
-    <w:p>
-      <w:pPr>
-        <w:spacing w:line="288" w:lineRule="auto"/>
-      </w:pPr>
-      <w:r>
-        <w:t>Hệ thống quản lý bán vé tàu hỏa trực tuyến (RTMS)</w:t>
-      </w:r>
-    </w:p>
-    <w:p>
-      <w:pPr>
-        <w:spacing w:line="288" w:lineRule="auto"/>
-      </w:pPr>
-      <w:r>
-        <w:t>│</w:t>
-      </w:r>
-    </w:p>
-    <w:p>
-      <w:pPr>
-        <w:spacing w:line="288" w:lineRule="auto"/>
-      </w:pPr>
-      <w:r>
-        <w:t>├── F1. Phân hệ tra cứu và lập lịch</w:t>
-      </w:r>
-    </w:p>
-    <w:p>
-      <w:pPr>
-        <w:spacing w:line="288" w:lineRule="auto"/>
-      </w:pPr>
-      <w:r>
-        <w:t>│   ├── Tìm kiếm hành trình</w:t>
-      </w:r>
-    </w:p>
-    <w:p>
-      <w:pPr>
-        <w:spacing w:line="288" w:lineRule="auto"/>
-      </w:pPr>
-      <w:r>
-        <w:t>│   │   ├── Tìm kiếm theo ga đi, ga đến, ngày khởi hành</w:t>
-      </w:r>
-    </w:p>
-    <w:p>
-      <w:pPr>
-        <w:spacing w:line="288" w:lineRule="auto"/>
-      </w:pPr>
-      <w:r>
-        <w:t>│   │   ├── Tìm kiếm vé một chiều / khứ hồi</w:t>
-      </w:r>
-    </w:p>
-    <w:p>
-      <w:pPr>
-        <w:spacing w:line="288" w:lineRule="auto"/>
-      </w:pPr>
-      <w:r>
-        <w:t>│   │   └── Tìm kiếm qua các ga trung gian</w:t>
-      </w:r>
-    </w:p>
-    <w:p>
-      <w:pPr>
-        <w:spacing w:line="288" w:lineRule="auto"/>
-      </w:pPr>
-      <w:r>
-        <w:lastRenderedPageBreak/>
-        <w:t>│   ├── Quản lý lịch tàu</w:t>
-      </w:r>
-    </w:p>
-    <w:p>
-      <w:pPr>
-        <w:spacing w:line="288" w:lineRule="auto"/>
-      </w:pPr>
-      <w:r>
-        <w:t>│   │   ├── Xem lịch trình tàu theo tuyến</w:t>
-      </w:r>
-    </w:p>
-    <w:p>
-      <w:pPr>
-        <w:spacing w:line="288" w:lineRule="auto"/>
-      </w:pPr>
-      <w:r>
-        <w:t>│   │   ├── Xem giờ đến/đi tại từng ga</w:t>
-      </w:r>
-    </w:p>
-    <w:p>
-      <w:pPr>
-        <w:spacing w:line="288" w:lineRule="auto"/>
-      </w:pPr>
-      <w:r>
-        <w:t>│   │   └── Quản lý lịch dừng ga</w:t>
-      </w:r>
-    </w:p>
-    <w:p>
-      <w:pPr>
-        <w:spacing w:line="288" w:lineRule="auto"/>
-      </w:pPr>
-      <w:r>
-        <w:t>│   └── Thông tin trạng thái thực</w:t>
-      </w:r>
-    </w:p>
-    <w:p>
-      <w:pPr>
-        <w:spacing w:line="288" w:lineRule="auto"/>
-      </w:pPr>
-      <w:r>
-        <w:t>│       ├── Hiển thị thời gian chậm chuyến</w:t>
-      </w:r>
-    </w:p>
-    <w:p>
-      <w:pPr>
-        <w:spacing w:line="288" w:lineRule="auto"/>
-      </w:pPr>
-      <w:r>
-        <w:t>│       ├── Hiển thị thay đổi đường ray</w:t>
-      </w:r>
-    </w:p>
-    <w:p>
-      <w:pPr>
-        <w:spacing w:line="288" w:lineRule="auto"/>
-      </w:pPr>
-      <w:r>
-        <w:t>│       └── Cập nhật trạng thái chuyến tàu</w:t>
-      </w:r>
-    </w:p>
-    <w:p>
-      <w:pPr>
-        <w:spacing w:line="288" w:lineRule="auto"/>
-      </w:pPr>
-      <w:r>
-        <w:t>│</w:t>
-      </w:r>
-    </w:p>
-    <w:p>
-      <w:pPr>
-        <w:spacing w:line="288" w:lineRule="auto"/>
-      </w:pPr>
-      <w:r>
-        <w:t>├── F2. Phân hệ đặt vé và chỗ ngồi (Core)</w:t>
-      </w:r>
-    </w:p>
-    <w:p>
-      <w:pPr>
-        <w:spacing w:line="288" w:lineRule="auto"/>
-      </w:pPr>
-      <w:r>
-        <w:t>│   ├── Sơ đồ toa tàu động</w:t>
-      </w:r>
-    </w:p>
-    <w:p>
-      <w:pPr>
-        <w:spacing w:line="288" w:lineRule="auto"/>
-      </w:pPr>
-      <w:r>
-        <w:t>│   │   ├── Hiển thị toa giường nằm (tầng 1-2)</w:t>
-      </w:r>
-    </w:p>
-    <w:p>
-      <w:pPr>
-        <w:spacing w:line="288" w:lineRule="auto"/>
-      </w:pPr>
-      <w:r>
-        <w:t>│   │   ├── Hiển thị toa ghế ngồi</w:t>
-      </w:r>
-    </w:p>
-    <w:p>
-      <w:pPr>
-        <w:spacing w:line="288" w:lineRule="auto"/>
-      </w:pPr>
-      <w:r>
-        <w:t>│   │   └── Hiển thị trạng thái ghế theo chặng</w:t>
-      </w:r>
-    </w:p>
-    <w:p>
-      <w:pPr>
-        <w:spacing w:line="288" w:lineRule="auto"/>
-      </w:pPr>
-      <w:r>
-        <w:t>│   ├── Thuật toán bán vé theo chặng</w:t>
-      </w:r>
-    </w:p>
-    <w:p>
-      <w:pPr>
-        <w:spacing w:line="288" w:lineRule="auto"/>
-      </w:pPr>
-      <w:r>
-        <w:t>│   │   ├── Xác định đoạn ghế có thể bán</w:t>
-      </w:r>
-    </w:p>
-    <w:p>
-      <w:pPr>
-        <w:spacing w:line="288" w:lineRule="auto"/>
-      </w:pPr>
-      <w:r>
-        <w:t>│   │   ├── Kiểm tra ghế trống theo chặng</w:t>
-      </w:r>
-    </w:p>
-    <w:p>
-      <w:pPr>
-        <w:spacing w:line="288" w:lineRule="auto"/>
-      </w:pPr>
-      <w:r>
-        <w:t>│   │   ├── Giữ ghế tạm thời (15 phút)</w:t>
-      </w:r>
-    </w:p>
-    <w:p>
-      <w:pPr>
-        <w:spacing w:line="288" w:lineRule="auto"/>
-      </w:pPr>
-      <w:r>
-        <w:t>│   │   └── Tự động giải phóng ghế</w:t>
-      </w:r>
-    </w:p>
-    <w:p>
-      <w:pPr>
-        <w:spacing w:line="288" w:lineRule="auto"/>
-      </w:pPr>
-      <w:r>
-        <w:t>│   └── Chính sách giảm giá</w:t>
-      </w:r>
-    </w:p>
-    <w:p>
-      <w:pPr>
-        <w:spacing w:line="288" w:lineRule="auto"/>
-      </w:pPr>
-      <w:r>
-        <w:t>│       ├── Nhập thông tin định danh</w:t>
-      </w:r>
-    </w:p>
-    <w:p>
-      <w:pPr>
-        <w:spacing w:line="288" w:lineRule="auto"/>
-      </w:pPr>
-      <w:r>
-        <w:t>│       ├── Xác định đối tượng ưu đãi</w:t>
-      </w:r>
-    </w:p>
-    <w:p>
-      <w:pPr>
-        <w:spacing w:line="288" w:lineRule="auto"/>
-      </w:pPr>
-      <w:r>
-        <w:t>│       ├── Tính giá sau giảm</w:t>
-      </w:r>
-    </w:p>
-    <w:p>
-      <w:pPr>
-        <w:spacing w:line="288" w:lineRule="auto"/>
-      </w:pPr>
-      <w:r>
-        <w:t>│       └── Áp dụng mã khuyến mãi</w:t>
-      </w:r>
-    </w:p>
-    <w:p>
-      <w:pPr>
-        <w:spacing w:line="288" w:lineRule="auto"/>
-      </w:pPr>
-      <w:r>
-        <w:t>│</w:t>
-      </w:r>
-    </w:p>
-    <w:p>
-      <w:pPr>
-        <w:spacing w:line="288" w:lineRule="auto"/>
-      </w:pPr>
-      <w:r>
-        <w:t>├── F3. Phân hệ thanh toán và vé điện tử</w:t>
-      </w:r>
-    </w:p>
-    <w:p>
-      <w:pPr>
-        <w:spacing w:line="288" w:lineRule="auto"/>
-      </w:pPr>
-      <w:r>
-        <w:t>│   ├── Thanh toán đa phương thức</w:t>
-      </w:r>
-    </w:p>
-    <w:p>
-      <w:pPr>
-        <w:spacing w:line="288" w:lineRule="auto"/>
-      </w:pPr>
-      <w:r>
-        <w:t>│   │   ├── Thẻ ngân hàng</w:t>
-      </w:r>
-    </w:p>
-    <w:p>
-      <w:pPr>
-        <w:spacing w:line="288" w:lineRule="auto"/>
-      </w:pPr>
-      <w:r>
-        <w:t>│   │   ├── Ví điện tử (Momo, ZaloPay)</w:t>
-      </w:r>
-    </w:p>
-    <w:p>
-      <w:pPr>
-        <w:spacing w:line="288" w:lineRule="auto"/>
-      </w:pPr>
-      <w:r>
-        <w:t>│   │   └── QR Pay</w:t>
-      </w:r>
-    </w:p>
-    <w:p>
-      <w:pPr>
-        <w:spacing w:line="288" w:lineRule="auto"/>
-      </w:pPr>
-      <w:r>
-        <w:t>│   ├── Vé điện tử (E-ticket)</w:t>
-      </w:r>
-    </w:p>
-    <w:p>
-      <w:pPr>
-        <w:spacing w:line="288" w:lineRule="auto"/>
-      </w:pPr>
-      <w:r>
-        <w:t>│   │   ├── Tạo mã QR Code</w:t>
-      </w:r>
-    </w:p>
-    <w:p>
-      <w:pPr>
-        <w:spacing w:line="288" w:lineRule="auto"/>
-      </w:pPr>
-      <w:r>
-        <w:t>│   │   ├── Mã hóa thông tin vé</w:t>
-      </w:r>
-    </w:p>
-    <w:p>
-      <w:pPr>
-        <w:spacing w:line="288" w:lineRule="auto"/>
-      </w:pPr>
-      <w:r>
-        <w:t>│   │   ├── Lưu vé điện tử</w:t>
-      </w:r>
-    </w:p>
-    <w:p>
-      <w:pPr>
-        <w:spacing w:line="288" w:lineRule="auto"/>
-      </w:pPr>
-      <w:r>
-        <w:t>│   │   └── Gửi vé qua email/SMS</w:t>
-      </w:r>
-    </w:p>
-    <w:p>
-      <w:pPr>
-        <w:spacing w:line="288" w:lineRule="auto"/>
-      </w:pPr>
-      <w:r>
-        <w:t>│   └── Hủy / Đổi vé</w:t>
-      </w:r>
-    </w:p>
-    <w:p>
-      <w:pPr>
-        <w:spacing w:line="288" w:lineRule="auto"/>
-      </w:pPr>
-      <w:r>
-        <w:t>│       ├── Tính phí hủy theo thời gian</w:t>
-      </w:r>
-    </w:p>
-    <w:p>
-      <w:pPr>
-        <w:spacing w:line="288" w:lineRule="auto"/>
-      </w:pPr>
-      <w:r>
-        <w:t>│       ├── Hoàn tiền</w:t>
-      </w:r>
-    </w:p>
-    <w:p>
-      <w:pPr>
-        <w:spacing w:line="288" w:lineRule="auto"/>
-      </w:pPr>
-      <w:r>
-        <w:t>│       ├── Đổi vé sang chuyến khác</w:t>
-      </w:r>
-    </w:p>
-    <w:p>
-      <w:pPr>
-        <w:spacing w:line="288" w:lineRule="auto"/>
-      </w:pPr>
-      <w:r>
-        <w:t>│       ├── Giải phóng ghế</w:t>
-      </w:r>
-    </w:p>
-    <w:p>
-      <w:pPr>
-        <w:spacing w:line="288" w:lineRule="auto"/>
-      </w:pPr>
-      <w:r>
-        <w:t>│       └── Lưu lịch sử hủy/đổi</w:t>
-      </w:r>
-    </w:p>
-    <w:p>
-      <w:pPr>
-        <w:spacing w:line="288" w:lineRule="auto"/>
-      </w:pPr>
-      <w:r>
-        <w:t>│</w:t>
-      </w:r>
-    </w:p>
-    <w:p>
-      <w:pPr>
-        <w:spacing w:line="288" w:lineRule="auto"/>
-      </w:pPr>
-      <w:r>
-        <w:lastRenderedPageBreak/>
-        <w:t>└── F4. Phân hệ báo cáo và quản trị</w:t>
-      </w:r>
-    </w:p>
-    <w:p>
-      <w:pPr>
-        <w:spacing w:line="288" w:lineRule="auto"/>
-      </w:pPr>
-      <w:r>
-        <w:t xml:space="preserve">    ├── Quản lý hạ tầng</w:t>
-      </w:r>
-    </w:p>
-    <w:p>
-      <w:pPr>
-        <w:spacing w:line="288" w:lineRule="auto"/>
-      </w:pPr>
-      <w:r>
-        <w:t xml:space="preserve">    │   ├── Quản lý danh mục nhà ga</w:t>
-      </w:r>
-    </w:p>
-    <w:p>
-      <w:pPr>
-        <w:spacing w:line="288" w:lineRule="auto"/>
-      </w:pPr>
-      <w:r>
-        <w:t xml:space="preserve">    │   ├── Quản lý khoảng cách giữa các ga</w:t>
-      </w:r>
-    </w:p>
-    <w:p>
-      <w:pPr>
-        <w:spacing w:line="288" w:lineRule="auto"/>
-      </w:pPr>
-      <w:r>
-        <w:t xml:space="preserve">    │   ├── Quản lý loại ghế và hệ số giá</w:t>
-      </w:r>
-    </w:p>
-    <w:p>
-      <w:pPr>
-        <w:spacing w:line="288" w:lineRule="auto"/>
-      </w:pPr>
-      <w:r>
-        <w:t xml:space="preserve">    │   ├── Quản lý đơn giá km</w:t>
-      </w:r>
-    </w:p>
-    <w:p>
-      <w:pPr>
-        <w:spacing w:line="288" w:lineRule="auto"/>
-      </w:pPr>
-      <w:r>
-        <w:t xml:space="preserve">    │   ├── Quản lý hệ số mùa vụ</w:t>
-      </w:r>
-    </w:p>
-    <w:p>
-      <w:pPr>
-        <w:spacing w:line="288" w:lineRule="auto"/>
-      </w:pPr>
-      <w:r>
-        <w:t xml:space="preserve">    │   └── Quản lý chính sách giảm giá / hủy vé</w:t>
-      </w:r>
-    </w:p>
-    <w:p>
-      <w:pPr>
-        <w:spacing w:line="288" w:lineRule="auto"/>
-      </w:pPr>
-      <w:r>
-        <w:t xml:space="preserve">    ├── Quản lý người dùng và xác thực</w:t>
-      </w:r>
-    </w:p>
-    <w:p>
-      <w:pPr>
-        <w:spacing w:line="288" w:lineRule="auto"/>
-      </w:pPr>
-      <w:r>
-        <w:t xml:space="preserve">    │   ├── Đăng ký tài khoản</w:t>
-      </w:r>
-    </w:p>
-    <w:p>
-      <w:pPr>
-        <w:spacing w:line="288" w:lineRule="auto"/>
-      </w:pPr>
-      <w:r>
-        <w:t xml:space="preserve">    │   ├── Đăng nhập / Xác thực OTP</w:t>
-      </w:r>
-    </w:p>
-    <w:p>
-      <w:pPr>
-        <w:spacing w:line="288" w:lineRule="auto"/>
-      </w:pPr>
-      <w:r>
-        <w:t xml:space="preserve">    │   ├── Quên mật khẩu</w:t>
-      </w:r>
-    </w:p>
-    <w:p>
-      <w:pPr>
-        <w:spacing w:line="288" w:lineRule="auto"/>
-      </w:pPr>
-      <w:r>
-        <w:t xml:space="preserve">    │   ├── Quản lý hồ sơ cá nhân</w:t>
-      </w:r>
-    </w:p>
-    <w:p>
-      <w:pPr>
-        <w:spacing w:line="288" w:lineRule="auto"/>
-      </w:pPr>
-      <w:r>
-        <w:t xml:space="preserve">    │   ├── Quản lý tài khoản (CRUD, khóa/mở)</w:t>
-      </w:r>
-    </w:p>
-    <w:p>
-      <w:pPr>
-        <w:spacing w:line="288" w:lineRule="auto"/>
-      </w:pPr>
-      <w:r>
-        <w:t xml:space="preserve">    │   ├── Phân quyền và quản lý vai trò</w:t>
-      </w:r>
-    </w:p>
-    <w:p>
-      <w:pPr>
-        <w:spacing w:line="288" w:lineRule="auto"/>
-      </w:pPr>
-      <w:r>
-        <w:t xml:space="preserve">    │   └── Xem lịch sử hoạt động</w:t>
-      </w:r>
-    </w:p>
-    <w:p>
-      <w:pPr>
-        <w:spacing w:line="288" w:lineRule="auto"/>
-      </w:pPr>
-      <w:r>
-        <w:t xml:space="preserve">    ├── Quản lý vận hành tàu</w:t>
-      </w:r>
-      <w:r>
-        <w:t>Xác</w:t>
-      </w:r>
-    </w:p>
-    <w:p>
-      <w:pPr>
-        <w:spacing w:line="288" w:lineRule="auto"/>
-      </w:pPr>
-      <w:r>
-        <w:t xml:space="preserve">    │   ├── Quản lý tàu và toa</w:t>
-      </w:r>
-    </w:p>
-    <w:p>
-      <w:pPr>
-        <w:spacing w:line="288" w:lineRule="auto"/>
-      </w:pPr>
-      <w:r>
-        <w:t xml:space="preserve">    │   ├── Phân bổ toa xe cho chuyến tàu</w:t>
-      </w:r>
-    </w:p>
-    <w:p>
-      <w:pPr>
-        <w:spacing w:line="288" w:lineRule="auto"/>
-      </w:pPr>
-      <w:r>
-        <w:t xml:space="preserve">    │   ├── Cập nhật chậm chuyến</w:t>
-      </w:r>
-    </w:p>
-    <w:p>
-      <w:pPr>
-        <w:spacing w:line="288" w:lineRule="auto"/>
-      </w:pPr>
-      <w:r>
-        <w:t xml:space="preserve">    │   ├── Cập nhật thay đổi đường ray</w:t>
-      </w:r>
-    </w:p>
-    <w:p>
-      <w:pPr>
-        <w:spacing w:line="288" w:lineRule="auto"/>
-      </w:pPr>
-      <w:r>
-        <w:t xml:space="preserve">    │   └── Hủy chuyến tàu</w:t>
-      </w:r>
-    </w:p>
-    <w:p>
-      <w:pPr>
-        <w:spacing w:line="288" w:lineRule="auto"/>
-      </w:pPr>
-      <w:r>
-        <w:t xml:space="preserve">    ├── Kiểm soát vé</w:t>
-      </w:r>
-    </w:p>
-    <w:p>
-      <w:pPr>
-        <w:spacing w:line="288" w:lineRule="auto"/>
-      </w:pPr>
-      <w:r>
-        <w:t xml:space="preserve">    │   ├── Quét mã QR</w:t>
-      </w:r>
-    </w:p>
-    <w:p>
-      <w:pPr>
-        <w:spacing w:line="288" w:lineRule="auto"/>
-      </w:pPr>
-      <w:r>
-        <w:t xml:space="preserve">    │   ├── Xác thực trạng thái vé</w:t>
-      </w:r>
-    </w:p>
-    <w:p>
-      <w:pPr>
-        <w:spacing w:line="288" w:lineRule="auto"/>
-      </w:pPr>
-      <w:r>
-        <w:t xml:space="preserve">    │   ├── Cập nhật trạng thái ghế thực tế</w:t>
-      </w:r>
-    </w:p>
-    <w:p>
-      <w:pPr>
-        <w:spacing w:line="288" w:lineRule="auto"/>
-      </w:pPr>
-      <w:r>
-        <w:t xml:space="preserve">    │   └── Đồng bộ dữ liệu offline</w:t>
-      </w:r>
-    </w:p>
-    <w:p>
-      <w:pPr>
-        <w:spacing w:line="288" w:lineRule="auto"/>
-      </w:pPr>
-      <w:r>
-        <w:t xml:space="preserve">    └── Báo cáo và thống kê</w:t>
-      </w:r>
-    </w:p>
-    <w:p>
-      <w:pPr>
-        <w:spacing w:line="288" w:lineRule="auto"/>
-      </w:pPr>
-      <w:r>
-        <w:t xml:space="preserve">        ├── Báo cáo doanh thu</w:t>
-      </w:r>
-    </w:p>
-    <w:p>
-      <w:pPr>
-        <w:spacing w:line="288" w:lineRule="auto"/>
-      </w:pPr>
-      <w:r>
-        <w:t xml:space="preserve">        ├── Thống kê lưu lượng hành khách</w:t>
-      </w:r>
-    </w:p>
-    <w:p>
-      <w:pPr>
-        <w:spacing w:line="288" w:lineRule="auto"/>
-      </w:pPr>
-      <w:r>
-        <w:t xml:space="preserve">        ├── Thống kê chặng có nhu cầu cao</w:t>
-      </w:r>
-    </w:p>
-    <w:p>
-      <w:pPr>
-        <w:spacing w:line="288" w:lineRule="auto"/>
-      </w:pPr>
-      <w:r>
-        <w:t xml:space="preserve">        ├── Thống kê công suất khai thác</w:t>
-      </w:r>
-    </w:p>
-    <w:p>
-      <w:pPr>
-        <w:spacing w:line="288" w:lineRule="auto"/>
-      </w:pPr>
-      <w:r>
-        <w:t xml:space="preserve">        └── Xuất báo cáo (Excel, PDF)</w:t>
-      </w:r>
-    </w:p>
-    <w:p>
-      <w:pPr>
-        <w:spacing w:line="288" w:lineRule="auto"/>
-      </w:pPr>
-    </w:p>
-    <w:p>
-      <w:pPr>
-        <w:spacing w:line="288" w:lineRule="auto"/>
-      </w:pPr>
-    </w:p>
-    <w:p>
-      <w:pPr>
-        <w:spacing w:line="288" w:lineRule="auto"/>
-      </w:pPr>
-    </w:p>
-    <w:p>
-      <w:pPr>
-        <w:spacing w:line="288" w:lineRule="auto"/>
-      </w:pPr>
-    </w:p>
-    <w:p>
-      <w:pPr>
-        <w:spacing w:line="288" w:lineRule="auto"/>
-      </w:pPr>
-      <w:r>
+          <w:sz w:val="28"/>
+          <w:szCs w:val="28"/>
+        </w:rPr>
+        <w:t>3.2.1. Phân rã Use-case tác nhân “Hành khách”</w:t>
+      </w:r>
+    </w:p>
+    <w:p>
+      <w:pPr>
+        <w:spacing w:line="288" w:lineRule="auto"/>
+        <w:jc w:val="both"/>
         <w:rPr>
           <w:b/>
           <w:bCs/>
-          <w:color w:val="1F4E79"/>
-          <w:sz w:val="26"/>
-          <w:szCs w:val="26"/>
-          <w:u w:val="single"/>
-        </w:rPr>
-        <w:t>III. YÊU CẦU CHỨC NĂNG</w:t>
-      </w:r>
-    </w:p>
-    <w:p>
-      <w:pPr>
-        <w:spacing w:line="288" w:lineRule="auto"/>
+          <w:sz w:val="28"/>
+          <w:szCs w:val="28"/>
+        </w:rPr>
       </w:pPr>
       <w:r>
         <w:rPr>
           <w:b/>
           <w:bCs/>
-          <w:color w:val="1F4E79"/>
-          <w:sz w:val="26"/>
-          <w:szCs w:val="26"/>
-          <w:u w:val="single"/>
+          <w:sz w:val="28"/>
+          <w:szCs w:val="28"/>
+        </w:rPr>
+        <w:lastRenderedPageBreak/>
+        <w:drawing>
+          <wp:inline distT="0" distB="0" distL="0" distR="0" wp14:anchorId="519A50DC" wp14:editId="015207BD">
+            <wp:extent cx="5047668" cy="5591354"/>
+            <wp:effectExtent l="0" t="0" r="635" b="9525"/>
+            <wp:docPr id="7" name="Picture 7"/>
+            <wp:cNvGraphicFramePr>
+              <a:graphicFrameLocks xmlns:a="http://schemas.openxmlformats.org/drawingml/2006/main" noChangeAspect="1"/>
+            </wp:cNvGraphicFramePr>
+            <a:graphic xmlns:a="http://schemas.openxmlformats.org/drawingml/2006/main">
+              <a:graphicData uri="http://schemas.openxmlformats.org/drawingml/2006/picture">
+                <pic:pic xmlns:pic="http://schemas.openxmlformats.org/drawingml/2006/picture">
+                  <pic:nvPicPr>
+                    <pic:cNvPr id="1" name=""/>
+                    <pic:cNvPicPr/>
+                  </pic:nvPicPr>
+                  <pic:blipFill rotWithShape="1">
+                    <a:blip r:embed="rId13"/>
+                    <a:srcRect l="2756" r="9599" b="7455"/>
+                    <a:stretch/>
+                  </pic:blipFill>
+                  <pic:spPr bwMode="auto">
+                    <a:xfrm>
+                      <a:off x="0" y="0"/>
+                      <a:ext cx="5048430" cy="5592198"/>
+                    </a:xfrm>
+                    <a:prstGeom prst="rect">
+                      <a:avLst/>
+                    </a:prstGeom>
+                    <a:ln>
+                      <a:noFill/>
+                    </a:ln>
+                    <a:extLst>
+                      <a:ext uri="{53640926-AAD7-44D8-BBD7-CCE9431645EC}">
+                        <a14:shadowObscured xmlns:a14="http://schemas.microsoft.com/office/drawing/2010/main"/>
+                      </a:ext>
+                    </a:extLst>
+                  </pic:spPr>
+                </pic:pic>
+              </a:graphicData>
+            </a:graphic>
+          </wp:inline>
+        </w:drawing>
+      </w:r>
+    </w:p>
+    <w:p>
+      <w:pPr>
+        <w:spacing w:line="288" w:lineRule="auto"/>
+        <w:jc w:val="both"/>
+        <w:rPr>
+          <w:b/>
+          <w:bCs/>
+          <w:sz w:val="28"/>
+          <w:szCs w:val="28"/>
+        </w:rPr>
+      </w:pPr>
+      <w:r>
+        <w:rPr>
+          <w:b/>
+          <w:bCs/>
+          <w:sz w:val="28"/>
+          <w:szCs w:val="28"/>
+        </w:rPr>
+        <w:t>3.2.2. Phân rã Use-case tác nhân “Điều phối viên”</w:t>
+      </w:r>
+    </w:p>
+    <w:p>
+      <w:pPr>
+        <w:spacing w:line="288" w:lineRule="auto"/>
+        <w:jc w:val="both"/>
+        <w:rPr>
+          <w:b/>
+          <w:bCs/>
+          <w:sz w:val="28"/>
+          <w:szCs w:val="28"/>
+        </w:rPr>
+      </w:pPr>
+      <w:r>
+        <w:rPr>
+          <w:b/>
+          <w:bCs/>
+          <w:sz w:val="28"/>
+          <w:szCs w:val="28"/>
+        </w:rPr>
+        <w:t>3.2.3. Phân rã Use-case tác nhân “Kiểm soát viên”</w:t>
+      </w:r>
+    </w:p>
+    <w:p>
+      <w:pPr>
+        <w:spacing w:line="288" w:lineRule="auto"/>
+        <w:jc w:val="both"/>
+        <w:rPr>
+          <w:b/>
+          <w:bCs/>
+          <w:sz w:val="28"/>
+          <w:szCs w:val="28"/>
+        </w:rPr>
+      </w:pPr>
+      <w:r>
+        <w:rPr>
+          <w:b/>
+          <w:bCs/>
+          <w:sz w:val="28"/>
+          <w:szCs w:val="28"/>
+        </w:rPr>
+        <w:t>3.2.4. Phân rã Use-case tác nhân “Quản trị viên”</w:t>
+      </w:r>
+    </w:p>
+    <w:p>
+      <w:pPr>
+        <w:spacing w:line="288" w:lineRule="auto"/>
+        <w:jc w:val="both"/>
+        <w:rPr>
+          <w:b/>
+          <w:bCs/>
+          <w:sz w:val="28"/>
+          <w:szCs w:val="28"/>
+        </w:rPr>
+      </w:pPr>
+      <w:r>
+        <w:rPr>
+          <w:b/>
+          <w:bCs/>
+          <w:sz w:val="28"/>
+          <w:szCs w:val="28"/>
+        </w:rPr>
+        <w:t>3.3. Đặc tả các Use-case</w:t>
+      </w:r>
+    </w:p>
+    <w:p>
+      <w:pPr>
+        <w:spacing w:line="288" w:lineRule="auto"/>
+        <w:jc w:val="both"/>
+        <w:rPr>
+          <w:b/>
+          <w:bCs/>
+          <w:sz w:val="28"/>
+          <w:szCs w:val="28"/>
+        </w:rPr>
+      </w:pPr>
+      <w:r>
+        <w:rPr>
+          <w:b/>
+          <w:bCs/>
+          <w:sz w:val="28"/>
+          <w:szCs w:val="28"/>
+        </w:rPr>
+        <w:t>3.3.1. Use case dành cho tất cả người dùng</w:t>
+      </w:r>
+    </w:p>
+    <w:p>
+      <w:pPr>
+        <w:spacing w:line="288" w:lineRule="auto"/>
+        <w:jc w:val="both"/>
+        <w:rPr>
+          <w:sz w:val="28"/>
+          <w:szCs w:val="28"/>
+        </w:rPr>
+      </w:pPr>
+      <w:r>
+        <w:rPr>
+          <w:b/>
+          <w:bCs/>
+          <w:sz w:val="28"/>
+          <w:szCs w:val="28"/>
         </w:rPr>
         <w:t>IV. YÊU CẦU PHI CHỨC NĂNG</w:t>
       </w:r>
@@ -4473,6 +4942,11 @@
     <w:p>
       <w:pPr>
         <w:spacing w:line="288" w:lineRule="auto"/>
+        <w:jc w:val="both"/>
+        <w:rPr>
+          <w:sz w:val="28"/>
+          <w:szCs w:val="28"/>
+        </w:rPr>
       </w:pPr>
     </w:p>
     <w:tbl>
@@ -4519,14 +4993,19 @@
           <w:p>
             <w:pPr>
               <w:spacing w:line="288" w:lineRule="auto"/>
+              <w:jc w:val="both"/>
+              <w:rPr>
+                <w:sz w:val="28"/>
+                <w:szCs w:val="28"/>
+              </w:rPr>
             </w:pPr>
             <w:r>
               <w:rPr>
                 <w:b/>
                 <w:bCs/>
                 <w:color w:val="FFFFFF"/>
-                <w:sz w:val="22"/>
-                <w:szCs w:val="22"/>
+                <w:sz w:val="28"/>
+                <w:szCs w:val="28"/>
               </w:rPr>
               <w:t>STT</w:t>
             </w:r>
@@ -4552,14 +5031,19 @@
           <w:p>
             <w:pPr>
               <w:spacing w:line="288" w:lineRule="auto"/>
+              <w:jc w:val="both"/>
+              <w:rPr>
+                <w:sz w:val="28"/>
+                <w:szCs w:val="28"/>
+              </w:rPr>
             </w:pPr>
             <w:r>
               <w:rPr>
                 <w:b/>
                 <w:bCs/>
                 <w:color w:val="FFFFFF"/>
-                <w:sz w:val="22"/>
-                <w:szCs w:val="22"/>
+                <w:sz w:val="28"/>
+                <w:szCs w:val="28"/>
               </w:rPr>
               <w:t>Loại yêu cầu</w:t>
             </w:r>
@@ -4585,14 +5069,19 @@
           <w:p>
             <w:pPr>
               <w:spacing w:line="288" w:lineRule="auto"/>
+              <w:jc w:val="both"/>
+              <w:rPr>
+                <w:sz w:val="28"/>
+                <w:szCs w:val="28"/>
+              </w:rPr>
             </w:pPr>
             <w:r>
               <w:rPr>
                 <w:b/>
                 <w:bCs/>
                 <w:color w:val="FFFFFF"/>
-                <w:sz w:val="22"/>
-                <w:szCs w:val="22"/>
+                <w:sz w:val="28"/>
+                <w:szCs w:val="28"/>
               </w:rPr>
               <w:t>Yêu cầu cụ thể</w:t>
             </w:r>
@@ -4618,14 +5107,19 @@
           <w:p>
             <w:pPr>
               <w:spacing w:line="288" w:lineRule="auto"/>
+              <w:jc w:val="both"/>
+              <w:rPr>
+                <w:sz w:val="28"/>
+                <w:szCs w:val="28"/>
+              </w:rPr>
             </w:pPr>
             <w:r>
               <w:rPr>
                 <w:b/>
                 <w:bCs/>
                 <w:color w:val="FFFFFF"/>
-                <w:sz w:val="22"/>
-                <w:szCs w:val="22"/>
+                <w:sz w:val="28"/>
+                <w:szCs w:val="28"/>
               </w:rPr>
               <w:t>Chỉ tiêu đo lường</w:t>
             </w:r>
@@ -4652,14 +5146,17 @@
           <w:p>
             <w:pPr>
               <w:spacing w:line="288" w:lineRule="auto"/>
-              <w:jc w:val="center"/>
-            </w:pPr>
-            <w:r>
-              <w:rPr>
-                <w:sz w:val="22"/>
-                <w:szCs w:val="22"/>
-              </w:rPr>
-              <w:lastRenderedPageBreak/>
+              <w:jc w:val="both"/>
+              <w:rPr>
+                <w:sz w:val="28"/>
+                <w:szCs w:val="28"/>
+              </w:rPr>
+            </w:pPr>
+            <w:r>
+              <w:rPr>
+                <w:sz w:val="28"/>
+                <w:szCs w:val="28"/>
+              </w:rPr>
               <w:t>1</w:t>
             </w:r>
           </w:p>
@@ -4683,13 +5180,18 @@
           <w:p>
             <w:pPr>
               <w:spacing w:line="288" w:lineRule="auto"/>
+              <w:jc w:val="both"/>
+              <w:rPr>
+                <w:sz w:val="28"/>
+                <w:szCs w:val="28"/>
+              </w:rPr>
             </w:pPr>
             <w:r>
               <w:rPr>
                 <w:b/>
                 <w:bCs/>
-                <w:sz w:val="21"/>
-                <w:szCs w:val="21"/>
+                <w:sz w:val="28"/>
+                <w:szCs w:val="28"/>
               </w:rPr>
               <w:t>Hiệu năng (Performance)</w:t>
             </w:r>
@@ -4714,11 +5216,16 @@
           <w:p>
             <w:pPr>
               <w:spacing w:line="288" w:lineRule="auto"/>
-            </w:pPr>
-            <w:r>
-              <w:rPr>
-                <w:sz w:val="21"/>
-                <w:szCs w:val="21"/>
+              <w:jc w:val="both"/>
+              <w:rPr>
+                <w:sz w:val="28"/>
+                <w:szCs w:val="28"/>
+              </w:rPr>
+            </w:pPr>
+            <w:r>
+              <w:rPr>
+                <w:sz w:val="28"/>
+                <w:szCs w:val="28"/>
               </w:rPr>
               <w:t>Xử lý giao dịch đồng thời trong cao điểm</w:t>
             </w:r>
@@ -4743,11 +5250,16 @@
           <w:p>
             <w:pPr>
               <w:spacing w:line="288" w:lineRule="auto"/>
-            </w:pPr>
-            <w:r>
-              <w:rPr>
-                <w:sz w:val="21"/>
-                <w:szCs w:val="21"/>
+              <w:jc w:val="both"/>
+              <w:rPr>
+                <w:sz w:val="28"/>
+                <w:szCs w:val="28"/>
+              </w:rPr>
+            </w:pPr>
+            <w:r>
+              <w:rPr>
+                <w:sz w:val="28"/>
+                <w:szCs w:val="28"/>
               </w:rPr>
               <w:t>≥ 5.000 giao dịch/phút; thời gian phản hồi tra cứu &lt; 3 giây</w:t>
             </w:r>
@@ -4774,13 +5286,18 @@
           <w:p>
             <w:pPr>
               <w:spacing w:line="288" w:lineRule="auto"/>
-              <w:jc w:val="center"/>
-            </w:pPr>
-            <w:r>
-              <w:rPr>
-                <w:sz w:val="22"/>
-                <w:szCs w:val="22"/>
-              </w:rPr>
+              <w:jc w:val="both"/>
+              <w:rPr>
+                <w:sz w:val="28"/>
+                <w:szCs w:val="28"/>
+              </w:rPr>
+            </w:pPr>
+            <w:r>
+              <w:rPr>
+                <w:sz w:val="28"/>
+                <w:szCs w:val="28"/>
+              </w:rPr>
+              <w:lastRenderedPageBreak/>
               <w:t>2</w:t>
             </w:r>
           </w:p>
@@ -4804,13 +5321,18 @@
           <w:p>
             <w:pPr>
               <w:spacing w:line="288" w:lineRule="auto"/>
+              <w:jc w:val="both"/>
+              <w:rPr>
+                <w:sz w:val="28"/>
+                <w:szCs w:val="28"/>
+              </w:rPr>
             </w:pPr>
             <w:r>
               <w:rPr>
                 <w:b/>
                 <w:bCs/>
-                <w:sz w:val="21"/>
-                <w:szCs w:val="21"/>
+                <w:sz w:val="28"/>
+                <w:szCs w:val="28"/>
               </w:rPr>
               <w:t>Độ tin cậy (Reliability)</w:t>
             </w:r>
@@ -4835,11 +5357,16 @@
           <w:p>
             <w:pPr>
               <w:spacing w:line="288" w:lineRule="auto"/>
-            </w:pPr>
-            <w:r>
-              <w:rPr>
-                <w:sz w:val="21"/>
-                <w:szCs w:val="21"/>
+              <w:jc w:val="both"/>
+              <w:rPr>
+                <w:sz w:val="28"/>
+                <w:szCs w:val="28"/>
+              </w:rPr>
+            </w:pPr>
+            <w:r>
+              <w:rPr>
+                <w:sz w:val="28"/>
+                <w:szCs w:val="28"/>
               </w:rPr>
               <w:t>Không xảy ra trùng vé trên cùng một chặng</w:t>
             </w:r>
@@ -4864,11 +5391,16 @@
           <w:p>
             <w:pPr>
               <w:spacing w:line="288" w:lineRule="auto"/>
-            </w:pPr>
-            <w:r>
-              <w:rPr>
-                <w:sz w:val="21"/>
-                <w:szCs w:val="21"/>
+              <w:jc w:val="both"/>
+              <w:rPr>
+                <w:sz w:val="28"/>
+                <w:szCs w:val="28"/>
+              </w:rPr>
+            </w:pPr>
+            <w:r>
+              <w:rPr>
+                <w:sz w:val="28"/>
+                <w:szCs w:val="28"/>
               </w:rPr>
               <w:t>Tỷ lệ lỗi overbooking = 0%; áp dụng distributed lock</w:t>
             </w:r>
@@ -4895,12 +5427,16 @@
           <w:p>
             <w:pPr>
               <w:spacing w:line="288" w:lineRule="auto"/>
-              <w:jc w:val="center"/>
-            </w:pPr>
-            <w:r>
-              <w:rPr>
-                <w:sz w:val="22"/>
-                <w:szCs w:val="22"/>
+              <w:jc w:val="both"/>
+              <w:rPr>
+                <w:sz w:val="28"/>
+                <w:szCs w:val="28"/>
+              </w:rPr>
+            </w:pPr>
+            <w:r>
+              <w:rPr>
+                <w:sz w:val="28"/>
+                <w:szCs w:val="28"/>
               </w:rPr>
               <w:t>3</w:t>
             </w:r>
@@ -4925,13 +5461,18 @@
           <w:p>
             <w:pPr>
               <w:spacing w:line="288" w:lineRule="auto"/>
+              <w:jc w:val="both"/>
+              <w:rPr>
+                <w:sz w:val="28"/>
+                <w:szCs w:val="28"/>
+              </w:rPr>
             </w:pPr>
             <w:r>
               <w:rPr>
                 <w:b/>
                 <w:bCs/>
-                <w:sz w:val="21"/>
-                <w:szCs w:val="21"/>
+                <w:sz w:val="28"/>
+                <w:szCs w:val="28"/>
               </w:rPr>
               <w:t>Bảo mật (Security)</w:t>
             </w:r>
@@ -4956,11 +5497,16 @@
           <w:p>
             <w:pPr>
               <w:spacing w:line="288" w:lineRule="auto"/>
-            </w:pPr>
-            <w:r>
-              <w:rPr>
-                <w:sz w:val="21"/>
-                <w:szCs w:val="21"/>
+              <w:jc w:val="both"/>
+              <w:rPr>
+                <w:sz w:val="28"/>
+                <w:szCs w:val="28"/>
+              </w:rPr>
+            </w:pPr>
+            <w:r>
+              <w:rPr>
+                <w:sz w:val="28"/>
+                <w:szCs w:val="28"/>
               </w:rPr>
               <w:t>Bảo vệ dữ liệu cá nhân và thông tin thanh toán</w:t>
             </w:r>
@@ -4985,11 +5531,16 @@
           <w:p>
             <w:pPr>
               <w:spacing w:line="288" w:lineRule="auto"/>
-            </w:pPr>
-            <w:r>
-              <w:rPr>
-                <w:sz w:val="21"/>
-                <w:szCs w:val="21"/>
+              <w:jc w:val="both"/>
+              <w:rPr>
+                <w:sz w:val="28"/>
+                <w:szCs w:val="28"/>
+              </w:rPr>
+            </w:pPr>
+            <w:r>
+              <w:rPr>
+                <w:sz w:val="28"/>
+                <w:szCs w:val="28"/>
               </w:rPr>
               <w:t>Mã hóa TLS 1.3; chuẩn PCI-DSS; xác thực đa yếu tố</w:t>
             </w:r>
@@ -5016,12 +5567,16 @@
           <w:p>
             <w:pPr>
               <w:spacing w:line="288" w:lineRule="auto"/>
-              <w:jc w:val="center"/>
-            </w:pPr>
-            <w:r>
-              <w:rPr>
-                <w:sz w:val="22"/>
-                <w:szCs w:val="22"/>
+              <w:jc w:val="both"/>
+              <w:rPr>
+                <w:sz w:val="28"/>
+                <w:szCs w:val="28"/>
+              </w:rPr>
+            </w:pPr>
+            <w:r>
+              <w:rPr>
+                <w:sz w:val="28"/>
+                <w:szCs w:val="28"/>
               </w:rPr>
               <w:t>4</w:t>
             </w:r>
@@ -5046,13 +5601,18 @@
           <w:p>
             <w:pPr>
               <w:spacing w:line="288" w:lineRule="auto"/>
+              <w:jc w:val="both"/>
+              <w:rPr>
+                <w:sz w:val="28"/>
+                <w:szCs w:val="28"/>
+              </w:rPr>
             </w:pPr>
             <w:r>
               <w:rPr>
                 <w:b/>
                 <w:bCs/>
-                <w:sz w:val="21"/>
-                <w:szCs w:val="21"/>
+                <w:sz w:val="28"/>
+                <w:szCs w:val="28"/>
               </w:rPr>
               <w:t>Tính sẵn sàng (Availability)</w:t>
             </w:r>
@@ -5077,11 +5637,16 @@
           <w:p>
             <w:pPr>
               <w:spacing w:line="288" w:lineRule="auto"/>
-            </w:pPr>
-            <w:r>
-              <w:rPr>
-                <w:sz w:val="21"/>
-                <w:szCs w:val="21"/>
+              <w:jc w:val="both"/>
+              <w:rPr>
+                <w:sz w:val="28"/>
+                <w:szCs w:val="28"/>
+              </w:rPr>
+            </w:pPr>
+            <w:r>
+              <w:rPr>
+                <w:sz w:val="28"/>
+                <w:szCs w:val="28"/>
               </w:rPr>
               <w:t>Hệ thống hoạt động liên tục</w:t>
             </w:r>
@@ -5106,11 +5671,16 @@
           <w:p>
             <w:pPr>
               <w:spacing w:line="288" w:lineRule="auto"/>
-            </w:pPr>
-            <w:r>
-              <w:rPr>
-                <w:sz w:val="21"/>
-                <w:szCs w:val="21"/>
+              <w:jc w:val="both"/>
+              <w:rPr>
+                <w:sz w:val="28"/>
+                <w:szCs w:val="28"/>
+              </w:rPr>
+            </w:pPr>
+            <w:r>
+              <w:rPr>
+                <w:sz w:val="28"/>
+                <w:szCs w:val="28"/>
               </w:rPr>
               <w:t>Uptime ≥ 99,5%; thời gian bảo trì &lt; 4h/tháng</w:t>
             </w:r>
@@ -5137,12 +5707,16 @@
           <w:p>
             <w:pPr>
               <w:spacing w:line="288" w:lineRule="auto"/>
-              <w:jc w:val="center"/>
-            </w:pPr>
-            <w:r>
-              <w:rPr>
-                <w:sz w:val="22"/>
-                <w:szCs w:val="22"/>
+              <w:jc w:val="both"/>
+              <w:rPr>
+                <w:sz w:val="28"/>
+                <w:szCs w:val="28"/>
+              </w:rPr>
+            </w:pPr>
+            <w:r>
+              <w:rPr>
+                <w:sz w:val="28"/>
+                <w:szCs w:val="28"/>
               </w:rPr>
               <w:t>5</w:t>
             </w:r>
@@ -5167,13 +5741,18 @@
           <w:p>
             <w:pPr>
               <w:spacing w:line="288" w:lineRule="auto"/>
+              <w:jc w:val="both"/>
+              <w:rPr>
+                <w:sz w:val="28"/>
+                <w:szCs w:val="28"/>
+              </w:rPr>
             </w:pPr>
             <w:r>
               <w:rPr>
                 <w:b/>
                 <w:bCs/>
-                <w:sz w:val="21"/>
-                <w:szCs w:val="21"/>
+                <w:sz w:val="28"/>
+                <w:szCs w:val="28"/>
               </w:rPr>
               <w:t>Khả năng mở rộng (Scalability)</w:t>
             </w:r>
@@ -5198,11 +5777,16 @@
           <w:p>
             <w:pPr>
               <w:spacing w:line="288" w:lineRule="auto"/>
-            </w:pPr>
-            <w:r>
-              <w:rPr>
-                <w:sz w:val="21"/>
-                <w:szCs w:val="21"/>
+              <w:jc w:val="both"/>
+              <w:rPr>
+                <w:sz w:val="28"/>
+                <w:szCs w:val="28"/>
+              </w:rPr>
+            </w:pPr>
+            <w:r>
+              <w:rPr>
+                <w:sz w:val="28"/>
+                <w:szCs w:val="28"/>
               </w:rPr>
               <w:t>Mở rộng khi nhu cầu tăng</w:t>
             </w:r>
@@ -5227,11 +5811,16 @@
           <w:p>
             <w:pPr>
               <w:spacing w:line="288" w:lineRule="auto"/>
-            </w:pPr>
-            <w:r>
-              <w:rPr>
-                <w:sz w:val="21"/>
-                <w:szCs w:val="21"/>
+              <w:jc w:val="both"/>
+              <w:rPr>
+                <w:sz w:val="28"/>
+                <w:szCs w:val="28"/>
+              </w:rPr>
+            </w:pPr>
+            <w:r>
+              <w:rPr>
+                <w:sz w:val="28"/>
+                <w:szCs w:val="28"/>
               </w:rPr>
               <w:t>Kiến trúc microservices, hỗ trợ horizontal scaling</w:t>
             </w:r>
@@ -5258,12 +5847,16 @@
           <w:p>
             <w:pPr>
               <w:spacing w:line="288" w:lineRule="auto"/>
-              <w:jc w:val="center"/>
-            </w:pPr>
-            <w:r>
-              <w:rPr>
-                <w:sz w:val="22"/>
-                <w:szCs w:val="22"/>
+              <w:jc w:val="both"/>
+              <w:rPr>
+                <w:sz w:val="28"/>
+                <w:szCs w:val="28"/>
+              </w:rPr>
+            </w:pPr>
+            <w:r>
+              <w:rPr>
+                <w:sz w:val="28"/>
+                <w:szCs w:val="28"/>
               </w:rPr>
               <w:t>6</w:t>
             </w:r>
@@ -5288,13 +5881,18 @@
           <w:p>
             <w:pPr>
               <w:spacing w:line="288" w:lineRule="auto"/>
+              <w:jc w:val="both"/>
+              <w:rPr>
+                <w:sz w:val="28"/>
+                <w:szCs w:val="28"/>
+              </w:rPr>
             </w:pPr>
             <w:r>
               <w:rPr>
                 <w:b/>
                 <w:bCs/>
-                <w:sz w:val="21"/>
-                <w:szCs w:val="21"/>
+                <w:sz w:val="28"/>
+                <w:szCs w:val="28"/>
               </w:rPr>
               <w:t>Tuân thủ (Compliance)</w:t>
             </w:r>
@@ -5319,11 +5917,16 @@
           <w:p>
             <w:pPr>
               <w:spacing w:line="288" w:lineRule="auto"/>
-            </w:pPr>
-            <w:r>
-              <w:rPr>
-                <w:sz w:val="21"/>
-                <w:szCs w:val="21"/>
+              <w:jc w:val="both"/>
+              <w:rPr>
+                <w:sz w:val="28"/>
+                <w:szCs w:val="28"/>
+              </w:rPr>
+            </w:pPr>
+            <w:r>
+              <w:rPr>
+                <w:sz w:val="28"/>
+                <w:szCs w:val="28"/>
               </w:rPr>
               <w:t>Theo quy định của Tổng công ty Đường sắt VN</w:t>
             </w:r>
@@ -5348,11 +5951,16 @@
           <w:p>
             <w:pPr>
               <w:spacing w:line="288" w:lineRule="auto"/>
-            </w:pPr>
-            <w:r>
-              <w:rPr>
-                <w:sz w:val="21"/>
-                <w:szCs w:val="21"/>
+              <w:jc w:val="both"/>
+              <w:rPr>
+                <w:sz w:val="28"/>
+                <w:szCs w:val="28"/>
+              </w:rPr>
+            </w:pPr>
+            <w:r>
+              <w:rPr>
+                <w:sz w:val="28"/>
+                <w:szCs w:val="28"/>
               </w:rPr>
               <w:t>Quy trình hoàn vé, hủy vé theo nghị định hiện hành</w:t>
             </w:r>
@@ -5379,12 +5987,16 @@
           <w:p>
             <w:pPr>
               <w:spacing w:line="288" w:lineRule="auto"/>
-              <w:jc w:val="center"/>
-            </w:pPr>
-            <w:r>
-              <w:rPr>
-                <w:sz w:val="22"/>
-                <w:szCs w:val="22"/>
+              <w:jc w:val="both"/>
+              <w:rPr>
+                <w:sz w:val="28"/>
+                <w:szCs w:val="28"/>
+              </w:rPr>
+            </w:pPr>
+            <w:r>
+              <w:rPr>
+                <w:sz w:val="28"/>
+                <w:szCs w:val="28"/>
               </w:rPr>
               <w:t>7</w:t>
             </w:r>
@@ -5409,13 +6021,18 @@
           <w:p>
             <w:pPr>
               <w:spacing w:line="288" w:lineRule="auto"/>
+              <w:jc w:val="both"/>
+              <w:rPr>
+                <w:sz w:val="28"/>
+                <w:szCs w:val="28"/>
+              </w:rPr>
             </w:pPr>
             <w:r>
               <w:rPr>
                 <w:b/>
                 <w:bCs/>
-                <w:sz w:val="21"/>
-                <w:szCs w:val="21"/>
+                <w:sz w:val="28"/>
+                <w:szCs w:val="28"/>
               </w:rPr>
               <w:t>Khả năng dùng (Usability)</w:t>
             </w:r>
@@ -5440,11 +6057,16 @@
           <w:p>
             <w:pPr>
               <w:spacing w:line="288" w:lineRule="auto"/>
-            </w:pPr>
-            <w:r>
-              <w:rPr>
-                <w:sz w:val="21"/>
-                <w:szCs w:val="21"/>
+              <w:jc w:val="both"/>
+              <w:rPr>
+                <w:sz w:val="28"/>
+                <w:szCs w:val="28"/>
+              </w:rPr>
+            </w:pPr>
+            <w:r>
+              <w:rPr>
+                <w:sz w:val="28"/>
+                <w:szCs w:val="28"/>
               </w:rPr>
               <w:t>Giao diện thân thiện, dễ sử dụng</w:t>
             </w:r>
@@ -5469,11 +6091,16 @@
           <w:p>
             <w:pPr>
               <w:spacing w:line="288" w:lineRule="auto"/>
-            </w:pPr>
-            <w:r>
-              <w:rPr>
-                <w:sz w:val="21"/>
-                <w:szCs w:val="21"/>
+              <w:jc w:val="both"/>
+              <w:rPr>
+                <w:sz w:val="28"/>
+                <w:szCs w:val="28"/>
+              </w:rPr>
+            </w:pPr>
+            <w:r>
+              <w:rPr>
+                <w:sz w:val="28"/>
+                <w:szCs w:val="28"/>
               </w:rPr>
               <w:t>Hoàn thành đặt vé trong &lt; 5 phút với người dùng mới</w:t>
             </w:r>
@@ -5484,27 +6111,46 @@
     <w:p>
       <w:pPr>
         <w:spacing w:line="288" w:lineRule="auto"/>
-      </w:pPr>
-    </w:p>
-    <w:p>
-      <w:pPr>
-        <w:spacing w:line="288" w:lineRule="auto"/>
-      </w:pPr>
-      <w:r>
+        <w:jc w:val="both"/>
+        <w:rPr>
+          <w:sz w:val="28"/>
+          <w:szCs w:val="28"/>
+        </w:rPr>
+      </w:pPr>
+    </w:p>
+    <w:p>
+      <w:pPr>
+        <w:spacing w:line="288" w:lineRule="auto"/>
+        <w:jc w:val="both"/>
+        <w:rPr>
+          <w:sz w:val="28"/>
+          <w:szCs w:val="28"/>
+        </w:rPr>
+      </w:pPr>
+      <w:r>
+        <w:rPr>
+          <w:sz w:val="28"/>
+          <w:szCs w:val="28"/>
+        </w:rPr>
         <w:br w:type="page"/>
       </w:r>
     </w:p>
     <w:p>
       <w:pPr>
         <w:spacing w:line="288" w:lineRule="auto"/>
+        <w:jc w:val="both"/>
+        <w:rPr>
+          <w:sz w:val="28"/>
+          <w:szCs w:val="28"/>
+        </w:rPr>
       </w:pPr>
       <w:r>
         <w:rPr>
           <w:b/>
           <w:bCs/>
           <w:color w:val="1F4E79"/>
-          <w:sz w:val="26"/>
-          <w:szCs w:val="26"/>
+          <w:sz w:val="28"/>
+          <w:szCs w:val="28"/>
           <w:u w:val="single"/>
         </w:rPr>
         <w:lastRenderedPageBreak/>
@@ -5514,19 +6160,29 @@
     <w:p>
       <w:pPr>
         <w:spacing w:line="288" w:lineRule="auto"/>
-      </w:pPr>
-    </w:p>
-    <w:p>
-      <w:pPr>
-        <w:spacing w:line="288" w:lineRule="auto"/>
+        <w:jc w:val="both"/>
+        <w:rPr>
+          <w:sz w:val="28"/>
+          <w:szCs w:val="28"/>
+        </w:rPr>
+      </w:pPr>
+    </w:p>
+    <w:p>
+      <w:pPr>
+        <w:spacing w:line="288" w:lineRule="auto"/>
+        <w:jc w:val="both"/>
+        <w:rPr>
+          <w:sz w:val="28"/>
+          <w:szCs w:val="28"/>
+        </w:rPr>
       </w:pPr>
       <w:r>
         <w:rPr>
           <w:b/>
           <w:bCs/>
           <w:color w:val="2E75B6"/>
-          <w:sz w:val="25"/>
-          <w:szCs w:val="25"/>
+          <w:sz w:val="28"/>
+          <w:szCs w:val="28"/>
         </w:rPr>
         <w:t>5.1 Ràng buộc kỹ thuật</w:t>
       </w:r>
@@ -5539,8 +6195,17 @@
           <w:numId w:val="2"/>
         </w:numPr>
         <w:spacing w:line="288" w:lineRule="auto"/>
-      </w:pPr>
-      <w:r>
+        <w:jc w:val="both"/>
+        <w:rPr>
+          <w:sz w:val="28"/>
+          <w:szCs w:val="28"/>
+        </w:rPr>
+      </w:pPr>
+      <w:r>
+        <w:rPr>
+          <w:sz w:val="28"/>
+          <w:szCs w:val="28"/>
+        </w:rPr>
         <w:t>Hệ thống phải tương thích với các trình duyệt phổ biến: Chrome, Firefox, Safari, Edge (phiên bản 2 năm gần nhất).</w:t>
       </w:r>
     </w:p>
@@ -5552,8 +6217,17 @@
           <w:numId w:val="2"/>
         </w:numPr>
         <w:spacing w:line="288" w:lineRule="auto"/>
-      </w:pPr>
-      <w:r>
+        <w:jc w:val="both"/>
+        <w:rPr>
+          <w:sz w:val="28"/>
+          <w:szCs w:val="28"/>
+        </w:rPr>
+      </w:pPr>
+      <w:r>
+        <w:rPr>
+          <w:sz w:val="28"/>
+          <w:szCs w:val="28"/>
+        </w:rPr>
         <w:t>Ứng dụng di động hỗ trợ iOS 14+ và Android 10+.</w:t>
       </w:r>
     </w:p>
@@ -5565,8 +6239,17 @@
           <w:numId w:val="2"/>
         </w:numPr>
         <w:spacing w:line="288" w:lineRule="auto"/>
-      </w:pPr>
-      <w:r>
+        <w:jc w:val="both"/>
+        <w:rPr>
+          <w:sz w:val="28"/>
+          <w:szCs w:val="28"/>
+        </w:rPr>
+      </w:pPr>
+      <w:r>
+        <w:rPr>
+          <w:sz w:val="28"/>
+          <w:szCs w:val="28"/>
+        </w:rPr>
         <w:t>Cơ sở dữ liệu sử dụng hệ quản trị cơ sở dữ liệu quan hệ (PostgreSQL/MySQL) đảm bảo tính toàn vẹn giao dịch ACID.</w:t>
       </w:r>
     </w:p>
@@ -5578,8 +6261,17 @@
           <w:numId w:val="2"/>
         </w:numPr>
         <w:spacing w:line="288" w:lineRule="auto"/>
-      </w:pPr>
-      <w:r>
+        <w:jc w:val="both"/>
+        <w:rPr>
+          <w:sz w:val="28"/>
+          <w:szCs w:val="28"/>
+        </w:rPr>
+      </w:pPr>
+      <w:r>
+        <w:rPr>
+          <w:sz w:val="28"/>
+          <w:szCs w:val="28"/>
+        </w:rPr>
         <w:t>API nội bộ sử dụng chuẩn RESTful, định dạng trao đổi dữ liệu JSON.</w:t>
       </w:r>
     </w:p>
@@ -5591,27 +6283,46 @@
           <w:numId w:val="2"/>
         </w:numPr>
         <w:spacing w:line="288" w:lineRule="auto"/>
-      </w:pPr>
-      <w:r>
+        <w:jc w:val="both"/>
+        <w:rPr>
+          <w:sz w:val="28"/>
+          <w:szCs w:val="28"/>
+        </w:rPr>
+      </w:pPr>
+      <w:r>
+        <w:rPr>
+          <w:sz w:val="28"/>
+          <w:szCs w:val="28"/>
+        </w:rPr>
         <w:t>Hệ thống kiểm soát vé phải hoạt động được trong điều kiện mạng chập chờn hoặc offline tạm thời (sync dữ liệu sau).</w:t>
       </w:r>
     </w:p>
     <w:p>
       <w:pPr>
         <w:spacing w:line="288" w:lineRule="auto"/>
-      </w:pPr>
-    </w:p>
-    <w:p>
-      <w:pPr>
-        <w:spacing w:line="288" w:lineRule="auto"/>
+        <w:jc w:val="both"/>
+        <w:rPr>
+          <w:sz w:val="28"/>
+          <w:szCs w:val="28"/>
+        </w:rPr>
+      </w:pPr>
+    </w:p>
+    <w:p>
+      <w:pPr>
+        <w:spacing w:line="288" w:lineRule="auto"/>
+        <w:jc w:val="both"/>
+        <w:rPr>
+          <w:sz w:val="28"/>
+          <w:szCs w:val="28"/>
+        </w:rPr>
       </w:pPr>
       <w:r>
         <w:rPr>
           <w:b/>
           <w:bCs/>
           <w:color w:val="2E75B6"/>
-          <w:sz w:val="25"/>
-          <w:szCs w:val="25"/>
+          <w:sz w:val="28"/>
+          <w:szCs w:val="28"/>
         </w:rPr>
         <w:t>5.2 Ràng buộc nghiệp vụ</w:t>
       </w:r>
@@ -5624,8 +6335,17 @@
           <w:numId w:val="2"/>
         </w:numPr>
         <w:spacing w:line="288" w:lineRule="auto"/>
-      </w:pPr>
-      <w:r>
+        <w:jc w:val="both"/>
+        <w:rPr>
+          <w:sz w:val="28"/>
+          <w:szCs w:val="28"/>
+        </w:rPr>
+      </w:pPr>
+      <w:r>
+        <w:rPr>
+          <w:sz w:val="28"/>
+          <w:szCs w:val="28"/>
+        </w:rPr>
         <w:t>Mỗi giao dịch đặt vé phải hoàn tất thanh toán trong vòng 15 phút kể từ khi khóa ghế, nếu không hệ thống tự động giải phóng ghế.</w:t>
       </w:r>
     </w:p>
@@ -5637,8 +6357,17 @@
           <w:numId w:val="2"/>
         </w:numPr>
         <w:spacing w:line="288" w:lineRule="auto"/>
-      </w:pPr>
-      <w:r>
+        <w:jc w:val="both"/>
+        <w:rPr>
+          <w:sz w:val="28"/>
+          <w:szCs w:val="28"/>
+        </w:rPr>
+      </w:pPr>
+      <w:r>
+        <w:rPr>
+          <w:sz w:val="28"/>
+          <w:szCs w:val="28"/>
+        </w:rPr>
         <w:t>Chính sách giảm giá phải tuân thủ đúng quy định của Tổng công ty Đường sắt Việt Nam.</w:t>
       </w:r>
     </w:p>
@@ -5650,27 +6379,46 @@
           <w:numId w:val="2"/>
         </w:numPr>
         <w:spacing w:line="288" w:lineRule="auto"/>
-      </w:pPr>
-      <w:r>
+        <w:jc w:val="both"/>
+        <w:rPr>
+          <w:sz w:val="28"/>
+          <w:szCs w:val="28"/>
+        </w:rPr>
+      </w:pPr>
+      <w:r>
+        <w:rPr>
+          <w:sz w:val="28"/>
+          <w:szCs w:val="28"/>
+        </w:rPr>
         <w:t>Vé điện tử phải chứa đầy đủ thông tin theo mẫu quy định: họ tên, số CCCD, số hiệu tàu, toa, ghế, ga đi, ga đến.</w:t>
       </w:r>
     </w:p>
     <w:p>
       <w:pPr>
         <w:spacing w:line="288" w:lineRule="auto"/>
-      </w:pPr>
-    </w:p>
-    <w:p>
-      <w:pPr>
-        <w:spacing w:line="288" w:lineRule="auto"/>
+        <w:jc w:val="both"/>
+        <w:rPr>
+          <w:sz w:val="28"/>
+          <w:szCs w:val="28"/>
+        </w:rPr>
+      </w:pPr>
+    </w:p>
+    <w:p>
+      <w:pPr>
+        <w:spacing w:line="288" w:lineRule="auto"/>
+        <w:jc w:val="both"/>
+        <w:rPr>
+          <w:sz w:val="28"/>
+          <w:szCs w:val="28"/>
+        </w:rPr>
       </w:pPr>
       <w:r>
         <w:rPr>
           <w:b/>
           <w:bCs/>
           <w:color w:val="2E75B6"/>
-          <w:sz w:val="25"/>
-          <w:szCs w:val="25"/>
+          <w:sz w:val="28"/>
+          <w:szCs w:val="28"/>
         </w:rPr>
         <w:t>5.3 Giả định hệ thống</w:t>
       </w:r>
@@ -5683,8 +6431,17 @@
           <w:numId w:val="2"/>
         </w:numPr>
         <w:spacing w:line="288" w:lineRule="auto"/>
-      </w:pPr>
-      <w:r>
+        <w:jc w:val="both"/>
+        <w:rPr>
+          <w:sz w:val="28"/>
+          <w:szCs w:val="28"/>
+        </w:rPr>
+      </w:pPr>
+      <w:r>
+        <w:rPr>
+          <w:sz w:val="28"/>
+          <w:szCs w:val="28"/>
+        </w:rPr>
         <w:t>Hành khách có tài khoản ngân hàng hoặc ví điện tử hợp lệ để thực hiện thanh toán.</w:t>
       </w:r>
     </w:p>
@@ -5696,8 +6453,17 @@
           <w:numId w:val="2"/>
         </w:numPr>
         <w:spacing w:line="288" w:lineRule="auto"/>
-      </w:pPr>
-      <w:r>
+        <w:jc w:val="both"/>
+        <w:rPr>
+          <w:sz w:val="28"/>
+          <w:szCs w:val="28"/>
+        </w:rPr>
+      </w:pPr>
+      <w:r>
+        <w:rPr>
+          <w:sz w:val="28"/>
+          <w:szCs w:val="28"/>
+        </w:rPr>
         <w:t>Nhân viên kiểm soát vé được đào tạo sử dụng thiết bị cầm tay và ứng dụng kiểm soát.</w:t>
       </w:r>
     </w:p>
@@ -5709,19 +6475,33 @@
           <w:numId w:val="2"/>
         </w:numPr>
         <w:spacing w:line="288" w:lineRule="auto"/>
-      </w:pPr>
-      <w:r>
+        <w:jc w:val="both"/>
+        <w:rPr>
+          <w:sz w:val="28"/>
+          <w:szCs w:val="28"/>
+        </w:rPr>
+      </w:pPr>
+      <w:r>
+        <w:rPr>
+          <w:sz w:val="28"/>
+          <w:szCs w:val="28"/>
+        </w:rPr>
         <w:t>Hệ thống cơ sở dữ liệu danh mục nhà ga, tuyến đường đã được cập nhật đầy đủ và chính xác trước khi vận hành.</w:t>
       </w:r>
     </w:p>
     <w:p>
       <w:pPr>
         <w:spacing w:line="288" w:lineRule="auto"/>
+        <w:jc w:val="both"/>
+        <w:rPr>
+          <w:sz w:val="28"/>
+          <w:szCs w:val="28"/>
+        </w:rPr>
       </w:pPr>
     </w:p>
     <w:sectPr>
-      <w:headerReference w:type="default" r:id="rId8"/>
-      <w:footerReference w:type="default" r:id="rId9"/>
+      <w:headerReference w:type="default" r:id="rId14"/>
+      <w:footerReference w:type="default" r:id="rId15"/>
       <w:pgSz w:w="11906" w:h="16838"/>
       <w:pgMar w:top="1440" w:right="1134" w:bottom="1440" w:left="1701" w:header="708" w:footer="708" w:gutter="0"/>
       <w:cols w:space="720"/>
@@ -6827,7 +7607,6 @@
     <w:name w:val="Normal (Web)"/>
     <w:basedOn w:val="Normal"/>
     <w:uiPriority w:val="99"/>
-    <w:semiHidden/>
     <w:unhideWhenUsed/>
     <w:rsid w:val="0082181A"/>
     <w:pPr>
